--- a/Creational_Design_Patterns_Report.docx
+++ b/Creational_Design_Patterns_Report.docx
@@ -40,9 +40,7 @@
       </w:r>
     </w:p>
     <w:p>
-      <w:r>
-        <w:br w:type="page"/>
-      </w:r>
+      <w:r/>
     </w:p>
     <w:p>
       <w:pPr>
@@ -98,9 +96,7 @@
       </w:r>
     </w:p>
     <w:p>
-      <w:r>
-        <w:br w:type="page"/>
-      </w:r>
+      <w:r/>
     </w:p>
     <w:p>
       <w:pPr>
@@ -674,7 +670,7 @@
         <w:pStyle w:val="Heading2"/>
       </w:pPr>
       <w:r>
-        <w:t>JUnit Test Cases</w:t>
+        <w:t>Test Cases</w:t>
       </w:r>
     </w:p>
     <w:p>
@@ -701,7 +697,7 @@
         <w:t>import org.junit.jupiter.api.Test;</w:t>
         <w:br/>
         <w:br/>
-        <w:t>// JUnit 5 tests to verify Singleton behavior</w:t>
+        <w:t>// Console-based tests to verify Singleton behavior</w:t>
         <w:br/>
         <w:t>class CollegeConfigTest {</w:t>
         <w:br/>
@@ -814,9 +810,7 @@
       </w:r>
     </w:p>
     <w:p>
-      <w:r>
-        <w:br w:type="page"/>
-      </w:r>
+      <w:r/>
     </w:p>
     <w:p>
       <w:pPr>
@@ -1486,7 +1480,7 @@
         <w:pStyle w:val="Heading2"/>
       </w:pPr>
       <w:r>
-        <w:t>JUnit Test Cases</w:t>
+        <w:t>Test Cases</w:t>
       </w:r>
     </w:p>
     <w:p>
@@ -1513,7 +1507,7 @@
         <w:t>import org.junit.jupiter.api.Test;</w:t>
         <w:br/>
         <w:br/>
-        <w:t>// JUnit 5 tests to verify Factory pattern behavior</w:t>
+        <w:t>// Console-based tests to verify Factory pattern behavior</w:t>
         <w:br/>
         <w:t>class NotificationFactoryTest {</w:t>
         <w:br/>
@@ -1645,9 +1639,7 @@
       </w:r>
     </w:p>
     <w:p>
-      <w:r>
-        <w:br w:type="page"/>
-      </w:r>
+      <w:r/>
     </w:p>
     <w:p>
       <w:pPr>
@@ -2340,7 +2332,7 @@
         <w:pStyle w:val="Heading2"/>
       </w:pPr>
       <w:r>
-        <w:t>JUnit Test Cases</w:t>
+        <w:t>Test Cases</w:t>
       </w:r>
     </w:p>
     <w:p>
@@ -2367,7 +2359,7 @@
         <w:t>import org.junit.jupiter.api.Test;</w:t>
         <w:br/>
         <w:br/>
-        <w:t>// JUnit 5 tests to verify Builder pattern behavior</w:t>
+        <w:t>// Console-based tests to verify Builder pattern behavior</w:t>
         <w:br/>
         <w:t>class StudentBuilderTest {</w:t>
         <w:br/>
@@ -2601,9 +2593,7 @@
       </w:r>
     </w:p>
     <w:p>
-      <w:r>
-        <w:br w:type="page"/>
-      </w:r>
+      <w:r/>
     </w:p>
     <w:p>
       <w:pPr>
@@ -3134,7 +3124,7 @@
         <w:pStyle w:val="Heading2"/>
       </w:pPr>
       <w:r>
-        <w:t>JUnit Test Cases</w:t>
+        <w:t>Test Cases</w:t>
       </w:r>
     </w:p>
     <w:p>
@@ -3279,9 +3269,7 @@
       </w:r>
     </w:p>
     <w:p>
-      <w:r>
-        <w:br w:type="page"/>
-      </w:r>
+      <w:r/>
     </w:p>
     <w:p>
       <w:pPr>
@@ -3938,7 +3926,7 @@
         <w:pStyle w:val="Heading2"/>
       </w:pPr>
       <w:r>
-        <w:t>JUnit Test Cases</w:t>
+        <w:t>Test Cases</w:t>
       </w:r>
     </w:p>
     <w:p>
@@ -3964,7 +3952,7 @@
         <w:t>import org.junit.jupiter.api.Test;</w:t>
         <w:br/>
         <w:br/>
-        <w:t>// JUnit 5 tests to verify Facade pattern behavior</w:t>
+        <w:t>// Console-based tests to verify Facade pattern behavior</w:t>
         <w:br/>
         <w:t>class FacadeTest {</w:t>
         <w:br/>
@@ -4098,9 +4086,7 @@
       </w:r>
     </w:p>
     <w:p>
-      <w:r>
-        <w:br w:type="page"/>
-      </w:r>
+      <w:r/>
     </w:p>
     <w:p>
       <w:pPr>
@@ -4669,7 +4655,7 @@
         <w:pStyle w:val="Heading2"/>
       </w:pPr>
       <w:r>
-        <w:t>JUnit Test Cases</w:t>
+        <w:t>Test Cases</w:t>
       </w:r>
     </w:p>
     <w:p>
@@ -4695,7 +4681,7 @@
         <w:t>import org.junit.jupiter.api.Test;</w:t>
         <w:br/>
         <w:br/>
-        <w:t>// JUnit 5 tests to verify Proxy pattern behavior</w:t>
+        <w:t>// Console-based tests to verify Proxy pattern behavior</w:t>
         <w:br/>
         <w:t>class ProxyTest {</w:t>
         <w:br/>
@@ -4765,7 +4751,7 @@
         <w:pStyle w:val="ListBullet"/>
       </w:pPr>
       <w:r>
-        <w:t>testAdminCanViewMarks(): Verifies ADMIN role is allowed to view marks.</w:t>
+        <w:t>testAdminAccessAllowed(): Verifies ADMIN role is allowed to view marks.</w:t>
       </w:r>
     </w:p>
     <w:p>
@@ -4773,7 +4759,7 @@
         <w:pStyle w:val="ListBullet"/>
       </w:pPr>
       <w:r>
-        <w:t>testStudentCannotViewMarks(): Verifies STUDENT role is denied (no exception thrown).</w:t>
+        <w:t>testStudentAccessDenied(): Verifies STUDENT role is denied (no exception thrown).</w:t>
       </w:r>
     </w:p>
     <w:p>
@@ -4806,9 +4792,7 @@
       </w:r>
     </w:p>
     <w:p>
-      <w:r>
-        <w:br w:type="page"/>
-      </w:r>
+      <w:r/>
     </w:p>
     <w:p>
       <w:pPr>
@@ -5546,7 +5530,7 @@
         <w:pStyle w:val="Heading2"/>
       </w:pPr>
       <w:r>
-        <w:t>JUnit Test Cases</w:t>
+        <w:t>Test Cases</w:t>
       </w:r>
     </w:p>
     <w:p>
@@ -5572,7 +5556,7 @@
         <w:t>import org.junit.jupiter.api.Test;</w:t>
         <w:br/>
         <w:br/>
-        <w:t>// JUnit 5 tests to verify Decorator pattern behavior</w:t>
+        <w:t>// Console-based tests to verify Decorator pattern behavior</w:t>
         <w:br/>
         <w:t>class DecoratorTest {</w:t>
         <w:br/>
@@ -5720,9 +5704,7 @@
       </w:r>
     </w:p>
     <w:p>
-      <w:r>
-        <w:br w:type="page"/>
-      </w:r>
+      <w:r/>
     </w:p>
     <w:p>
       <w:pPr>
@@ -6262,9 +6244,7 @@
       </w:r>
     </w:p>
     <w:p>
-      <w:r>
-        <w:br w:type="page"/>
-      </w:r>
+      <w:r/>
     </w:p>
     <w:p>
       <w:pPr>
@@ -6624,7 +6604,7 @@
         <w:t>import org.junit.jupiter.api.Test;</w:t>
         <w:br/>
         <w:br/>
-        <w:t>// JUnit 5 tests to verify the Student Services Module integration</w:t>
+        <w:t>// Console-based tests for the Student Services Module</w:t>
         <w:br/>
         <w:t>class ServicesTest {</w:t>
         <w:br/>

--- a/Creational_Design_Patterns_Report.docx
+++ b/Creational_Design_Patterns_Report.docx
@@ -40,7 +40,9 @@
       </w:r>
     </w:p>
     <w:p>
-      <w:r/>
+      <w:r>
+        <w:br w:type="page"/>
+      </w:r>
     </w:p>
     <w:p>
       <w:pPr>
@@ -96,7 +98,9 @@
       </w:r>
     </w:p>
     <w:p>
-      <w:r/>
+      <w:r>
+        <w:br w:type="page"/>
+      </w:r>
     </w:p>
     <w:p>
       <w:pPr>
@@ -151,7 +155,7 @@
         <w:pStyle w:val="ListBullet"/>
       </w:pPr>
       <w:r>
-        <w:t>Write JUnit test cases to verify Singleton behavior.</w:t>
+        <w:t>Write test cases to verify Singleton behavior.</w:t>
       </w:r>
     </w:p>
     <w:p>
@@ -222,7 +226,7 @@
         <w:pStyle w:val="ListBullet"/>
       </w:pPr>
       <w:r>
-        <w:t>JUnit test cases</w:t>
+        <w:t>Test cases</w:t>
       </w:r>
     </w:p>
     <w:p>
@@ -314,7 +318,10 @@
           <w:rFonts w:ascii="Courier New" w:hAnsi="Courier New"/>
           <w:sz w:val="18"/>
         </w:rPr>
-        <w:t>package singleton;</w:t>
+        <w:t>package singleton.bad;</w:t>
+        <w:br/>
+        <w:br/>
+        <w:t>import singleton.CollegeConfigBad;</w:t>
         <w:br/>
         <w:br/>
         <w:t>// Demo showing the problem: calling 'new' twice creates two separate objects</w:t>
@@ -585,7 +592,10 @@
           <w:rFonts w:ascii="Courier New" w:hAnsi="Courier New"/>
           <w:sz w:val="18"/>
         </w:rPr>
-        <w:t>package singleton;</w:t>
+        <w:t>package singleton.demo;</w:t>
+        <w:br/>
+        <w:br/>
+        <w:t>import singleton.CollegeConfig;</w:t>
         <w:br/>
         <w:br/>
         <w:t>// Demo showing the Singleton fix: both references point to the same object</w:t>
@@ -691,67 +701,109 @@
         <w:t>package singleton;</w:t>
         <w:br/>
         <w:br/>
-        <w:t>import static org.junit.jupiter.api.Assertions.*;</w:t>
-        <w:br/>
-        <w:br/>
-        <w:t>import org.junit.jupiter.api.Test;</w:t>
-        <w:br/>
-        <w:br/>
-        <w:t>// Console-based tests to verify Singleton behavior</w:t>
-        <w:br/>
-        <w:t>class CollegeConfigTest {</w:t>
-        <w:br/>
-        <w:br/>
-        <w:t xml:space="preserve">    @Test</w:t>
-        <w:br/>
-        <w:t xml:space="preserve">    // Verify that two calls to getInstance() return the exact same object (reference equality)</w:t>
-        <w:br/>
-        <w:t xml:space="preserve">    void testSingleInstance() {</w:t>
+        <w:t>import java.util.Scanner;</w:t>
+        <w:br/>
+        <w:br/>
+        <w:t>public class CollegeConfigTest {</w:t>
+        <w:br/>
+        <w:br/>
+        <w:t xml:space="preserve">    public static void main(String[] args) {</w:t>
+        <w:br/>
+        <w:t xml:space="preserve">        Scanner scanner = new Scanner(System.in);</w:t>
+        <w:br/>
+        <w:br/>
+        <w:t xml:space="preserve">        System.out.println("=== CollegeConfig Test ===");</w:t>
+        <w:br/>
+        <w:t xml:space="preserve">        testSingleInstance();</w:t>
+        <w:br/>
+        <w:t xml:space="preserve">        testInstanceNotNull();</w:t>
+        <w:br/>
+        <w:br/>
+        <w:t xml:space="preserve">        System.out.print("Enter expected college name: ");</w:t>
+        <w:br/>
+        <w:t xml:space="preserve">        String expectedName = scanner.nextLine();</w:t>
+        <w:br/>
+        <w:t xml:space="preserve">        testCollegeName(expectedName);</w:t>
+        <w:br/>
+        <w:br/>
+        <w:t xml:space="preserve">        System.out.print("Enter expected system version: ");</w:t>
+        <w:br/>
+        <w:t xml:space="preserve">        String expectedVersion = scanner.nextLine();</w:t>
+        <w:br/>
+        <w:t xml:space="preserve">        testSystemVersion(expectedVersion);</w:t>
+        <w:br/>
+        <w:br/>
+        <w:t xml:space="preserve">        scanner.close();</w:t>
+        <w:br/>
+        <w:t xml:space="preserve">    }</w:t>
+        <w:br/>
+        <w:br/>
+        <w:t xml:space="preserve">    static void testSingleInstance() {</w:t>
         <w:br/>
         <w:t xml:space="preserve">        CollegeConfig instance1 = CollegeConfig.getInstance();</w:t>
         <w:br/>
         <w:t xml:space="preserve">        CollegeConfig instance2 = CollegeConfig.getInstance();</w:t>
         <w:br/>
-        <w:t xml:space="preserve">        assertSame(instance1, instance2, "Both references should point to the same instance");</w:t>
+        <w:t xml:space="preserve">        if (instance1 == instance2) {</w:t>
+        <w:br/>
+        <w:t xml:space="preserve">            System.out.println("PASS: Both references point to the same instance");</w:t>
+        <w:br/>
+        <w:t xml:space="preserve">        } else {</w:t>
+        <w:br/>
+        <w:t xml:space="preserve">            System.out.println("FAIL: References point to different instances");</w:t>
+        <w:br/>
+        <w:t xml:space="preserve">        }</w:t>
         <w:br/>
         <w:t xml:space="preserve">    }</w:t>
         <w:br/>
         <w:br/>
-        <w:t xml:space="preserve">    @Test</w:t>
-        <w:br/>
-        <w:t xml:space="preserve">    // Verify the default college name is set correctly</w:t>
-        <w:br/>
-        <w:t xml:space="preserve">    void testCollegeName() {</w:t>
+        <w:t xml:space="preserve">    static void testCollegeName(String expected) {</w:t>
         <w:br/>
         <w:t xml:space="preserve">        CollegeConfig instance = CollegeConfig.getInstance();</w:t>
         <w:br/>
-        <w:t xml:space="preserve">        assertEquals("pcps college", instance.getCollegeName(), "College name should be pcps college");</w:t>
+        <w:t xml:space="preserve">        if (expected.equals(instance.getCollegeName())) {</w:t>
+        <w:br/>
+        <w:t xml:space="preserve">            System.out.println("PASS: College name is " + expected);</w:t>
+        <w:br/>
+        <w:t xml:space="preserve">        } else {</w:t>
+        <w:br/>
+        <w:t xml:space="preserve">            System.out.println("FAIL: Expected " + expected + " but got " + instance.getCollegeName());</w:t>
+        <w:br/>
+        <w:t xml:space="preserve">        }</w:t>
         <w:br/>
         <w:t xml:space="preserve">    }</w:t>
         <w:br/>
         <w:br/>
-        <w:t xml:space="preserve">    @Test</w:t>
-        <w:br/>
-        <w:t xml:space="preserve">    // Verify the default system version is set correctly</w:t>
-        <w:br/>
-        <w:t xml:space="preserve">    void testSystemVersion() {</w:t>
+        <w:t xml:space="preserve">    static void testSystemVersion(String expected) {</w:t>
         <w:br/>
         <w:t xml:space="preserve">        CollegeConfig instance = CollegeConfig.getInstance();</w:t>
         <w:br/>
-        <w:t xml:space="preserve">        assertEquals("1.0", instance.getSystemVersion(), "System version should be 1.0");</w:t>
+        <w:t xml:space="preserve">        if (expected.equals(instance.getSystemVersion())) {</w:t>
+        <w:br/>
+        <w:t xml:space="preserve">            System.out.println("PASS: System version is " + expected);</w:t>
+        <w:br/>
+        <w:t xml:space="preserve">        } else {</w:t>
+        <w:br/>
+        <w:t xml:space="preserve">            System.out.println("FAIL: Expected " + expected + " but got " + instance.getSystemVersion());</w:t>
+        <w:br/>
+        <w:t xml:space="preserve">        }</w:t>
         <w:br/>
         <w:t xml:space="preserve">    }</w:t>
         <w:br/>
         <w:br/>
-        <w:t xml:space="preserve">    @Test</w:t>
-        <w:br/>
-        <w:t xml:space="preserve">    // Verify that getInstance() never returns null</w:t>
-        <w:br/>
-        <w:t xml:space="preserve">    void testInstanceNotNull() {</w:t>
+        <w:t xml:space="preserve">    static void testInstanceNotNull() {</w:t>
         <w:br/>
         <w:t xml:space="preserve">        CollegeConfig instance = CollegeConfig.getInstance();</w:t>
         <w:br/>
-        <w:t xml:space="preserve">        assertNotNull(instance, "Singleton instance should not be null");</w:t>
+        <w:t xml:space="preserve">        if (instance != null) {</w:t>
+        <w:br/>
+        <w:t xml:space="preserve">            System.out.println("PASS: Instance is not null");</w:t>
+        <w:br/>
+        <w:t xml:space="preserve">        } else {</w:t>
+        <w:br/>
+        <w:t xml:space="preserve">            System.out.println("FAIL: Instance is null");</w:t>
+        <w:br/>
+        <w:t xml:space="preserve">        }</w:t>
         <w:br/>
         <w:t xml:space="preserve">    }</w:t>
         <w:br/>
@@ -769,7 +821,7 @@
         <w:pStyle w:val="ListBullet"/>
       </w:pPr>
       <w:r>
-        <w:t>testSingleInstance(): Verifies that two calls to getInstance() return the exact same object (reference equality via assertSame).</w:t>
+        <w:t>testSingleInstance(): Verifies that two calls to getInstance() return the exact same object (reference equality).</w:t>
       </w:r>
     </w:p>
     <w:p>
@@ -810,7 +862,9 @@
       </w:r>
     </w:p>
     <w:p>
-      <w:r/>
+      <w:r>
+        <w:br w:type="page"/>
+      </w:r>
     </w:p>
     <w:p>
       <w:pPr>
@@ -865,7 +919,7 @@
         <w:pStyle w:val="ListBullet"/>
       </w:pPr>
       <w:r>
-        <w:t>Write JUnit test cases to verify Factory Method behavior.</w:t>
+        <w:t>Write test cases to verify Factory Method behavior.</w:t>
       </w:r>
     </w:p>
     <w:p>
@@ -931,7 +985,7 @@
         <w:pStyle w:val="ListBullet"/>
       </w:pPr>
       <w:r>
-        <w:t>JUnit test cases</w:t>
+        <w:t>Test cases</w:t>
       </w:r>
     </w:p>
     <w:p>
@@ -1018,7 +1072,10 @@
           <w:rFonts w:ascii="Courier New" w:hAnsi="Courier New"/>
           <w:sz w:val="18"/>
         </w:rPr>
-        <w:t>package factory;</w:t>
+        <w:t>package factory.bad;</w:t>
+        <w:br/>
+        <w:br/>
+        <w:t>import factory.NotificationServiceBad;</w:t>
         <w:br/>
         <w:br/>
         <w:t>// Demo showing the problem: instance creation and business logic are mixed together</w:t>
@@ -1402,7 +1459,12 @@
           <w:rFonts w:ascii="Courier New" w:hAnsi="Courier New"/>
           <w:sz w:val="18"/>
         </w:rPr>
-        <w:t>package factory;</w:t>
+        <w:t>package factory.demo;</w:t>
+        <w:br/>
+        <w:br/>
+        <w:t>import factory.Notification;</w:t>
+        <w:br/>
+        <w:t>import factory.NotificationFactory;</w:t>
         <w:br/>
         <w:br/>
         <w:t>// Demo showing the Factory fix: creation logic is centralized in the factory</w:t>
@@ -1501,81 +1563,144 @@
         <w:t>package factory;</w:t>
         <w:br/>
         <w:br/>
-        <w:t>import static org.junit.jupiter.api.Assertions.*;</w:t>
-        <w:br/>
-        <w:br/>
-        <w:t>import org.junit.jupiter.api.Test;</w:t>
-        <w:br/>
-        <w:br/>
-        <w:t>// Console-based tests to verify Factory pattern behavior</w:t>
-        <w:br/>
-        <w:t>class NotificationFactoryTest {</w:t>
-        <w:br/>
-        <w:br/>
-        <w:t xml:space="preserve">    @Test</w:t>
-        <w:br/>
-        <w:t xml:space="preserve">    // Verify factory returns EmailNotification for "EMAIL"</w:t>
-        <w:br/>
-        <w:t xml:space="preserve">    void testEmailNotification() {</w:t>
-        <w:br/>
-        <w:t xml:space="preserve">        Notification notification = NotificationFactory.createNotification("EMAIL");</w:t>
-        <w:br/>
-        <w:t xml:space="preserve">        assertTrue(notification instanceof EmailNotification);</w:t>
+        <w:t>import java.util.Scanner;</w:t>
+        <w:br/>
+        <w:br/>
+        <w:t>public class NotificationFactoryTest {</w:t>
+        <w:br/>
+        <w:br/>
+        <w:t xml:space="preserve">    public static void main(String[] args) {</w:t>
+        <w:br/>
+        <w:t xml:space="preserve">        Scanner scanner = new Scanner(System.in);</w:t>
+        <w:br/>
+        <w:br/>
+        <w:t xml:space="preserve">        System.out.println("=== NotificationFactory Test ===");</w:t>
+        <w:br/>
+        <w:br/>
+        <w:t xml:space="preserve">        System.out.print("Enter notification type for Email (e.g., EMAIL): ");</w:t>
+        <w:br/>
+        <w:t xml:space="preserve">        String emailType = scanner.nextLine();</w:t>
+        <w:br/>
+        <w:t xml:space="preserve">        testEmailNotification(emailType);</w:t>
+        <w:br/>
+        <w:br/>
+        <w:t xml:space="preserve">        System.out.print("Enter notification type for SMS (e.g., SMS): ");</w:t>
+        <w:br/>
+        <w:t xml:space="preserve">        String smsType = scanner.nextLine();</w:t>
+        <w:br/>
+        <w:t xml:space="preserve">        testSmsNotification(smsType);</w:t>
+        <w:br/>
+        <w:br/>
+        <w:t xml:space="preserve">        System.out.print("Enter notification type for Push (e.g., PUSH): ");</w:t>
+        <w:br/>
+        <w:t xml:space="preserve">        String pushType = scanner.nextLine();</w:t>
+        <w:br/>
+        <w:t xml:space="preserve">        testPushNotification(pushType);</w:t>
+        <w:br/>
+        <w:br/>
+        <w:t xml:space="preserve">        System.out.print("Enter notification type to verify not null: ");</w:t>
+        <w:br/>
+        <w:t xml:space="preserve">        String notNullType = scanner.nextLine();</w:t>
+        <w:br/>
+        <w:t xml:space="preserve">        testNotificationNotNull(notNullType);</w:t>
+        <w:br/>
+        <w:br/>
+        <w:t xml:space="preserve">        System.out.print("Enter invalid notification type to test exception: ");</w:t>
+        <w:br/>
+        <w:t xml:space="preserve">        String invalidType = scanner.nextLine();</w:t>
+        <w:br/>
+        <w:t xml:space="preserve">        testInvalidTypeThrowsException(invalidType);</w:t>
+        <w:br/>
+        <w:br/>
+        <w:t xml:space="preserve">        scanner.close();</w:t>
         <w:br/>
         <w:t xml:space="preserve">    }</w:t>
         <w:br/>
         <w:br/>
-        <w:t xml:space="preserve">    @Test</w:t>
-        <w:br/>
-        <w:t xml:space="preserve">    // Verify factory returns SmsNotification for "SMS"</w:t>
-        <w:br/>
-        <w:t xml:space="preserve">    void testSmsNotification() {</w:t>
-        <w:br/>
-        <w:t xml:space="preserve">        Notification notification = NotificationFactory.createNotification("SMS");</w:t>
-        <w:br/>
-        <w:t xml:space="preserve">        assertTrue(notification instanceof SmsNotification);</w:t>
+        <w:t xml:space="preserve">    static void testEmailNotification(String type) {</w:t>
+        <w:br/>
+        <w:t xml:space="preserve">        Notification notification = NotificationFactory.createNotification(type);</w:t>
+        <w:br/>
+        <w:t xml:space="preserve">        if (notification instanceof EmailNotification) {</w:t>
+        <w:br/>
+        <w:t xml:space="preserve">            System.out.println("PASS: " + type + " creates EmailNotification");</w:t>
+        <w:br/>
+        <w:t xml:space="preserve">        } else {</w:t>
+        <w:br/>
+        <w:t xml:space="preserve">            System.out.println("FAIL: " + type + " did not create EmailNotification");</w:t>
+        <w:br/>
+        <w:t xml:space="preserve">        }</w:t>
         <w:br/>
         <w:t xml:space="preserve">    }</w:t>
         <w:br/>
         <w:br/>
-        <w:t xml:space="preserve">    @Test</w:t>
-        <w:br/>
-        <w:t xml:space="preserve">    // Verify factory returns PushNotification for "PUSH"</w:t>
-        <w:br/>
-        <w:t xml:space="preserve">    void testPushNotification() {</w:t>
-        <w:br/>
-        <w:t xml:space="preserve">        Notification notification = NotificationFactory.createNotification("PUSH");</w:t>
-        <w:br/>
-        <w:t xml:space="preserve">        assertTrue(notification instanceof PushNotification);</w:t>
+        <w:t xml:space="preserve">    static void testSmsNotification(String type) {</w:t>
+        <w:br/>
+        <w:t xml:space="preserve">        Notification notification = NotificationFactory.createNotification(type);</w:t>
+        <w:br/>
+        <w:t xml:space="preserve">        if (notification instanceof SmsNotification) {</w:t>
+        <w:br/>
+        <w:t xml:space="preserve">            System.out.println("PASS: " + type + " creates SmsNotification");</w:t>
+        <w:br/>
+        <w:t xml:space="preserve">        } else {</w:t>
+        <w:br/>
+        <w:t xml:space="preserve">            System.out.println("FAIL: " + type + " did not create SmsNotification");</w:t>
+        <w:br/>
+        <w:t xml:space="preserve">        }</w:t>
         <w:br/>
         <w:t xml:space="preserve">    }</w:t>
         <w:br/>
         <w:br/>
-        <w:t xml:space="preserve">    @Test</w:t>
-        <w:br/>
-        <w:t xml:space="preserve">    // Verify factory never returns null for valid types</w:t>
-        <w:br/>
-        <w:t xml:space="preserve">    void testNotificationNotNull() {</w:t>
-        <w:br/>
-        <w:t xml:space="preserve">        Notification notification = NotificationFactory.createNotification("EMAIL");</w:t>
-        <w:br/>
-        <w:t xml:space="preserve">        assertNotNull(notification);</w:t>
+        <w:t xml:space="preserve">    static void testPushNotification(String type) {</w:t>
+        <w:br/>
+        <w:t xml:space="preserve">        Notification notification = NotificationFactory.createNotification(type);</w:t>
+        <w:br/>
+        <w:t xml:space="preserve">        if (notification instanceof PushNotification) {</w:t>
+        <w:br/>
+        <w:t xml:space="preserve">            System.out.println("PASS: " + type + " creates PushNotification");</w:t>
+        <w:br/>
+        <w:t xml:space="preserve">        } else {</w:t>
+        <w:br/>
+        <w:t xml:space="preserve">            System.out.println("FAIL: " + type + " did not create PushNotification");</w:t>
+        <w:br/>
+        <w:t xml:space="preserve">        }</w:t>
         <w:br/>
         <w:t xml:space="preserve">    }</w:t>
         <w:br/>
         <w:br/>
-        <w:t xml:space="preserve">    @Test</w:t>
-        <w:br/>
-        <w:t xml:space="preserve">    // Verify factory throws exception for unknown types</w:t>
-        <w:br/>
-        <w:t xml:space="preserve">    void testInvalidTypeThrowsException() {</w:t>
-        <w:br/>
-        <w:t xml:space="preserve">        assertThrows(IllegalArgumentException.class,</w:t>
-        <w:br/>
-        <w:t xml:space="preserve">                () -&gt; NotificationFactory.createNotification("FAX"));</w:t>
+        <w:t xml:space="preserve">    static void testNotificationNotNull(String type) {</w:t>
+        <w:br/>
+        <w:t xml:space="preserve">        Notification notification = NotificationFactory.createNotification(type);</w:t>
+        <w:br/>
+        <w:t xml:space="preserve">        if (notification != null) {</w:t>
+        <w:br/>
+        <w:t xml:space="preserve">            System.out.println("PASS: Notification is not null for type " + type);</w:t>
+        <w:br/>
+        <w:t xml:space="preserve">        } else {</w:t>
+        <w:br/>
+        <w:t xml:space="preserve">            System.out.println("FAIL: Notification is null for type " + type);</w:t>
+        <w:br/>
+        <w:t xml:space="preserve">        }</w:t>
         <w:br/>
         <w:t xml:space="preserve">    }</w:t>
         <w:br/>
+        <w:br/>
+        <w:t xml:space="preserve">    static void testInvalidTypeThrowsException(String type) {</w:t>
+        <w:br/>
+        <w:t xml:space="preserve">        try {</w:t>
+        <w:br/>
+        <w:t xml:space="preserve">            NotificationFactory.createNotification(type);</w:t>
+        <w:br/>
+        <w:t xml:space="preserve">            System.out.println("FAIL: No exception thrown for invalid type " + type);</w:t>
+        <w:br/>
+        <w:t xml:space="preserve">        } catch (IllegalArgumentException e) {</w:t>
+        <w:br/>
+        <w:t xml:space="preserve">            System.out.println("PASS: Exception thrown for invalid type " + type);</w:t>
+        <w:br/>
+        <w:t xml:space="preserve">        }</w:t>
+        <w:br/>
+        <w:t xml:space="preserve">    }</w:t>
+        <w:br/>
         <w:t>}</w:t>
         <w:br/>
       </w:r>
@@ -1639,7 +1764,9 @@
       </w:r>
     </w:p>
     <w:p>
-      <w:r/>
+      <w:r>
+        <w:br w:type="page"/>
+      </w:r>
     </w:p>
     <w:p>
       <w:pPr>
@@ -1694,7 +1821,7 @@
         <w:pStyle w:val="ListBullet"/>
       </w:pPr>
       <w:r>
-        <w:t>Write JUnit test cases to verify Builder Pattern behavior.</w:t>
+        <w:t>Write test cases to verify Builder Pattern behavior.</w:t>
       </w:r>
     </w:p>
     <w:p>
@@ -1760,7 +1887,7 @@
         <w:pStyle w:val="ListBullet"/>
       </w:pPr>
       <w:r>
-        <w:t>JUnit test cases</w:t>
+        <w:t>Test cases</w:t>
       </w:r>
     </w:p>
     <w:p>
@@ -1880,7 +2007,10 @@
           <w:rFonts w:ascii="Courier New" w:hAnsi="Courier New"/>
           <w:sz w:val="18"/>
         </w:rPr>
-        <w:t>package builder;</w:t>
+        <w:t>package builder.bad;</w:t>
+        <w:br/>
+        <w:br/>
+        <w:t>import builder.StudentBad;</w:t>
         <w:br/>
         <w:br/>
         <w:t>// Demo showing the problem: long parameter list is error-prone and hard to read</w:t>
@@ -2223,7 +2353,10 @@
           <w:rFonts w:ascii="Courier New" w:hAnsi="Courier New"/>
           <w:sz w:val="18"/>
         </w:rPr>
-        <w:t>package builder;</w:t>
+        <w:t>package builder.demo;</w:t>
+        <w:br/>
+        <w:br/>
+        <w:t>import builder.Student;</w:t>
         <w:br/>
         <w:br/>
         <w:t>// Demo showing the Builder fix: fluent API makes object creation clear and flexible</w:t>
@@ -2353,151 +2486,245 @@
         <w:t>package builder;</w:t>
         <w:br/>
         <w:br/>
-        <w:t>import static org.junit.jupiter.api.Assertions.*;</w:t>
-        <w:br/>
-        <w:br/>
-        <w:t>import org.junit.jupiter.api.Test;</w:t>
-        <w:br/>
-        <w:br/>
-        <w:t>// Console-based tests to verify Builder pattern behavior</w:t>
-        <w:br/>
-        <w:t>class StudentBuilderTest {</w:t>
-        <w:br/>
-        <w:br/>
-        <w:t xml:space="preserve">    @Test</w:t>
-        <w:br/>
-        <w:t xml:space="preserve">    // Verify a fully built Student object is not null</w:t>
-        <w:br/>
-        <w:t xml:space="preserve">    void testStudentCreatedSuccessfully() {</w:t>
+        <w:t>import java.util.Scanner;</w:t>
+        <w:br/>
+        <w:br/>
+        <w:t>public class StudentBuilderTest {</w:t>
+        <w:br/>
+        <w:br/>
+        <w:t xml:space="preserve">    public static void main(String[] args) {</w:t>
+        <w:br/>
+        <w:t xml:space="preserve">        Scanner scanner = new Scanner(System.in);</w:t>
+        <w:br/>
+        <w:br/>
+        <w:t xml:space="preserve">        System.out.println("=== StudentBuilder Test ===");</w:t>
+        <w:br/>
+        <w:br/>
+        <w:t xml:space="preserve">        System.out.print("Enter student ID: ");</w:t>
+        <w:br/>
+        <w:t xml:space="preserve">        int id = scanner.nextInt();</w:t>
+        <w:br/>
+        <w:t xml:space="preserve">        scanner.nextLine();</w:t>
+        <w:br/>
+        <w:br/>
+        <w:t xml:space="preserve">        System.out.print("Enter name: ");</w:t>
+        <w:br/>
+        <w:t xml:space="preserve">        String name = scanner.nextLine();</w:t>
+        <w:br/>
+        <w:br/>
+        <w:t xml:space="preserve">        System.out.print("Enter email: ");</w:t>
+        <w:br/>
+        <w:t xml:space="preserve">        String email = scanner.nextLine();</w:t>
+        <w:br/>
+        <w:br/>
+        <w:t xml:space="preserve">        System.out.print("Enter phone number: ");</w:t>
+        <w:br/>
+        <w:t xml:space="preserve">        String phone = scanner.nextLine();</w:t>
+        <w:br/>
+        <w:br/>
+        <w:t xml:space="preserve">        System.out.print("Enter department: ");</w:t>
+        <w:br/>
+        <w:t xml:space="preserve">        String dept = scanner.nextLine();</w:t>
+        <w:br/>
+        <w:br/>
+        <w:t xml:space="preserve">        System.out.print("Enter semester: ");</w:t>
+        <w:br/>
+        <w:t xml:space="preserve">        int sem = scanner.nextInt();</w:t>
+        <w:br/>
+        <w:t xml:space="preserve">        scanner.nextLine();</w:t>
+        <w:br/>
+        <w:br/>
+        <w:t xml:space="preserve">        System.out.print("Enter address: ");</w:t>
+        <w:br/>
+        <w:t xml:space="preserve">        String address = scanner.nextLine();</w:t>
+        <w:br/>
+        <w:br/>
+        <w:t xml:space="preserve">        System.out.print("Enter guardian name: ");</w:t>
+        <w:br/>
+        <w:t xml:space="preserve">        String guardian = scanner.nextLine();</w:t>
+        <w:br/>
         <w:br/>
         <w:t xml:space="preserve">        Student student = new Student.Builder()</w:t>
         <w:br/>
-        <w:t xml:space="preserve">                .studentId(101)</w:t>
-        <w:br/>
-        <w:t xml:space="preserve">                .name("Ram")</w:t>
-        <w:br/>
-        <w:t xml:space="preserve">                .email("ram@gmail.com")</w:t>
-        <w:br/>
-        <w:t xml:space="preserve">                .phoneNumber("9800000000")</w:t>
-        <w:br/>
-        <w:t xml:space="preserve">                .department("BCA")</w:t>
-        <w:br/>
-        <w:t xml:space="preserve">                .semester(5)</w:t>
-        <w:br/>
-        <w:t xml:space="preserve">                .address("Kathmandu")</w:t>
-        <w:br/>
-        <w:t xml:space="preserve">                .guardianName("Hari")</w:t>
+        <w:t xml:space="preserve">                .studentId(id)</w:t>
+        <w:br/>
+        <w:t xml:space="preserve">                .name(name)</w:t>
+        <w:br/>
+        <w:t xml:space="preserve">                .email(email)</w:t>
+        <w:br/>
+        <w:t xml:space="preserve">                .phoneNumber(phone)</w:t>
+        <w:br/>
+        <w:t xml:space="preserve">                .department(dept)</w:t>
+        <w:br/>
+        <w:t xml:space="preserve">                .semester(sem)</w:t>
+        <w:br/>
+        <w:t xml:space="preserve">                .address(address)</w:t>
+        <w:br/>
+        <w:t xml:space="preserve">                .guardianName(guardian)</w:t>
         <w:br/>
         <w:t xml:space="preserve">                .build();</w:t>
         <w:br/>
-        <w:t xml:space="preserve">        assertNotNull(student);</w:t>
+        <w:br/>
+        <w:t xml:space="preserve">        System.out.println("\n=== Test Results ===");</w:t>
+        <w:br/>
+        <w:t xml:space="preserve">        testStudentCreatedSuccessfully(student);</w:t>
+        <w:br/>
+        <w:t xml:space="preserve">        testStudentId(student, id);</w:t>
+        <w:br/>
+        <w:t xml:space="preserve">        testStudentName(student, name);</w:t>
+        <w:br/>
+        <w:t xml:space="preserve">        testDepartment(student, dept);</w:t>
+        <w:br/>
+        <w:t xml:space="preserve">        testSemester(student, sem);</w:t>
+        <w:br/>
+        <w:t xml:space="preserve">        testEmail(student, email);</w:t>
+        <w:br/>
+        <w:t xml:space="preserve">        testPhoneNumber(student, phone);</w:t>
+        <w:br/>
+        <w:t xml:space="preserve">        testAddress(student, address);</w:t>
+        <w:br/>
+        <w:t xml:space="preserve">        testGuardianName(student, guardian);</w:t>
+        <w:br/>
+        <w:br/>
+        <w:t xml:space="preserve">        scanner.close();</w:t>
         <w:br/>
         <w:t xml:space="preserve">    }</w:t>
         <w:br/>
         <w:br/>
-        <w:t xml:space="preserve">    @Test</w:t>
-        <w:br/>
-        <w:t xml:space="preserve">    // Verify setting only studentId via Builder works</w:t>
-        <w:br/>
-        <w:t xml:space="preserve">    void testStudentId() {</w:t>
-        <w:br/>
-        <w:t xml:space="preserve">        Student student = new Student.Builder().studentId(101).build();</w:t>
-        <w:br/>
-        <w:t xml:space="preserve">        assertEquals(101, student.getStudentId());</w:t>
+        <w:t xml:space="preserve">    static void testStudentCreatedSuccessfully(Student student) {</w:t>
+        <w:br/>
+        <w:t xml:space="preserve">        if (student != null) {</w:t>
+        <w:br/>
+        <w:t xml:space="preserve">            System.out.println("PASS: Student created successfully");</w:t>
+        <w:br/>
+        <w:t xml:space="preserve">        } else {</w:t>
+        <w:br/>
+        <w:t xml:space="preserve">            System.out.println("FAIL: Student is null");</w:t>
+        <w:br/>
+        <w:t xml:space="preserve">        }</w:t>
         <w:br/>
         <w:t xml:space="preserve">    }</w:t>
         <w:br/>
         <w:br/>
-        <w:t xml:space="preserve">    @Test</w:t>
-        <w:br/>
-        <w:t xml:space="preserve">    // Verify setting only name via Builder works</w:t>
-        <w:br/>
-        <w:t xml:space="preserve">    void testStudentName() {</w:t>
-        <w:br/>
-        <w:t xml:space="preserve">        Student student = new Student.Builder().name("Ram").build();</w:t>
-        <w:br/>
-        <w:t xml:space="preserve">        assertEquals("Ram", student.getName());</w:t>
+        <w:t xml:space="preserve">    static void testStudentId(Student student, int expected) {</w:t>
+        <w:br/>
+        <w:t xml:space="preserve">        if (student.getStudentId() == expected) {</w:t>
+        <w:br/>
+        <w:t xml:space="preserve">            System.out.println("PASS: Student ID is " + expected);</w:t>
+        <w:br/>
+        <w:t xml:space="preserve">        } else {</w:t>
+        <w:br/>
+        <w:t xml:space="preserve">            System.out.println("FAIL: Expected " + expected + " but got " + student.getStudentId());</w:t>
+        <w:br/>
+        <w:t xml:space="preserve">        }</w:t>
         <w:br/>
         <w:t xml:space="preserve">    }</w:t>
         <w:br/>
         <w:br/>
-        <w:t xml:space="preserve">    @Test</w:t>
-        <w:br/>
-        <w:t xml:space="preserve">    // Verify setting only department via Builder works</w:t>
-        <w:br/>
-        <w:t xml:space="preserve">    void testDepartment() {</w:t>
-        <w:br/>
-        <w:t xml:space="preserve">        Student student = new Student.Builder().department("BCA").build();</w:t>
-        <w:br/>
-        <w:t xml:space="preserve">        assertEquals("BCA", student.getDepartment());</w:t>
+        <w:t xml:space="preserve">    static void testStudentName(Student student, String expected) {</w:t>
+        <w:br/>
+        <w:t xml:space="preserve">        if (expected.equals(student.getName())) {</w:t>
+        <w:br/>
+        <w:t xml:space="preserve">            System.out.println("PASS: Name is " + expected);</w:t>
+        <w:br/>
+        <w:t xml:space="preserve">        } else {</w:t>
+        <w:br/>
+        <w:t xml:space="preserve">            System.out.println("FAIL: Expected " + expected + " but got " + student.getName());</w:t>
+        <w:br/>
+        <w:t xml:space="preserve">        }</w:t>
         <w:br/>
         <w:t xml:space="preserve">    }</w:t>
         <w:br/>
         <w:br/>
-        <w:t xml:space="preserve">    @Test</w:t>
-        <w:br/>
-        <w:t xml:space="preserve">    // Verify setting only semester via Builder works</w:t>
-        <w:br/>
-        <w:t xml:space="preserve">    void testSemester() {</w:t>
-        <w:br/>
-        <w:t xml:space="preserve">        Student student = new Student.Builder().semester(5).build();</w:t>
-        <w:br/>
-        <w:t xml:space="preserve">        assertEquals(5, student.getSemester());</w:t>
+        <w:t xml:space="preserve">    static void testDepartment(Student student, String expected) {</w:t>
+        <w:br/>
+        <w:t xml:space="preserve">        if (expected.equals(student.getDepartment())) {</w:t>
+        <w:br/>
+        <w:t xml:space="preserve">            System.out.println("PASS: Department is " + expected);</w:t>
+        <w:br/>
+        <w:t xml:space="preserve">        } else {</w:t>
+        <w:br/>
+        <w:t xml:space="preserve">            System.out.println("FAIL: Expected " + expected + " but got " + student.getDepartment());</w:t>
+        <w:br/>
+        <w:t xml:space="preserve">        }</w:t>
         <w:br/>
         <w:t xml:space="preserve">    }</w:t>
         <w:br/>
         <w:br/>
-        <w:t xml:space="preserve">    @Test</w:t>
-        <w:br/>
-        <w:t xml:space="preserve">    // Verify setting only email via Builder works</w:t>
-        <w:br/>
-        <w:t xml:space="preserve">    void testEmail() {</w:t>
-        <w:br/>
-        <w:t xml:space="preserve">        Student student = new Student.Builder().email("ram@gmail.com").build();</w:t>
-        <w:br/>
-        <w:t xml:space="preserve">        assertEquals("ram@gmail.com", student.getEmail());</w:t>
+        <w:t xml:space="preserve">    static void testSemester(Student student, int expected) {</w:t>
+        <w:br/>
+        <w:t xml:space="preserve">        if (student.getSemester() == expected) {</w:t>
+        <w:br/>
+        <w:t xml:space="preserve">            System.out.println("PASS: Semester is " + expected);</w:t>
+        <w:br/>
+        <w:t xml:space="preserve">        } else {</w:t>
+        <w:br/>
+        <w:t xml:space="preserve">            System.out.println("FAIL: Expected " + expected + " but got " + student.getSemester());</w:t>
+        <w:br/>
+        <w:t xml:space="preserve">        }</w:t>
         <w:br/>
         <w:t xml:space="preserve">    }</w:t>
         <w:br/>
         <w:br/>
-        <w:t xml:space="preserve">    @Test</w:t>
-        <w:br/>
-        <w:t xml:space="preserve">    // Verify setting only phoneNumber via Builder works</w:t>
-        <w:br/>
-        <w:t xml:space="preserve">    void testPhoneNumber() {</w:t>
-        <w:br/>
-        <w:t xml:space="preserve">        Student student = new Student.Builder().phoneNumber("9800000000").build();</w:t>
-        <w:br/>
-        <w:t xml:space="preserve">        assertEquals("9800000000", student.getPhoneNumber());</w:t>
+        <w:t xml:space="preserve">    static void testEmail(Student student, String expected) {</w:t>
+        <w:br/>
+        <w:t xml:space="preserve">        if (expected.equals(student.getEmail())) {</w:t>
+        <w:br/>
+        <w:t xml:space="preserve">            System.out.println("PASS: Email is " + expected);</w:t>
+        <w:br/>
+        <w:t xml:space="preserve">        } else {</w:t>
+        <w:br/>
+        <w:t xml:space="preserve">            System.out.println("FAIL: Expected " + expected + " but got " + student.getEmail());</w:t>
+        <w:br/>
+        <w:t xml:space="preserve">        }</w:t>
         <w:br/>
         <w:t xml:space="preserve">    }</w:t>
         <w:br/>
         <w:br/>
-        <w:t xml:space="preserve">    @Test</w:t>
-        <w:br/>
-        <w:t xml:space="preserve">    // Verify setting only address via Builder works</w:t>
-        <w:br/>
-        <w:t xml:space="preserve">    void testAddress() {</w:t>
-        <w:br/>
-        <w:t xml:space="preserve">        Student student = new Student.Builder().address("Kathmandu").build();</w:t>
-        <w:br/>
-        <w:t xml:space="preserve">        assertEquals("Kathmandu", student.getAddress());</w:t>
+        <w:t xml:space="preserve">    static void testPhoneNumber(Student student, String expected) {</w:t>
+        <w:br/>
+        <w:t xml:space="preserve">        if (expected.equals(student.getPhoneNumber())) {</w:t>
+        <w:br/>
+        <w:t xml:space="preserve">            System.out.println("PASS: Phone is " + expected);</w:t>
+        <w:br/>
+        <w:t xml:space="preserve">        } else {</w:t>
+        <w:br/>
+        <w:t xml:space="preserve">            System.out.println("FAIL: Expected " + expected + " but got " + student.getPhoneNumber());</w:t>
+        <w:br/>
+        <w:t xml:space="preserve">        }</w:t>
         <w:br/>
         <w:t xml:space="preserve">    }</w:t>
         <w:br/>
         <w:br/>
-        <w:t xml:space="preserve">    @Test</w:t>
-        <w:br/>
-        <w:t xml:space="preserve">    // Verify setting only guardianName via Builder works</w:t>
-        <w:br/>
-        <w:t xml:space="preserve">    void testGuardianName() {</w:t>
-        <w:br/>
-        <w:t xml:space="preserve">        Student student = new Student.Builder().guardianName("Hari").build();</w:t>
-        <w:br/>
-        <w:t xml:space="preserve">        assertEquals("Hari", student.getGuardianName());</w:t>
+        <w:t xml:space="preserve">    static void testAddress(Student student, String expected) {</w:t>
+        <w:br/>
+        <w:t xml:space="preserve">        if (expected.equals(student.getAddress())) {</w:t>
+        <w:br/>
+        <w:t xml:space="preserve">            System.out.println("PASS: Address is " + expected);</w:t>
+        <w:br/>
+        <w:t xml:space="preserve">        } else {</w:t>
+        <w:br/>
+        <w:t xml:space="preserve">            System.out.println("FAIL: Expected " + expected + " but got " + student.getAddress());</w:t>
+        <w:br/>
+        <w:t xml:space="preserve">        }</w:t>
         <w:br/>
         <w:t xml:space="preserve">    }</w:t>
         <w:br/>
+        <w:br/>
+        <w:t xml:space="preserve">    static void testGuardianName(Student student, String expected) {</w:t>
+        <w:br/>
+        <w:t xml:space="preserve">        if (expected.equals(student.getGuardianName())) {</w:t>
+        <w:br/>
+        <w:t xml:space="preserve">            System.out.println("PASS: Guardian is " + expected);</w:t>
+        <w:br/>
+        <w:t xml:space="preserve">        } else {</w:t>
+        <w:br/>
+        <w:t xml:space="preserve">            System.out.println("FAIL: Expected " + expected + " but got " + student.getGuardianName());</w:t>
+        <w:br/>
+        <w:t xml:space="preserve">        }</w:t>
+        <w:br/>
+        <w:t xml:space="preserve">    }</w:t>
+        <w:br/>
         <w:t>}</w:t>
         <w:br/>
       </w:r>
@@ -2593,7 +2820,9 @@
       </w:r>
     </w:p>
     <w:p>
-      <w:r/>
+      <w:r>
+        <w:br w:type="page"/>
+      </w:r>
     </w:p>
     <w:p>
       <w:pPr>
@@ -2648,7 +2877,7 @@
         <w:pStyle w:val="ListBullet"/>
       </w:pPr>
       <w:r>
-        <w:t>Write JUnit test cases to verify Adapter behavior.</w:t>
+        <w:t>Write test cases to verify Adapter behavior.</w:t>
       </w:r>
     </w:p>
     <w:p>
@@ -2724,7 +2953,7 @@
         <w:pStyle w:val="ListBullet"/>
       </w:pPr>
       <w:r>
-        <w:t>JUnit test cases</w:t>
+        <w:t>Test cases</w:t>
       </w:r>
     </w:p>
     <w:p>
@@ -2746,6 +2975,197 @@
     <w:p>
       <w:r>
         <w:t>File: AdapterBadDemo.java</w:t>
+      </w:r>
+    </w:p>
+    <w:p>
+      <w:pPr>
+        <w:spacing w:before="40" w:after="40"/>
+        <w:ind w:left="432"/>
+      </w:pPr>
+      <w:r>
+        <w:rPr>
+          <w:rFonts w:ascii="Courier New" w:hAnsi="Courier New"/>
+          <w:sz w:val="18"/>
+        </w:rPr>
+        <w:t>package adapter.bad;</w:t>
+        <w:br/>
+        <w:br/>
+        <w:t>import adapter.LegacyEmailService;</w:t>
+        <w:br/>
+        <w:br/>
+        <w:t>// Bad design: client calls the legacy sendMail() directly</w:t>
+        <w:br/>
+        <w:t>// If the system expects sendNotification(), this code breaks — interfaces are incompatible</w:t>
+        <w:br/>
+        <w:t>public class AdapterBadDemo {</w:t>
+        <w:br/>
+        <w:t xml:space="preserve">    public static void main(String[] args) {</w:t>
+        <w:br/>
+        <w:t xml:space="preserve">        LegacyEmailService oldService = new LegacyEmailService();</w:t>
+        <w:br/>
+        <w:t xml:space="preserve">        oldService.sendMail("Welcome to PCPS College");</w:t>
+        <w:br/>
+        <w:t xml:space="preserve">    }</w:t>
+        <w:br/>
+        <w:t>}</w:t>
+        <w:br/>
+      </w:r>
+    </w:p>
+    <w:p>
+      <w:pPr>
+        <w:pStyle w:val="Heading2"/>
+      </w:pPr>
+      <w:r>
+        <w:t>Part B: Analysis Questions</w:t>
+      </w:r>
+    </w:p>
+    <w:p>
+      <w:pPr>
+        <w:pStyle w:val="Heading3"/>
+      </w:pPr>
+      <w:r>
+        <w:t>Q1. Why cant the notification system directly use the legacy email service?</w:t>
+      </w:r>
+    </w:p>
+    <w:p>
+      <w:r>
+        <w:t>Because the legacy service uses sendMail(String text) while the new system expects sendNotification(String message). The interfaces are incompatible.</w:t>
+      </w:r>
+    </w:p>
+    <w:p>
+      <w:pPr>
+        <w:pStyle w:val="Heading3"/>
+      </w:pPr>
+      <w:r>
+        <w:t>Q2. What problems arise when two classes have different interfaces?</w:t>
+      </w:r>
+    </w:p>
+    <w:p>
+      <w:pPr>
+        <w:pStyle w:val="ListBullet"/>
+      </w:pPr>
+      <w:r>
+        <w:t>Code cannot be reused without modification.</w:t>
+      </w:r>
+    </w:p>
+    <w:p>
+      <w:pPr>
+        <w:pStyle w:val="ListBullet"/>
+      </w:pPr>
+      <w:r>
+        <w:t>Developers must write custom glue code in every client that needs the incompatible service.</w:t>
+      </w:r>
+    </w:p>
+    <w:p>
+      <w:pPr>
+        <w:pStyle w:val="ListBullet"/>
+      </w:pPr>
+      <w:r>
+        <w:t>Testing becomes harder because there is no standard contract between components.</w:t>
+      </w:r>
+    </w:p>
+    <w:p>
+      <w:pPr>
+        <w:pStyle w:val="Heading3"/>
+      </w:pPr>
+      <w:r>
+        <w:t>Q3. What happens if multiple old systems need integration?</w:t>
+      </w:r>
+    </w:p>
+    <w:p>
+      <w:r>
+        <w:t>Each integration requires its own adapter, but the overall architecture remains clean because the adapters are isolated, reusable classes that follow a common interface.</w:t>
+      </w:r>
+    </w:p>
+    <w:p>
+      <w:pPr>
+        <w:pStyle w:val="Heading3"/>
+      </w:pPr>
+      <w:r>
+        <w:t>Q4. Is modifying third-party code a good practice? Why?</w:t>
+      </w:r>
+    </w:p>
+    <w:p>
+      <w:r>
+        <w:t>No. Third-party code should not be modified because changes are lost on updates, the original code may be closed-source, and modifying it introduces maintenance coupling. The Adapter pattern avoids this entirely.</w:t>
+      </w:r>
+    </w:p>
+    <w:p>
+      <w:pPr>
+        <w:pStyle w:val="Heading3"/>
+      </w:pPr>
+      <w:r>
+        <w:t>Q5. Which software quality attributes are affected?</w:t>
+      </w:r>
+    </w:p>
+    <w:p>
+      <w:r>
+        <w:t>Reusability (adapt old code without changes), Maintainability (changes isolated to the adapter), and Flexibility (swap implementations easily).</w:t>
+      </w:r>
+    </w:p>
+    <w:p>
+      <w:pPr>
+        <w:pStyle w:val="Heading2"/>
+      </w:pPr>
+      <w:r>
+        <w:t>Part C: Problems in the Existing Design</w:t>
+      </w:r>
+    </w:p>
+    <w:p>
+      <w:r>
+        <w:t>1. Interface Mismatch: The new system requires sendNotification(), but the legacy service only provides sendMail(). Direct use is impossible without changes.</w:t>
+      </w:r>
+    </w:p>
+    <w:p>
+      <w:r>
+        <w:t>2. No Code Reuse: Without an adapter, developers cannot reuse the existing LegacyEmailService in the new system.</w:t>
+      </w:r>
+    </w:p>
+    <w:p>
+      <w:r>
+        <w:t>3. Violates Open/Closed: If third-party code must be modified to fit the new interface, it violates the Open/Closed Principle.</w:t>
+      </w:r>
+    </w:p>
+    <w:p>
+      <w:pPr>
+        <w:pStyle w:val="Heading3"/>
+      </w:pPr>
+      <w:r>
+        <w:t>Refactored Good Design using Adapter Pattern</w:t>
+      </w:r>
+    </w:p>
+    <w:p>
+      <w:r>
+        <w:t>Key improvements:</w:t>
+      </w:r>
+    </w:p>
+    <w:p>
+      <w:pPr>
+        <w:pStyle w:val="ListBullet"/>
+      </w:pPr>
+      <w:r>
+        <w:t>EmailAdapter wraps LegacyEmailService and implements the Notification interface.</w:t>
+      </w:r>
+    </w:p>
+    <w:p>
+      <w:pPr>
+        <w:pStyle w:val="ListBullet"/>
+      </w:pPr>
+      <w:r>
+        <w:t>No changes to LegacyEmailService - third-party code remains untouched.</w:t>
+      </w:r>
+    </w:p>
+    <w:p>
+      <w:pPr>
+        <w:pStyle w:val="ListBullet"/>
+      </w:pPr>
+      <w:r>
+        <w:t>Client code depends only on the Notification interface, not on LegacyEmailService.</w:t>
+      </w:r>
+    </w:p>
+    <w:p>
+      <w:r>
+        <w:t>File: Notification.java</w:t>
       </w:r>
     </w:p>
     <w:p>
@@ -2761,179 +3181,21 @@
         <w:t>package adapter;</w:t>
         <w:br/>
         <w:br/>
-        <w:t>// Bad design: client calls the legacy sendMail() directly</w:t>
-        <w:br/>
-        <w:t>// If the system expects sendNotification(), this code breaks — interfaces are incompatible</w:t>
-        <w:br/>
-        <w:t>public class AdapterBadDemo {</w:t>
-        <w:br/>
-        <w:t xml:space="preserve">    public static void main(String[] args) {</w:t>
-        <w:br/>
-        <w:t xml:space="preserve">        LegacyEmailService oldService = new LegacyEmailService();</w:t>
-        <w:br/>
-        <w:t xml:space="preserve">        oldService.sendMail("Welcome to PCPS College");</w:t>
-        <w:br/>
-        <w:t xml:space="preserve">    }</w:t>
+        <w:t>// Target interface — defines the contract expected by the new notification system</w:t>
+        <w:br/>
+        <w:t>// The Adapter pattern makes incompatible interfaces work together</w:t>
+        <w:br/>
+        <w:t>public interface Notification {</w:t>
+        <w:br/>
+        <w:t xml:space="preserve">    void sendNotification(String message);</w:t>
         <w:br/>
         <w:t>}</w:t>
         <w:br/>
       </w:r>
     </w:p>
     <w:p>
-      <w:pPr>
-        <w:pStyle w:val="Heading2"/>
-      </w:pPr>
-      <w:r>
-        <w:t>Part B: Analysis Questions</w:t>
-      </w:r>
-    </w:p>
-    <w:p>
-      <w:pPr>
-        <w:pStyle w:val="Heading3"/>
-      </w:pPr>
-      <w:r>
-        <w:t>Q1. Why cant the notification system directly use the legacy email service?</w:t>
-      </w:r>
-    </w:p>
-    <w:p>
-      <w:r>
-        <w:t>Because the legacy service uses sendMail(String text) while the new system expects sendNotification(String message). The interfaces are incompatible.</w:t>
-      </w:r>
-    </w:p>
-    <w:p>
-      <w:pPr>
-        <w:pStyle w:val="Heading3"/>
-      </w:pPr>
-      <w:r>
-        <w:t>Q2. What problems arise when two classes have different interfaces?</w:t>
-      </w:r>
-    </w:p>
-    <w:p>
-      <w:pPr>
-        <w:pStyle w:val="ListBullet"/>
-      </w:pPr>
-      <w:r>
-        <w:t>Code cannot be reused without modification.</w:t>
-      </w:r>
-    </w:p>
-    <w:p>
-      <w:pPr>
-        <w:pStyle w:val="ListBullet"/>
-      </w:pPr>
-      <w:r>
-        <w:t>Developers must write custom glue code in every client that needs the incompatible service.</w:t>
-      </w:r>
-    </w:p>
-    <w:p>
-      <w:pPr>
-        <w:pStyle w:val="ListBullet"/>
-      </w:pPr>
-      <w:r>
-        <w:t>Testing becomes harder because there is no standard contract between components.</w:t>
-      </w:r>
-    </w:p>
-    <w:p>
-      <w:pPr>
-        <w:pStyle w:val="Heading3"/>
-      </w:pPr>
-      <w:r>
-        <w:t>Q3. What happens if multiple old systems need integration?</w:t>
-      </w:r>
-    </w:p>
-    <w:p>
-      <w:r>
-        <w:t>Each integration requires its own adapter, but the overall architecture remains clean because the adapters are isolated, reusable classes that follow a common interface.</w:t>
-      </w:r>
-    </w:p>
-    <w:p>
-      <w:pPr>
-        <w:pStyle w:val="Heading3"/>
-      </w:pPr>
-      <w:r>
-        <w:t>Q4. Is modifying third-party code a good practice? Why?</w:t>
-      </w:r>
-    </w:p>
-    <w:p>
-      <w:r>
-        <w:t>No. Third-party code should not be modified because changes are lost on updates, the original code may be closed-source, and modifying it introduces maintenance coupling. The Adapter pattern avoids this entirely.</w:t>
-      </w:r>
-    </w:p>
-    <w:p>
-      <w:pPr>
-        <w:pStyle w:val="Heading3"/>
-      </w:pPr>
-      <w:r>
-        <w:t>Q5. Which software quality attributes are affected?</w:t>
-      </w:r>
-    </w:p>
-    <w:p>
-      <w:r>
-        <w:t>Reusability (adapt old code without changes), Maintainability (changes isolated to the adapter), and Flexibility (swap implementations easily).</w:t>
-      </w:r>
-    </w:p>
-    <w:p>
-      <w:pPr>
-        <w:pStyle w:val="Heading2"/>
-      </w:pPr>
-      <w:r>
-        <w:t>Part C: Problems in the Existing Design</w:t>
-      </w:r>
-    </w:p>
-    <w:p>
-      <w:r>
-        <w:t>1. Interface Mismatch: The new system requires sendNotification(), but the legacy service only provides sendMail(). Direct use is impossible without changes.</w:t>
-      </w:r>
-    </w:p>
-    <w:p>
-      <w:r>
-        <w:t>2. No Code Reuse: Without an adapter, developers cannot reuse the existing LegacyEmailService in the new system.</w:t>
-      </w:r>
-    </w:p>
-    <w:p>
-      <w:r>
-        <w:t>3. Violates Open/Closed: If third-party code must be modified to fit the new interface, it violates the Open/Closed Principle.</w:t>
-      </w:r>
-    </w:p>
-    <w:p>
-      <w:pPr>
-        <w:pStyle w:val="Heading3"/>
-      </w:pPr>
-      <w:r>
-        <w:t>Refactored Good Design using Adapter Pattern</w:t>
-      </w:r>
-    </w:p>
-    <w:p>
-      <w:r>
-        <w:t>Key improvements:</w:t>
-      </w:r>
-    </w:p>
-    <w:p>
-      <w:pPr>
-        <w:pStyle w:val="ListBullet"/>
-      </w:pPr>
-      <w:r>
-        <w:t>EmailAdapter wraps LegacyEmailService and implements the Notification interface.</w:t>
-      </w:r>
-    </w:p>
-    <w:p>
-      <w:pPr>
-        <w:pStyle w:val="ListBullet"/>
-      </w:pPr>
-      <w:r>
-        <w:t>No changes to LegacyEmailService - third-party code remains untouched.</w:t>
-      </w:r>
-    </w:p>
-    <w:p>
-      <w:pPr>
-        <w:pStyle w:val="ListBullet"/>
-      </w:pPr>
-      <w:r>
-        <w:t>Client code depends only on the Notification interface, not on LegacyEmailService.</w:t>
-      </w:r>
-    </w:p>
-    <w:p>
-      <w:r>
-        <w:t>File: Notification.java</w:t>
+      <w:r>
+        <w:t>File: LegacyEmailService.java</w:t>
       </w:r>
     </w:p>
     <w:p>
@@ -2949,13 +3211,17 @@
         <w:t>package adapter;</w:t>
         <w:br/>
         <w:br/>
-        <w:t>// Target interface — defines the contract expected by the new notification system</w:t>
-        <w:br/>
-        <w:t>// The Adapter pattern makes incompatible interfaces work together</w:t>
-        <w:br/>
-        <w:t>public interface Notification {</w:t>
-        <w:br/>
-        <w:t xml:space="preserve">    void sendNotification(String message);</w:t>
+        <w:t>// Adaptee — existing third-party service with an incompatible interface</w:t>
+        <w:br/>
+        <w:t>// Cannot be modified, so the Adapter pattern wraps it to match Notification</w:t>
+        <w:br/>
+        <w:t>public class LegacyEmailService {</w:t>
+        <w:br/>
+        <w:t xml:space="preserve">    public void sendMail(String text) {</w:t>
+        <w:br/>
+        <w:t xml:space="preserve">        System.out.println("Sending email: " + text);</w:t>
+        <w:br/>
+        <w:t xml:space="preserve">    }</w:t>
         <w:br/>
         <w:t>}</w:t>
         <w:br/>
@@ -2963,7 +3229,7 @@
     </w:p>
     <w:p>
       <w:r>
-        <w:t>File: LegacyEmailService.java</w:t>
+        <w:t>File: EmailAdapter.java</w:t>
       </w:r>
     </w:p>
     <w:p>
@@ -2979,25 +3245,130 @@
         <w:t>package adapter;</w:t>
         <w:br/>
         <w:br/>
-        <w:t>// Adaptee — existing third-party service with an incompatible interface</w:t>
-        <w:br/>
-        <w:t>// Cannot be modified, so the Adapter pattern wraps it to match Notification</w:t>
-        <w:br/>
-        <w:t>public class LegacyEmailService {</w:t>
-        <w:br/>
-        <w:t xml:space="preserve">    public void sendMail(String text) {</w:t>
-        <w:br/>
-        <w:t xml:space="preserve">        System.out.println("Sending email: " + text);</w:t>
+        <w:t>// Adapter — wraps the legacy service to match the Notification interface</w:t>
+        <w:br/>
+        <w:t>// Translates sendNotification() calls into sendMail() without modifying LegacyEmailService</w:t>
+        <w:br/>
+        <w:t>public class EmailAdapter implements Notification {</w:t>
+        <w:br/>
+        <w:t xml:space="preserve">    private LegacyEmailService legacyEmailService;</w:t>
+        <w:br/>
+        <w:br/>
+        <w:t xml:space="preserve">    public EmailAdapter(LegacyEmailService legacyEmailService) {</w:t>
+        <w:br/>
+        <w:t xml:space="preserve">        this.legacyEmailService = legacyEmailService;</w:t>
         <w:br/>
         <w:t xml:space="preserve">    }</w:t>
         <w:br/>
+        <w:br/>
+        <w:t xml:space="preserve">    @Override</w:t>
+        <w:br/>
+        <w:t xml:space="preserve">    public void sendNotification(String message) {</w:t>
+        <w:br/>
+        <w:t xml:space="preserve">        legacyEmailService.sendMail(message);</w:t>
+        <w:br/>
+        <w:t xml:space="preserve">    }</w:t>
+        <w:br/>
         <w:t>}</w:t>
         <w:br/>
       </w:r>
     </w:p>
     <w:p>
       <w:r>
-        <w:t>File: EmailAdapter.java</w:t>
+        <w:t>File: AdapterDemo.java</w:t>
+      </w:r>
+    </w:p>
+    <w:p>
+      <w:pPr>
+        <w:spacing w:before="40" w:after="40"/>
+        <w:ind w:left="432"/>
+      </w:pPr>
+      <w:r>
+        <w:rPr>
+          <w:rFonts w:ascii="Courier New" w:hAnsi="Courier New"/>
+          <w:sz w:val="18"/>
+        </w:rPr>
+        <w:t>package adapter.demo;</w:t>
+        <w:br/>
+        <w:br/>
+        <w:t>import adapter.EmailAdapter;</w:t>
+        <w:br/>
+        <w:t>import adapter.LegacyEmailService;</w:t>
+        <w:br/>
+        <w:t>import adapter.Notification;</w:t>
+        <w:br/>
+        <w:br/>
+        <w:t>// Demo showing the Adapter fix: EmailAdapter bridges the incompatible interface</w:t>
+        <w:br/>
+        <w:t>// Client code calls sendNotification() — the adapter translates it to sendMail()</w:t>
+        <w:br/>
+        <w:t>public class AdapterDemo {</w:t>
+        <w:br/>
+        <w:t xml:space="preserve">    public static void main(String[] args) {</w:t>
+        <w:br/>
+        <w:t xml:space="preserve">        LegacyEmailService oldService = new LegacyEmailService();</w:t>
+        <w:br/>
+        <w:t xml:space="preserve">        Notification notif = new EmailAdapter(oldService);</w:t>
+        <w:br/>
+        <w:t xml:space="preserve">        notif.sendNotification("Welcome to PCPS College");</w:t>
+        <w:br/>
+        <w:t xml:space="preserve">    }</w:t>
+        <w:br/>
+        <w:t>}</w:t>
+        <w:br/>
+      </w:r>
+    </w:p>
+    <w:p>
+      <w:pPr>
+        <w:pStyle w:val="Heading2"/>
+      </w:pPr>
+      <w:r>
+        <w:t>Clean Code Explanation</w:t>
+      </w:r>
+    </w:p>
+    <w:p>
+      <w:pPr>
+        <w:pStyle w:val="ListBullet"/>
+      </w:pPr>
+      <w:r>
+        <w:t>Single Responsibility: EmailAdapter only handles interface conversion.</w:t>
+      </w:r>
+    </w:p>
+    <w:p>
+      <w:pPr>
+        <w:pStyle w:val="ListBullet"/>
+      </w:pPr>
+      <w:r>
+        <w:t>Open/Closed Principle: The legacy service is not modified; the adapter extends its use.</w:t>
+      </w:r>
+    </w:p>
+    <w:p>
+      <w:pPr>
+        <w:pStyle w:val="ListBullet"/>
+      </w:pPr>
+      <w:r>
+        <w:t>Interface Segregation: The Notification interface is minimal and focused.</w:t>
+      </w:r>
+    </w:p>
+    <w:p>
+      <w:pPr>
+        <w:pStyle w:val="ListBullet"/>
+      </w:pPr>
+      <w:r>
+        <w:t>Composition over Inheritance: Adapter wraps the adaptee rather than subclassing it.</w:t>
+      </w:r>
+    </w:p>
+    <w:p>
+      <w:pPr>
+        <w:pStyle w:val="Heading2"/>
+      </w:pPr>
+      <w:r>
+        <w:t>Test Cases</w:t>
+      </w:r>
+    </w:p>
+    <w:p>
+      <w:r>
+        <w:t>File: AdapterTest.java</w:t>
       </w:r>
     </w:p>
     <w:p>
@@ -3013,37 +3384,316 @@
         <w:t>package adapter;</w:t>
         <w:br/>
         <w:br/>
-        <w:t>// Adapter — wraps the legacy service to match the Notification interface</w:t>
-        <w:br/>
-        <w:t>// Translates sendNotification() calls into sendMail() without modifying LegacyEmailService</w:t>
-        <w:br/>
-        <w:t>public class EmailAdapter implements Notification {</w:t>
-        <w:br/>
-        <w:t xml:space="preserve">    private LegacyEmailService legacyEmailService;</w:t>
-        <w:br/>
-        <w:br/>
-        <w:t xml:space="preserve">    public EmailAdapter(LegacyEmailService legacyEmailService) {</w:t>
-        <w:br/>
-        <w:t xml:space="preserve">        this.legacyEmailService = legacyEmailService;</w:t>
+        <w:t>import java.util.Scanner;</w:t>
+        <w:br/>
+        <w:br/>
+        <w:t>public class AdapterTest {</w:t>
+        <w:br/>
+        <w:br/>
+        <w:t xml:space="preserve">    public static void main(String[] args) {</w:t>
+        <w:br/>
+        <w:t xml:space="preserve">        Scanner scanner = new Scanner(System.in);</w:t>
+        <w:br/>
+        <w:br/>
+        <w:t xml:space="preserve">        System.out.println("=== Adapter Test ===");</w:t>
+        <w:br/>
+        <w:t xml:space="preserve">        testAdapterObjectCreated();</w:t>
+        <w:br/>
+        <w:t xml:space="preserve">        testAdapterNotNull();</w:t>
+        <w:br/>
+        <w:br/>
+        <w:t xml:space="preserve">        System.out.print("Enter message to send via adapter: ");</w:t>
+        <w:br/>
+        <w:t xml:space="preserve">        String message = scanner.nextLine();</w:t>
+        <w:br/>
+        <w:t xml:space="preserve">        testAdapterDelegatesCorrectly(message);</w:t>
+        <w:br/>
+        <w:br/>
+        <w:t xml:space="preserve">        testAdapterImplementsNotification();</w:t>
+        <w:br/>
+        <w:br/>
+        <w:t xml:space="preserve">        scanner.close();</w:t>
         <w:br/>
         <w:t xml:space="preserve">    }</w:t>
         <w:br/>
         <w:br/>
-        <w:t xml:space="preserve">    @Override</w:t>
-        <w:br/>
-        <w:t xml:space="preserve">    public void sendNotification(String message) {</w:t>
-        <w:br/>
-        <w:t xml:space="preserve">        legacyEmailService.sendMail(message);</w:t>
+        <w:t xml:space="preserve">    static void testAdapterObjectCreated() {</w:t>
+        <w:br/>
+        <w:t xml:space="preserve">        LegacyEmailService oldService = new LegacyEmailService();</w:t>
+        <w:br/>
+        <w:t xml:space="preserve">        Notification adapter = new EmailAdapter(oldService);</w:t>
+        <w:br/>
+        <w:t xml:space="preserve">        if (adapter != null) {</w:t>
+        <w:br/>
+        <w:t xml:space="preserve">            System.out.println("PASS: Adapter object created");</w:t>
+        <w:br/>
+        <w:t xml:space="preserve">        } else {</w:t>
+        <w:br/>
+        <w:t xml:space="preserve">            System.out.println("FAIL: Adapter is null");</w:t>
+        <w:br/>
+        <w:t xml:space="preserve">        }</w:t>
         <w:br/>
         <w:t xml:space="preserve">    }</w:t>
         <w:br/>
+        <w:br/>
+        <w:t xml:space="preserve">    static void testAdapterDelegatesCorrectly(String message) {</w:t>
+        <w:br/>
+        <w:t xml:space="preserve">        LegacyEmailService oldService = new LegacyEmailService();</w:t>
+        <w:br/>
+        <w:t xml:space="preserve">        EmailAdapter adapter = new EmailAdapter(oldService);</w:t>
+        <w:br/>
+        <w:t xml:space="preserve">        try {</w:t>
+        <w:br/>
+        <w:t xml:space="preserve">            adapter.sendNotification(message);</w:t>
+        <w:br/>
+        <w:t xml:space="preserve">            System.out.println("PASS: Notification sent successfully");</w:t>
+        <w:br/>
+        <w:t xml:space="preserve">        } catch (Exception e) {</w:t>
+        <w:br/>
+        <w:t xml:space="preserve">            System.out.println("FAIL: Exception thrown - " + e.getMessage());</w:t>
+        <w:br/>
+        <w:t xml:space="preserve">        }</w:t>
+        <w:br/>
+        <w:t xml:space="preserve">    }</w:t>
+        <w:br/>
+        <w:br/>
+        <w:t xml:space="preserve">    static void testAdapterImplementsNotification() {</w:t>
+        <w:br/>
+        <w:t xml:space="preserve">        LegacyEmailService oldService = new LegacyEmailService();</w:t>
+        <w:br/>
+        <w:t xml:space="preserve">        Notification adapter = new EmailAdapter(oldService);</w:t>
+        <w:br/>
+        <w:t xml:space="preserve">        if (adapter instanceof Notification) {</w:t>
+        <w:br/>
+        <w:t xml:space="preserve">            System.out.println("PASS: Adapter implements Notification interface");</w:t>
+        <w:br/>
+        <w:t xml:space="preserve">        } else {</w:t>
+        <w:br/>
+        <w:t xml:space="preserve">            System.out.println("FAIL: Adapter does not implement Notification");</w:t>
+        <w:br/>
+        <w:t xml:space="preserve">        }</w:t>
+        <w:br/>
+        <w:t xml:space="preserve">    }</w:t>
+        <w:br/>
+        <w:br/>
+        <w:t xml:space="preserve">    static void testAdapterNotNull() {</w:t>
+        <w:br/>
+        <w:t xml:space="preserve">        LegacyEmailService oldService = new LegacyEmailService();</w:t>
+        <w:br/>
+        <w:t xml:space="preserve">        EmailAdapter adapter = new EmailAdapter(oldService);</w:t>
+        <w:br/>
+        <w:t xml:space="preserve">        if (adapter != null) {</w:t>
+        <w:br/>
+        <w:t xml:space="preserve">            System.out.println("PASS: Adapter is not null");</w:t>
+        <w:br/>
+        <w:t xml:space="preserve">        } else {</w:t>
+        <w:br/>
+        <w:t xml:space="preserve">            System.out.println("FAIL: Adapter is null");</w:t>
+        <w:br/>
+        <w:t xml:space="preserve">        }</w:t>
+        <w:br/>
+        <w:t xml:space="preserve">    }</w:t>
+        <w:br/>
         <w:t>}</w:t>
         <w:br/>
       </w:r>
     </w:p>
     <w:p>
       <w:r>
-        <w:t>File: AdapterDemo.java</w:t>
+        <w:t>Test Descriptions:</w:t>
+      </w:r>
+    </w:p>
+    <w:p>
+      <w:pPr>
+        <w:pStyle w:val="ListBullet"/>
+      </w:pPr>
+      <w:r>
+        <w:t>testAdapterObjectCreated(): Verifies the adapter object is created successfully.</w:t>
+      </w:r>
+    </w:p>
+    <w:p>
+      <w:pPr>
+        <w:pStyle w:val="ListBullet"/>
+      </w:pPr>
+      <w:r>
+        <w:t>testAdapterDelegatesCorrectly(): Verifies sendNotification() delegates to sendMail() without exceptions.</w:t>
+      </w:r>
+    </w:p>
+    <w:p>
+      <w:pPr>
+        <w:pStyle w:val="ListBullet"/>
+      </w:pPr>
+      <w:r>
+        <w:t>testAdapterImplementsNotification(): Verifies the adapter implements the Notification interface.</w:t>
+      </w:r>
+    </w:p>
+    <w:p>
+      <w:pPr>
+        <w:pStyle w:val="ListBullet"/>
+      </w:pPr>
+      <w:r>
+        <w:t>testAdapterNotNull(): Ensures the adapter object is not null.</w:t>
+      </w:r>
+    </w:p>
+    <w:p>
+      <w:pPr>
+        <w:pStyle w:val="Heading2"/>
+      </w:pPr>
+      <w:r>
+        <w:t>Conclusion</w:t>
+      </w:r>
+    </w:p>
+    <w:p>
+      <w:r>
+        <w:t>The Adapter Pattern is widely used in real projects for integrating legacy systems, wrapping third-party libraries, and making incompatible interfaces work together. Examples include JDBC drivers (adapting database-specific APIs to a common SQL interface), Java Collections (Arrays.asList()), and GUI frameworks (adapting older event models to newer ones).</w:t>
+      </w:r>
+    </w:p>
+    <w:p>
+      <w:r>
+        <w:br w:type="page"/>
+      </w:r>
+    </w:p>
+    <w:p>
+      <w:pPr>
+        <w:pStyle w:val="Heading1"/>
+      </w:pPr>
+      <w:r>
+        <w:t>Practical 5: Facade Pattern</w:t>
+      </w:r>
+    </w:p>
+    <w:p>
+      <w:pPr>
+        <w:pStyle w:val="Heading2"/>
+      </w:pPr>
+      <w:r>
+        <w:t>Objective</w:t>
+      </w:r>
+    </w:p>
+    <w:p>
+      <w:pPr>
+        <w:pStyle w:val="ListBullet"/>
+      </w:pPr>
+      <w:r>
+        <w:t>Identify problems caused by complex subsystem interactions.</w:t>
+      </w:r>
+    </w:p>
+    <w:p>
+      <w:pPr>
+        <w:pStyle w:val="ListBullet"/>
+      </w:pPr>
+      <w:r>
+        <w:t>Understand the need for the Facade Design Pattern.</w:t>
+      </w:r>
+    </w:p>
+    <w:p>
+      <w:pPr>
+        <w:pStyle w:val="ListBullet"/>
+      </w:pPr>
+      <w:r>
+        <w:t>Refactor a bad design into a Facade implementation.</w:t>
+      </w:r>
+    </w:p>
+    <w:p>
+      <w:pPr>
+        <w:pStyle w:val="ListBullet"/>
+      </w:pPr>
+      <w:r>
+        <w:t>Apply Clean Code practices.</w:t>
+      </w:r>
+    </w:p>
+    <w:p>
+      <w:pPr>
+        <w:pStyle w:val="ListBullet"/>
+      </w:pPr>
+      <w:r>
+        <w:t>Write test cases to verify Facade behavior.</w:t>
+      </w:r>
+    </w:p>
+    <w:p>
+      <w:pPr>
+        <w:pStyle w:val="Heading2"/>
+      </w:pPr>
+      <w:r>
+        <w:t>Scenario</w:t>
+      </w:r>
+    </w:p>
+    <w:p>
+      <w:r>
+        <w:t>Student registration requires: Validation, Roll Number Generation, Save Student, Department Assignment, Notification.</w:t>
+      </w:r>
+    </w:p>
+    <w:p>
+      <w:r>
+        <w:t>Currently, every service is called manually.</w:t>
+      </w:r>
+    </w:p>
+    <w:p>
+      <w:pPr>
+        <w:pStyle w:val="Heading2"/>
+      </w:pPr>
+      <w:r>
+        <w:t>Part A: Instructions</w:t>
+      </w:r>
+    </w:p>
+    <w:p>
+      <w:pPr>
+        <w:pStyle w:val="ListBullet"/>
+      </w:pPr>
+      <w:r>
+        <w:t>Bad design code</w:t>
+      </w:r>
+    </w:p>
+    <w:p>
+      <w:pPr>
+        <w:pStyle w:val="ListBullet"/>
+      </w:pPr>
+      <w:r>
+        <w:t>Problems in bad design</w:t>
+      </w:r>
+    </w:p>
+    <w:p>
+      <w:pPr>
+        <w:pStyle w:val="ListBullet"/>
+      </w:pPr>
+      <w:r>
+        <w:t>Refactored good design using Facade Pattern</w:t>
+      </w:r>
+    </w:p>
+    <w:p>
+      <w:pPr>
+        <w:pStyle w:val="ListBullet"/>
+      </w:pPr>
+      <w:r>
+        <w:t>Clean code explanation</w:t>
+      </w:r>
+    </w:p>
+    <w:p>
+      <w:pPr>
+        <w:pStyle w:val="ListBullet"/>
+      </w:pPr>
+      <w:r>
+        <w:t>Test cases</w:t>
+      </w:r>
+    </w:p>
+    <w:p>
+      <w:pPr>
+        <w:pStyle w:val="ListBullet"/>
+      </w:pPr>
+      <w:r>
+        <w:t>Short conclusion</w:t>
+      </w:r>
+    </w:p>
+    <w:p>
+      <w:pPr>
+        <w:pStyle w:val="Heading3"/>
+      </w:pPr>
+      <w:r>
+        <w:t>Bad Design Code</w:t>
+      </w:r>
+    </w:p>
+    <w:p>
+      <w:r>
+        <w:t>File: FacadeBadDemo.java</w:t>
       </w:r>
     </w:p>
     <w:p>
@@ -3056,22 +3706,59 @@
           <w:rFonts w:ascii="Courier New" w:hAnsi="Courier New"/>
           <w:sz w:val="18"/>
         </w:rPr>
-        <w:t>package adapter;</w:t>
-        <w:br/>
-        <w:br/>
-        <w:t>// Demo showing the Adapter fix: EmailAdapter bridges the incompatible interface</w:t>
-        <w:br/>
-        <w:t>// Client code calls sendNotification() — the adapter translates it to sendMail()</w:t>
-        <w:br/>
-        <w:t>public class AdapterDemo {</w:t>
+        <w:t>package facade.bad;</w:t>
+        <w:br/>
+        <w:br/>
+        <w:t>import facade.DepartmentAssigner;</w:t>
+        <w:br/>
+        <w:t>import facade.RollNumberAssigner;</w:t>
+        <w:br/>
+        <w:t>import facade.StudentSaver;</w:t>
+        <w:br/>
+        <w:t>import facade.StudentValidator;</w:t>
+        <w:br/>
+        <w:t>import facade.WelcomeMessageSender;</w:t>
+        <w:br/>
+        <w:br/>
+        <w:t>// Bad design: client code must know about and coordinate all subsystem classes</w:t>
+        <w:br/>
+        <w:t>// Adding or changing a step means editing every client that does registration</w:t>
+        <w:br/>
+        <w:t>public class FacadeBadDemo {</w:t>
         <w:br/>
         <w:t xml:space="preserve">    public static void main(String[] args) {</w:t>
         <w:br/>
-        <w:t xml:space="preserve">        LegacyEmailService oldService = new LegacyEmailService();</w:t>
-        <w:br/>
-        <w:t xml:space="preserve">        Notification notif = new EmailAdapter(oldService);</w:t>
-        <w:br/>
-        <w:t xml:space="preserve">        notif.sendNotification("Welcome to PCPS College");</w:t>
+        <w:t xml:space="preserve">        StudentValidator validator = new StudentValidator();</w:t>
+        <w:br/>
+        <w:t xml:space="preserve">        RollNumberAssigner assigner = new RollNumberAssigner();</w:t>
+        <w:br/>
+        <w:t xml:space="preserve">        DepartmentAssigner deptAssigner = new DepartmentAssigner();</w:t>
+        <w:br/>
+        <w:t xml:space="preserve">        StudentSaver saver = new StudentSaver();</w:t>
+        <w:br/>
+        <w:t xml:space="preserve">        WelcomeMessageSender sender = new WelcomeMessageSender();</w:t>
+        <w:br/>
+        <w:br/>
+        <w:t xml:space="preserve">        String name = "Ram";</w:t>
+        <w:br/>
+        <w:t xml:space="preserve">        String email = "ram@gmail.com";</w:t>
+        <w:br/>
+        <w:br/>
+        <w:t xml:space="preserve">        if (validator.validate(name, email)) {</w:t>
+        <w:br/>
+        <w:t xml:space="preserve">            int roll = assigner.assignRollNumber();</w:t>
+        <w:br/>
+        <w:t xml:space="preserve">            String dept = deptAssigner.assignDepartment(name);</w:t>
+        <w:br/>
+        <w:t xml:space="preserve">            saver.save(name, roll, dept);</w:t>
+        <w:br/>
+        <w:t xml:space="preserve">            sender.sendWelcome(name);</w:t>
+        <w:br/>
+        <w:t xml:space="preserve">        } else {</w:t>
+        <w:br/>
+        <w:t xml:space="preserve">            System.out.println("Invalid details");</w:t>
+        <w:br/>
+        <w:t xml:space="preserve">        }</w:t>
         <w:br/>
         <w:t xml:space="preserve">    }</w:t>
         <w:br/>
@@ -3084,7 +3771,108 @@
         <w:pStyle w:val="Heading2"/>
       </w:pPr>
       <w:r>
-        <w:t>Clean Code Explanation</w:t>
+        <w:t>Part B: Analysis Questions</w:t>
+      </w:r>
+    </w:p>
+    <w:p>
+      <w:pPr>
+        <w:pStyle w:val="Heading3"/>
+      </w:pPr>
+      <w:r>
+        <w:t>Q1. How many services are required to register a student?</w:t>
+      </w:r>
+    </w:p>
+    <w:p>
+      <w:r>
+        <w:t>Five services are required: StudentValidator, RollNumberAssigner, DepartmentAssigner, StudentSaver, and WelcomeMessageSender.</w:t>
+      </w:r>
+    </w:p>
+    <w:p>
+      <w:pPr>
+        <w:pStyle w:val="Heading3"/>
+      </w:pPr>
+      <w:r>
+        <w:t>Q2. Why is the client tightly coupled with multiple services?</w:t>
+      </w:r>
+    </w:p>
+    <w:p>
+      <w:r>
+        <w:t>The client must instantiate each service, know the correct call order, and handle failures for each step. Any change to the workflow requires updating every client.</w:t>
+      </w:r>
+    </w:p>
+    <w:p>
+      <w:pPr>
+        <w:pStyle w:val="Heading3"/>
+      </w:pPr>
+      <w:r>
+        <w:t>Q3. What happens if registration process changes?</w:t>
+      </w:r>
+    </w:p>
+    <w:p>
+      <w:r>
+        <w:t>Every client that manually orchestrates the services must be updated. This is error-prone and increases maintenance cost.</w:t>
+      </w:r>
+    </w:p>
+    <w:p>
+      <w:pPr>
+        <w:pStyle w:val="Heading3"/>
+      </w:pPr>
+      <w:r>
+        <w:t>Q4. How does Facade simplify the client code?</w:t>
+      </w:r>
+    </w:p>
+    <w:p>
+      <w:r>
+        <w:t>The facade provides a single registerStudent() method that internally calls all five services. The client only depends on one class instead of five.</w:t>
+      </w:r>
+    </w:p>
+    <w:p>
+      <w:pPr>
+        <w:pStyle w:val="Heading3"/>
+      </w:pPr>
+      <w:r>
+        <w:t>Q5. Which software quality attributes are affected?</w:t>
+      </w:r>
+    </w:p>
+    <w:p>
+      <w:r>
+        <w:t>Maintainability (single change point), Loose Coupling (client depends only on facade), and Simplicity (reduced client complexity).</w:t>
+      </w:r>
+    </w:p>
+    <w:p>
+      <w:pPr>
+        <w:pStyle w:val="Heading2"/>
+      </w:pPr>
+      <w:r>
+        <w:t>Part C: Problems in the Existing Design</w:t>
+      </w:r>
+    </w:p>
+    <w:p>
+      <w:r>
+        <w:t>1. Tight Coupling: The client is tightly coupled to all five subsystem classes.</w:t>
+      </w:r>
+    </w:p>
+    <w:p>
+      <w:r>
+        <w:t>2. Scattered Workflow Logic: The registration sequence is duplicated wherever a student is registered.</w:t>
+      </w:r>
+    </w:p>
+    <w:p>
+      <w:r>
+        <w:t>3. High Maintenance Cost: Adding or reordering a registration step requires editing every client.</w:t>
+      </w:r>
+    </w:p>
+    <w:p>
+      <w:pPr>
+        <w:pStyle w:val="Heading3"/>
+      </w:pPr>
+      <w:r>
+        <w:t>Refactored Good Design using Facade Pattern</w:t>
+      </w:r>
+    </w:p>
+    <w:p>
+      <w:r>
+        <w:t>Key improvements:</w:t>
       </w:r>
     </w:p>
     <w:p>
@@ -3092,7 +3880,7 @@
         <w:pStyle w:val="ListBullet"/>
       </w:pPr>
       <w:r>
-        <w:t>Single Responsibility: EmailAdapter only handles interface conversion.</w:t>
+        <w:t>StudentRegistrationFacade provides a single registerStudent() method.</w:t>
       </w:r>
     </w:p>
     <w:p>
@@ -3100,7 +3888,7 @@
         <w:pStyle w:val="ListBullet"/>
       </w:pPr>
       <w:r>
-        <w:t>Open/Closed Principle: The legacy service is not modified; the adapter extends its use.</w:t>
+        <w:t>Client code is decoupled from the individual subsystem classes.</w:t>
       </w:r>
     </w:p>
     <w:p>
@@ -3108,310 +3896,12 @@
         <w:pStyle w:val="ListBullet"/>
       </w:pPr>
       <w:r>
-        <w:t>Interface Segregation: The Notification interface is minimal and focused.</w:t>
-      </w:r>
-    </w:p>
-    <w:p>
-      <w:pPr>
-        <w:pStyle w:val="ListBullet"/>
-      </w:pPr>
-      <w:r>
-        <w:t>Composition over Inheritance: Adapter wraps the adaptee rather than subclassing it.</w:t>
-      </w:r>
-    </w:p>
-    <w:p>
-      <w:pPr>
-        <w:pStyle w:val="Heading2"/>
-      </w:pPr>
-      <w:r>
-        <w:t>Test Cases</w:t>
-      </w:r>
-    </w:p>
-    <w:p>
-      <w:r>
-        <w:t>File: AdapterTest.java</w:t>
-      </w:r>
-    </w:p>
-    <w:p>
-      <w:pPr>
-        <w:spacing w:before="40" w:after="40"/>
-        <w:ind w:left="432"/>
-      </w:pPr>
-      <w:r>
-        <w:rPr>
-          <w:rFonts w:ascii="Courier New" w:hAnsi="Courier New"/>
-          <w:sz w:val="18"/>
-        </w:rPr>
-        <w:t>package adapter;</w:t>
-        <w:br/>
-        <w:br/>
-        <w:t>import static org.junit.jupiter.api.Assertions.*;</w:t>
-        <w:br/>
-        <w:t>import org.junit.jupiter.api.Test;</w:t>
-        <w:br/>
-        <w:br/>
-        <w:t>// JUnit 5 tests to verify Adapter pattern behavior</w:t>
-        <w:br/>
-        <w:t>class AdapterTest {</w:t>
-        <w:br/>
-        <w:br/>
-        <w:t xml:space="preserve">    @Test</w:t>
-        <w:br/>
-        <w:t xml:space="preserve">    // Verify the adapter object is created successfully</w:t>
-        <w:br/>
-        <w:t xml:space="preserve">    void testAdapterObjectCreated() {</w:t>
-        <w:br/>
-        <w:t xml:space="preserve">        LegacyEmailService oldService = new LegacyEmailService();</w:t>
-        <w:br/>
-        <w:t xml:space="preserve">        Notification adapter = new EmailAdapter(oldService);</w:t>
-        <w:br/>
-        <w:t xml:space="preserve">        assertNotNull(adapter);</w:t>
-        <w:br/>
-        <w:t xml:space="preserve">    }</w:t>
-        <w:br/>
-        <w:br/>
-        <w:t xml:space="preserve">    @Test</w:t>
-        <w:br/>
-        <w:t xml:space="preserve">    // Verify sendNotification() delegates to sendMail() without throwing exceptions</w:t>
-        <w:br/>
-        <w:t xml:space="preserve">    void testAdapterDelegatesCorrectly() {</w:t>
-        <w:br/>
-        <w:t xml:space="preserve">        LegacyEmailService oldService = new LegacyEmailService();</w:t>
-        <w:br/>
-        <w:t xml:space="preserve">        EmailAdapter adapter = new EmailAdapter(oldService);</w:t>
-        <w:br/>
-        <w:t xml:space="preserve">        assertDoesNotThrow(() -&gt; adapter.sendNotification("Test message"));</w:t>
-        <w:br/>
-        <w:t xml:space="preserve">    }</w:t>
-        <w:br/>
-        <w:br/>
-        <w:t xml:space="preserve">    @Test</w:t>
-        <w:br/>
-        <w:t xml:space="preserve">    // Verify the adapter implements the Notification interface</w:t>
-        <w:br/>
-        <w:t xml:space="preserve">    void testAdapterImplementsNotification() {</w:t>
-        <w:br/>
-        <w:t xml:space="preserve">        LegacyEmailService oldService = new LegacyEmailService();</w:t>
-        <w:br/>
-        <w:t xml:space="preserve">        Notification adapter = new EmailAdapter(oldService);</w:t>
-        <w:br/>
-        <w:t xml:space="preserve">        assertTrue(adapter instanceof Notification);</w:t>
-        <w:br/>
-        <w:t xml:space="preserve">    }</w:t>
-        <w:br/>
-        <w:br/>
-        <w:t xml:space="preserve">    @Test</w:t>
-        <w:br/>
-        <w:t xml:space="preserve">    // Verify the adapter object is not null</w:t>
-        <w:br/>
-        <w:t xml:space="preserve">    void testAdapterNotNull() {</w:t>
-        <w:br/>
-        <w:t xml:space="preserve">        LegacyEmailService oldService = new LegacyEmailService();</w:t>
-        <w:br/>
-        <w:t xml:space="preserve">        EmailAdapter adapter = new EmailAdapter(oldService);</w:t>
-        <w:br/>
-        <w:t xml:space="preserve">        assertNotNull(adapter);</w:t>
-        <w:br/>
-        <w:t xml:space="preserve">    }</w:t>
-        <w:br/>
-        <w:t>}</w:t>
-        <w:br/>
-      </w:r>
-    </w:p>
-    <w:p>
-      <w:r>
-        <w:t>Test Descriptions:</w:t>
-      </w:r>
-    </w:p>
-    <w:p>
-      <w:pPr>
-        <w:pStyle w:val="ListBullet"/>
-      </w:pPr>
-      <w:r>
-        <w:t>testAdapterObjectCreated(): Verifies the adapter object is created successfully.</w:t>
-      </w:r>
-    </w:p>
-    <w:p>
-      <w:pPr>
-        <w:pStyle w:val="ListBullet"/>
-      </w:pPr>
-      <w:r>
-        <w:t>testAdapterDelegatesCorrectly(): Verifies sendNotification() delegates to sendMail() without exceptions.</w:t>
-      </w:r>
-    </w:p>
-    <w:p>
-      <w:pPr>
-        <w:pStyle w:val="ListBullet"/>
-      </w:pPr>
-      <w:r>
-        <w:t>testAdapterImplementsNotification(): Verifies the adapter implements the Notification interface.</w:t>
-      </w:r>
-    </w:p>
-    <w:p>
-      <w:pPr>
-        <w:pStyle w:val="ListBullet"/>
-      </w:pPr>
-      <w:r>
-        <w:t>testAdapterNotNull(): Ensures the adapter object is not null.</w:t>
-      </w:r>
-    </w:p>
-    <w:p>
-      <w:pPr>
-        <w:pStyle w:val="Heading2"/>
-      </w:pPr>
-      <w:r>
-        <w:t>Conclusion</w:t>
-      </w:r>
-    </w:p>
-    <w:p>
-      <w:r>
-        <w:t>The Adapter Pattern is widely used in real projects for integrating legacy systems, wrapping third-party libraries, and making incompatible interfaces work together. Examples include JDBC drivers (adapting database-specific APIs to a common SQL interface), Java Collections (Arrays.asList()), and GUI frameworks (adapting older event models to newer ones).</w:t>
-      </w:r>
-    </w:p>
-    <w:p>
-      <w:r/>
-    </w:p>
-    <w:p>
-      <w:pPr>
-        <w:pStyle w:val="Heading1"/>
-      </w:pPr>
-      <w:r>
-        <w:t>Practical 5: Facade Pattern</w:t>
-      </w:r>
-    </w:p>
-    <w:p>
-      <w:pPr>
-        <w:pStyle w:val="Heading2"/>
-      </w:pPr>
-      <w:r>
-        <w:t>Objective</w:t>
-      </w:r>
-    </w:p>
-    <w:p>
-      <w:pPr>
-        <w:pStyle w:val="ListBullet"/>
-      </w:pPr>
-      <w:r>
-        <w:t>Identify problems caused by complex subsystem interactions.</w:t>
-      </w:r>
-    </w:p>
-    <w:p>
-      <w:pPr>
-        <w:pStyle w:val="ListBullet"/>
-      </w:pPr>
-      <w:r>
-        <w:t>Understand the need for the Facade Design Pattern.</w:t>
-      </w:r>
-    </w:p>
-    <w:p>
-      <w:pPr>
-        <w:pStyle w:val="ListBullet"/>
-      </w:pPr>
-      <w:r>
-        <w:t>Refactor a bad design into a Facade implementation.</w:t>
-      </w:r>
-    </w:p>
-    <w:p>
-      <w:pPr>
-        <w:pStyle w:val="ListBullet"/>
-      </w:pPr>
-      <w:r>
-        <w:t>Apply Clean Code practices.</w:t>
-      </w:r>
-    </w:p>
-    <w:p>
-      <w:pPr>
-        <w:pStyle w:val="ListBullet"/>
-      </w:pPr>
-      <w:r>
-        <w:t>Write JUnit test cases to verify Facade behavior.</w:t>
-      </w:r>
-    </w:p>
-    <w:p>
-      <w:pPr>
-        <w:pStyle w:val="Heading2"/>
-      </w:pPr>
-      <w:r>
-        <w:t>Scenario</w:t>
-      </w:r>
-    </w:p>
-    <w:p>
-      <w:r>
-        <w:t>Student registration requires: Validation, Roll Number Generation, Save Student, Department Assignment, Notification.</w:t>
-      </w:r>
-    </w:p>
-    <w:p>
-      <w:r>
-        <w:t>Currently, every service is called manually.</w:t>
-      </w:r>
-    </w:p>
-    <w:p>
-      <w:pPr>
-        <w:pStyle w:val="Heading2"/>
-      </w:pPr>
-      <w:r>
-        <w:t>Part A: Instructions</w:t>
-      </w:r>
-    </w:p>
-    <w:p>
-      <w:pPr>
-        <w:pStyle w:val="ListBullet"/>
-      </w:pPr>
-      <w:r>
-        <w:t>Bad design code</w:t>
-      </w:r>
-    </w:p>
-    <w:p>
-      <w:pPr>
-        <w:pStyle w:val="ListBullet"/>
-      </w:pPr>
-      <w:r>
-        <w:t>Problems in bad design</w:t>
-      </w:r>
-    </w:p>
-    <w:p>
-      <w:pPr>
-        <w:pStyle w:val="ListBullet"/>
-      </w:pPr>
-      <w:r>
-        <w:t>Refactored good design using Facade Pattern</w:t>
-      </w:r>
-    </w:p>
-    <w:p>
-      <w:pPr>
-        <w:pStyle w:val="ListBullet"/>
-      </w:pPr>
-      <w:r>
-        <w:t>Clean code explanation</w:t>
-      </w:r>
-    </w:p>
-    <w:p>
-      <w:pPr>
-        <w:pStyle w:val="ListBullet"/>
-      </w:pPr>
-      <w:r>
-        <w:t>JUnit test cases</w:t>
-      </w:r>
-    </w:p>
-    <w:p>
-      <w:pPr>
-        <w:pStyle w:val="ListBullet"/>
-      </w:pPr>
-      <w:r>
-        <w:t>Short conclusion</w:t>
-      </w:r>
-    </w:p>
-    <w:p>
-      <w:pPr>
-        <w:pStyle w:val="Heading3"/>
-      </w:pPr>
-      <w:r>
-        <w:t>Bad Design Code</w:t>
-      </w:r>
-    </w:p>
-    <w:p>
-      <w:r>
-        <w:t>File: FacadeBadDemo.java</w:t>
+        <w:t>The registration workflow is centralized and easy to maintain.</w:t>
+      </w:r>
+    </w:p>
+    <w:p>
+      <w:r>
+        <w:t>File: StudentValidator.java</w:t>
       </w:r>
     </w:p>
     <w:p>
@@ -3427,45 +3917,15 @@
         <w:t>package facade;</w:t>
         <w:br/>
         <w:br/>
-        <w:t>// Bad design: client code must know about and coordinate all subsystem classes</w:t>
-        <w:br/>
-        <w:t>// Adding or changing a step means editing every client that does registration</w:t>
-        <w:br/>
-        <w:t>public class FacadeBadDemo {</w:t>
-        <w:br/>
-        <w:t xml:space="preserve">    public static void main(String[] args) {</w:t>
-        <w:br/>
-        <w:t xml:space="preserve">        StudentValidator validator = new StudentValidator();</w:t>
-        <w:br/>
-        <w:t xml:space="preserve">        RollNumberAssigner assigner = new RollNumberAssigner();</w:t>
-        <w:br/>
-        <w:t xml:space="preserve">        DepartmentAssigner deptAssigner = new DepartmentAssigner();</w:t>
-        <w:br/>
-        <w:t xml:space="preserve">        StudentSaver saver = new StudentSaver();</w:t>
-        <w:br/>
-        <w:t xml:space="preserve">        WelcomeMessageSender sender = new WelcomeMessageSender();</w:t>
-        <w:br/>
-        <w:br/>
-        <w:t xml:space="preserve">        String name = "Ram";</w:t>
-        <w:br/>
-        <w:t xml:space="preserve">        String email = "ram@gmail.com";</w:t>
-        <w:br/>
-        <w:br/>
-        <w:t xml:space="preserve">        if (validator.validate(name, email)) {</w:t>
-        <w:br/>
-        <w:t xml:space="preserve">            int roll = assigner.assignRollNumber();</w:t>
-        <w:br/>
-        <w:t xml:space="preserve">            String dept = deptAssigner.assignDepartment(name);</w:t>
-        <w:br/>
-        <w:t xml:space="preserve">            saver.save(name, roll, dept);</w:t>
-        <w:br/>
-        <w:t xml:space="preserve">            sender.sendWelcome(name);</w:t>
-        <w:br/>
-        <w:t xml:space="preserve">        } else {</w:t>
-        <w:br/>
-        <w:t xml:space="preserve">            System.out.println("Invalid details");</w:t>
-        <w:br/>
-        <w:t xml:space="preserve">        }</w:t>
+        <w:t>// Subsystem component — handles student data validation</w:t>
+        <w:br/>
+        <w:t>// Checks that name is non-empty and email contains '@'</w:t>
+        <w:br/>
+        <w:t>public class StudentValidator {</w:t>
+        <w:br/>
+        <w:t xml:space="preserve">    public boolean validate(String name, String email) {</w:t>
+        <w:br/>
+        <w:t xml:space="preserve">        return name != null &amp;&amp; !name.isEmpty() &amp;&amp; email != null &amp;&amp; email.contains("@");</w:t>
         <w:br/>
         <w:t xml:space="preserve">    }</w:t>
         <w:br/>
@@ -3474,141 +3934,8 @@
       </w:r>
     </w:p>
     <w:p>
-      <w:pPr>
-        <w:pStyle w:val="Heading2"/>
-      </w:pPr>
-      <w:r>
-        <w:t>Part B: Analysis Questions</w:t>
-      </w:r>
-    </w:p>
-    <w:p>
-      <w:pPr>
-        <w:pStyle w:val="Heading3"/>
-      </w:pPr>
-      <w:r>
-        <w:t>Q1. How many services are required to register a student?</w:t>
-      </w:r>
-    </w:p>
-    <w:p>
-      <w:r>
-        <w:t>Five services are required: StudentValidator, RollNumberAssigner, DepartmentAssigner, StudentSaver, and WelcomeMessageSender.</w:t>
-      </w:r>
-    </w:p>
-    <w:p>
-      <w:pPr>
-        <w:pStyle w:val="Heading3"/>
-      </w:pPr>
-      <w:r>
-        <w:t>Q2. Why is the client tightly coupled with multiple services?</w:t>
-      </w:r>
-    </w:p>
-    <w:p>
-      <w:r>
-        <w:t>The client must instantiate each service, know the correct call order, and handle failures for each step. Any change to the workflow requires updating every client.</w:t>
-      </w:r>
-    </w:p>
-    <w:p>
-      <w:pPr>
-        <w:pStyle w:val="Heading3"/>
-      </w:pPr>
-      <w:r>
-        <w:t>Q3. What happens if registration process changes?</w:t>
-      </w:r>
-    </w:p>
-    <w:p>
-      <w:r>
-        <w:t>Every client that manually orchestrates the services must be updated. This is error-prone and increases maintenance cost.</w:t>
-      </w:r>
-    </w:p>
-    <w:p>
-      <w:pPr>
-        <w:pStyle w:val="Heading3"/>
-      </w:pPr>
-      <w:r>
-        <w:t>Q4. How does Facade simplify the client code?</w:t>
-      </w:r>
-    </w:p>
-    <w:p>
-      <w:r>
-        <w:t>The facade provides a single registerStudent() method that internally calls all five services. The client only depends on one class instead of five.</w:t>
-      </w:r>
-    </w:p>
-    <w:p>
-      <w:pPr>
-        <w:pStyle w:val="Heading3"/>
-      </w:pPr>
-      <w:r>
-        <w:t>Q5. Which software quality attributes are affected?</w:t>
-      </w:r>
-    </w:p>
-    <w:p>
-      <w:r>
-        <w:t>Maintainability (single change point), Loose Coupling (client depends only on facade), and Simplicity (reduced client complexity).</w:t>
-      </w:r>
-    </w:p>
-    <w:p>
-      <w:pPr>
-        <w:pStyle w:val="Heading2"/>
-      </w:pPr>
-      <w:r>
-        <w:t>Part C: Problems in the Existing Design</w:t>
-      </w:r>
-    </w:p>
-    <w:p>
-      <w:r>
-        <w:t>1. Tight Coupling: The client is tightly coupled to all five subsystem classes.</w:t>
-      </w:r>
-    </w:p>
-    <w:p>
-      <w:r>
-        <w:t>2. Scattered Workflow Logic: The registration sequence is duplicated wherever a student is registered.</w:t>
-      </w:r>
-    </w:p>
-    <w:p>
-      <w:r>
-        <w:t>3. High Maintenance Cost: Adding or reordering a registration step requires editing every client.</w:t>
-      </w:r>
-    </w:p>
-    <w:p>
-      <w:pPr>
-        <w:pStyle w:val="Heading3"/>
-      </w:pPr>
-      <w:r>
-        <w:t>Refactored Good Design using Facade Pattern</w:t>
-      </w:r>
-    </w:p>
-    <w:p>
-      <w:r>
-        <w:t>Key improvements:</w:t>
-      </w:r>
-    </w:p>
-    <w:p>
-      <w:pPr>
-        <w:pStyle w:val="ListBullet"/>
-      </w:pPr>
-      <w:r>
-        <w:t>StudentRegistrationFacade provides a single registerStudent() method.</w:t>
-      </w:r>
-    </w:p>
-    <w:p>
-      <w:pPr>
-        <w:pStyle w:val="ListBullet"/>
-      </w:pPr>
-      <w:r>
-        <w:t>Client code is decoupled from the individual subsystem classes.</w:t>
-      </w:r>
-    </w:p>
-    <w:p>
-      <w:pPr>
-        <w:pStyle w:val="ListBullet"/>
-      </w:pPr>
-      <w:r>
-        <w:t>The registration workflow is centralized and easy to maintain.</w:t>
-      </w:r>
-    </w:p>
-    <w:p>
-      <w:r>
-        <w:t>File: StudentValidator.java</w:t>
+      <w:r>
+        <w:t>File: RollNumberAssigner.java</w:t>
       </w:r>
     </w:p>
     <w:p>
@@ -3624,15 +3951,16 @@
         <w:t>package facade;</w:t>
         <w:br/>
         <w:br/>
-        <w:t>// Subsystem component — handles student data validation</w:t>
-        <w:br/>
-        <w:t>// Checks that name is non-empty and email contains '@'</w:t>
-        <w:br/>
-        <w:t>public class StudentValidator {</w:t>
-        <w:br/>
-        <w:t xml:space="preserve">    public boolean validate(String name, String email) {</w:t>
-        <w:br/>
-        <w:t xml:space="preserve">        return name != null &amp;&amp; !name.isEmpty() &amp;&amp; email != null &amp;&amp; email.contains("@");</w:t>
+        <w:t>// Subsystem component — generates sequential roll numbers starting from 1001</w:t>
+        <w:br/>
+        <w:t>public class RollNumberAssigner {</w:t>
+        <w:br/>
+        <w:t xml:space="preserve">    private static int counter = 1000;</w:t>
+        <w:br/>
+        <w:br/>
+        <w:t xml:space="preserve">    public int assignRollNumber() {</w:t>
+        <w:br/>
+        <w:t xml:space="preserve">        return ++counter;</w:t>
         <w:br/>
         <w:t xml:space="preserve">    }</w:t>
         <w:br/>
@@ -3642,7 +3970,7 @@
     </w:p>
     <w:p>
       <w:r>
-        <w:t>File: RollNumberAssigner.java</w:t>
+        <w:t>File: DepartmentAssigner.java</w:t>
       </w:r>
     </w:p>
     <w:p>
@@ -3658,16 +3986,13 @@
         <w:t>package facade;</w:t>
         <w:br/>
         <w:br/>
-        <w:t>// Subsystem component — generates sequential roll numbers starting from 1001</w:t>
-        <w:br/>
-        <w:t>public class RollNumberAssigner {</w:t>
-        <w:br/>
-        <w:t xml:space="preserve">    private static int counter = 1000;</w:t>
-        <w:br/>
-        <w:br/>
-        <w:t xml:space="preserve">    public int assignRollNumber() {</w:t>
-        <w:br/>
-        <w:t xml:space="preserve">        return ++counter;</w:t>
+        <w:t>// Subsystem component — assigns a department to the student based on eligibility</w:t>
+        <w:br/>
+        <w:t>public class DepartmentAssigner {</w:t>
+        <w:br/>
+        <w:t xml:space="preserve">    public String assignDepartment(String name) {</w:t>
+        <w:br/>
+        <w:t xml:space="preserve">        return "BCA";</w:t>
         <w:br/>
         <w:t xml:space="preserve">    }</w:t>
         <w:br/>
@@ -3677,7 +4002,7 @@
     </w:p>
     <w:p>
       <w:r>
-        <w:t>File: DepartmentAssigner.java</w:t>
+        <w:t>File: StudentSaver.java</w:t>
       </w:r>
     </w:p>
     <w:p>
@@ -3693,13 +4018,13 @@
         <w:t>package facade;</w:t>
         <w:br/>
         <w:br/>
-        <w:t>// Subsystem component — assigns a department to the student based on eligibility</w:t>
-        <w:br/>
-        <w:t>public class DepartmentAssigner {</w:t>
-        <w:br/>
-        <w:t xml:space="preserve">    public String assignDepartment(String name) {</w:t>
-        <w:br/>
-        <w:t xml:space="preserve">        return "BCA";</w:t>
+        <w:t>// Subsystem component — persists student record to the system</w:t>
+        <w:br/>
+        <w:t>public class StudentSaver {</w:t>
+        <w:br/>
+        <w:t xml:space="preserve">    public void save(String name, int rollNumber, String department) {</w:t>
+        <w:br/>
+        <w:t xml:space="preserve">        System.out.println("Student " + name + " saved with roll number " + rollNumber + " in " + department);</w:t>
         <w:br/>
         <w:t xml:space="preserve">    }</w:t>
         <w:br/>
@@ -3709,7 +4034,7 @@
     </w:p>
     <w:p>
       <w:r>
-        <w:t>File: StudentSaver.java</w:t>
+        <w:t>File: WelcomeMessageSender.java</w:t>
       </w:r>
     </w:p>
     <w:p>
@@ -3725,13 +4050,13 @@
         <w:t>package facade;</w:t>
         <w:br/>
         <w:br/>
-        <w:t>// Subsystem component — persists student record to the system</w:t>
-        <w:br/>
-        <w:t>public class StudentSaver {</w:t>
-        <w:br/>
-        <w:t xml:space="preserve">    public void save(String name, int rollNumber, String department) {</w:t>
-        <w:br/>
-        <w:t xml:space="preserve">        System.out.println("Student " + name + " saved with roll number " + rollNumber + " in " + department);</w:t>
+        <w:t>// Subsystem component — sends a welcome message after successful registration</w:t>
+        <w:br/>
+        <w:t>public class WelcomeMessageSender {</w:t>
+        <w:br/>
+        <w:t xml:space="preserve">    public void sendWelcome(String name) {</w:t>
+        <w:br/>
+        <w:t xml:space="preserve">        System.out.println("Welcome " + name + "! Registration successful.");</w:t>
         <w:br/>
         <w:t xml:space="preserve">    }</w:t>
         <w:br/>
@@ -3741,7 +4066,7 @@
     </w:p>
     <w:p>
       <w:r>
-        <w:t>File: WelcomeMessageSender.java</w:t>
+        <w:t>File: StudentRegistrationFacade.java</w:t>
       </w:r>
     </w:p>
     <w:p>
@@ -3757,23 +4082,152 @@
         <w:t>package facade;</w:t>
         <w:br/>
         <w:br/>
-        <w:t>// Subsystem component — sends a welcome message after successful registration</w:t>
-        <w:br/>
-        <w:t>public class WelcomeMessageSender {</w:t>
-        <w:br/>
-        <w:t xml:space="preserve">    public void sendWelcome(String name) {</w:t>
-        <w:br/>
-        <w:t xml:space="preserve">        System.out.println("Welcome " + name + "! Registration successful.");</w:t>
+        <w:t>// Facade — provides a simplified interface to the complex registration subsystem</w:t>
+        <w:br/>
+        <w:t>// Client code only calls registerStudent() instead of orchestrating all steps manually</w:t>
+        <w:br/>
+        <w:t>public class StudentRegistrationFacade {</w:t>
+        <w:br/>
+        <w:t xml:space="preserve">    private StudentValidator validator;</w:t>
+        <w:br/>
+        <w:t xml:space="preserve">    private RollNumberAssigner rollNumberAssigner;</w:t>
+        <w:br/>
+        <w:t xml:space="preserve">    private DepartmentAssigner departmentAssigner;</w:t>
+        <w:br/>
+        <w:t xml:space="preserve">    private StudentSaver studentSaver;</w:t>
+        <w:br/>
+        <w:t xml:space="preserve">    private WelcomeMessageSender welcomeSender;</w:t>
+        <w:br/>
+        <w:br/>
+        <w:t xml:space="preserve">    public StudentRegistrationFacade() {</w:t>
+        <w:br/>
+        <w:t xml:space="preserve">        this.validator = new StudentValidator();</w:t>
+        <w:br/>
+        <w:t xml:space="preserve">        this.rollNumberAssigner = new RollNumberAssigner();</w:t>
+        <w:br/>
+        <w:t xml:space="preserve">        this.departmentAssigner = new DepartmentAssigner();</w:t>
+        <w:br/>
+        <w:t xml:space="preserve">        this.studentSaver = new StudentSaver();</w:t>
+        <w:br/>
+        <w:t xml:space="preserve">        this.welcomeSender = new WelcomeMessageSender();</w:t>
         <w:br/>
         <w:t xml:space="preserve">    }</w:t>
         <w:br/>
+        <w:br/>
+        <w:t xml:space="preserve">    // Single entry point that coordinates validate → assign roll → assign dept → save → send welcome</w:t>
+        <w:br/>
+        <w:t xml:space="preserve">    public void registerStudent(String name, String email) {</w:t>
+        <w:br/>
+        <w:t xml:space="preserve">        if (!validator.validate(name, email)) {</w:t>
+        <w:br/>
+        <w:t xml:space="preserve">            throw new IllegalArgumentException("Invalid student details");</w:t>
+        <w:br/>
+        <w:t xml:space="preserve">        }</w:t>
+        <w:br/>
+        <w:t xml:space="preserve">        int rollNumber = rollNumberAssigner.assignRollNumber();</w:t>
+        <w:br/>
+        <w:t xml:space="preserve">        String department = departmentAssigner.assignDepartment(name);</w:t>
+        <w:br/>
+        <w:t xml:space="preserve">        studentSaver.save(name, rollNumber, department);</w:t>
+        <w:br/>
+        <w:t xml:space="preserve">        welcomeSender.sendWelcome(name);</w:t>
+        <w:br/>
+        <w:t xml:space="preserve">    }</w:t>
+        <w:br/>
         <w:t>}</w:t>
         <w:br/>
       </w:r>
     </w:p>
     <w:p>
       <w:r>
-        <w:t>File: StudentRegistrationFacade.java</w:t>
+        <w:t>File: FacadeDemo.java</w:t>
+      </w:r>
+    </w:p>
+    <w:p>
+      <w:pPr>
+        <w:spacing w:before="40" w:after="40"/>
+        <w:ind w:left="432"/>
+      </w:pPr>
+      <w:r>
+        <w:rPr>
+          <w:rFonts w:ascii="Courier New" w:hAnsi="Courier New"/>
+          <w:sz w:val="18"/>
+        </w:rPr>
+        <w:t>package facade.demo;</w:t>
+        <w:br/>
+        <w:br/>
+        <w:t>import facade.StudentRegistrationFacade;</w:t>
+        <w:br/>
+        <w:br/>
+        <w:t>// Demo showing the Facade fix: one simple method call hides the subsystem complexity</w:t>
+        <w:br/>
+        <w:t>// Client code is decoupled from StudentValidator, RollNumberAssigner, etc.</w:t>
+        <w:br/>
+        <w:t>public class FacadeDemo {</w:t>
+        <w:br/>
+        <w:t xml:space="preserve">    public static void main(String[] args) {</w:t>
+        <w:br/>
+        <w:t xml:space="preserve">        StudentRegistrationFacade facade = new StudentRegistrationFacade();</w:t>
+        <w:br/>
+        <w:t xml:space="preserve">        facade.registerStudent("Ram", "ram@gmail.com");</w:t>
+        <w:br/>
+        <w:t xml:space="preserve">    }</w:t>
+        <w:br/>
+        <w:t>}</w:t>
+        <w:br/>
+      </w:r>
+    </w:p>
+    <w:p>
+      <w:pPr>
+        <w:pStyle w:val="Heading2"/>
+      </w:pPr>
+      <w:r>
+        <w:t>Clean Code Explanation</w:t>
+      </w:r>
+    </w:p>
+    <w:p>
+      <w:pPr>
+        <w:pStyle w:val="ListBullet"/>
+      </w:pPr>
+      <w:r>
+        <w:t>Single Responsibility: The facade coordinates subsystems; each subsystem has one job.</w:t>
+      </w:r>
+    </w:p>
+    <w:p>
+      <w:pPr>
+        <w:pStyle w:val="ListBullet"/>
+      </w:pPr>
+      <w:r>
+        <w:t>Minimal Client Dependency: Client code only depends on the facade class.</w:t>
+      </w:r>
+    </w:p>
+    <w:p>
+      <w:pPr>
+        <w:pStyle w:val="ListBullet"/>
+      </w:pPr>
+      <w:r>
+        <w:t>Simplified API: A complex multi-step workflow is exposed as a single method call.</w:t>
+      </w:r>
+    </w:p>
+    <w:p>
+      <w:pPr>
+        <w:pStyle w:val="ListBullet"/>
+      </w:pPr>
+      <w:r>
+        <w:t>Easy to Test: The facade can be tested independently; subsystems can be tested separately.</w:t>
+      </w:r>
+    </w:p>
+    <w:p>
+      <w:pPr>
+        <w:pStyle w:val="Heading2"/>
+      </w:pPr>
+      <w:r>
+        <w:t>Test Cases</w:t>
+      </w:r>
+    </w:p>
+    <w:p>
+      <w:r>
+        <w:t>File: FacadeTest.java</w:t>
       </w:r>
     </w:p>
     <w:p>
@@ -3789,65 +4243,363 @@
         <w:t>package facade;</w:t>
         <w:br/>
         <w:br/>
-        <w:t>// Facade — provides a simplified interface to the complex registration subsystem</w:t>
-        <w:br/>
-        <w:t>// Client code only calls registerStudent() instead of orchestrating all steps manually</w:t>
-        <w:br/>
-        <w:t>public class StudentRegistrationFacade {</w:t>
-        <w:br/>
-        <w:t xml:space="preserve">    private StudentValidator validator;</w:t>
-        <w:br/>
-        <w:t xml:space="preserve">    private RollNumberAssigner rollNumberAssigner;</w:t>
-        <w:br/>
-        <w:t xml:space="preserve">    private DepartmentAssigner departmentAssigner;</w:t>
-        <w:br/>
-        <w:t xml:space="preserve">    private StudentSaver studentSaver;</w:t>
-        <w:br/>
-        <w:t xml:space="preserve">    private WelcomeMessageSender welcomeSender;</w:t>
-        <w:br/>
-        <w:br/>
-        <w:t xml:space="preserve">    public StudentRegistrationFacade() {</w:t>
-        <w:br/>
-        <w:t xml:space="preserve">        this.validator = new StudentValidator();</w:t>
-        <w:br/>
-        <w:t xml:space="preserve">        this.rollNumberAssigner = new RollNumberAssigner();</w:t>
-        <w:br/>
-        <w:t xml:space="preserve">        this.departmentAssigner = new DepartmentAssigner();</w:t>
-        <w:br/>
-        <w:t xml:space="preserve">        this.studentSaver = new StudentSaver();</w:t>
-        <w:br/>
-        <w:t xml:space="preserve">        this.welcomeSender = new WelcomeMessageSender();</w:t>
+        <w:t>import java.util.Scanner;</w:t>
+        <w:br/>
+        <w:br/>
+        <w:t>public class FacadeTest {</w:t>
+        <w:br/>
+        <w:br/>
+        <w:t xml:space="preserve">    public static void main(String[] args) {</w:t>
+        <w:br/>
+        <w:t xml:space="preserve">        Scanner scanner = new Scanner(System.in);</w:t>
+        <w:br/>
+        <w:br/>
+        <w:t xml:space="preserve">        System.out.println("=== Facade Test ===");</w:t>
+        <w:br/>
+        <w:t xml:space="preserve">        testFacadeNotNull();</w:t>
+        <w:br/>
+        <w:br/>
+        <w:t xml:space="preserve">        System.out.print("Enter student name: ");</w:t>
+        <w:br/>
+        <w:t xml:space="preserve">        String name = scanner.nextLine();</w:t>
+        <w:br/>
+        <w:br/>
+        <w:t xml:space="preserve">        System.out.print("Enter student email: ");</w:t>
+        <w:br/>
+        <w:t xml:space="preserve">        String email = scanner.nextLine();</w:t>
+        <w:br/>
+        <w:br/>
+        <w:t xml:space="preserve">        testRegistrationStartsSuccessfully(name, email);</w:t>
+        <w:br/>
+        <w:t xml:space="preserve">        testValidationServiceExecuted(name, email);</w:t>
+        <w:br/>
+        <w:t xml:space="preserve">        testDepartmentAllocationExecuted(name, email);</w:t>
+        <w:br/>
+        <w:t xml:space="preserve">        testNotificationServiceExecuted(name, email);</w:t>
+        <w:br/>
+        <w:br/>
+        <w:t xml:space="preserve">        scanner.close();</w:t>
         <w:br/>
         <w:t xml:space="preserve">    }</w:t>
         <w:br/>
         <w:br/>
-        <w:t xml:space="preserve">    // Single entry point that coordinates validate → assign roll → assign dept → save → send welcome</w:t>
-        <w:br/>
-        <w:t xml:space="preserve">    public void registerStudent(String name, String email) {</w:t>
-        <w:br/>
-        <w:t xml:space="preserve">        if (!validator.validate(name, email)) {</w:t>
-        <w:br/>
-        <w:t xml:space="preserve">            throw new IllegalArgumentException("Invalid student details");</w:t>
+        <w:t xml:space="preserve">    static void testRegistrationStartsSuccessfully(String name, String email) {</w:t>
+        <w:br/>
+        <w:t xml:space="preserve">        StudentRegistrationFacade facade = new StudentRegistrationFacade();</w:t>
+        <w:br/>
+        <w:t xml:space="preserve">        try {</w:t>
+        <w:br/>
+        <w:t xml:space="preserve">            facade.registerStudent(name, email);</w:t>
+        <w:br/>
+        <w:t xml:space="preserve">            System.out.println("PASS: Registration started successfully");</w:t>
+        <w:br/>
+        <w:t xml:space="preserve">        } catch (IllegalArgumentException e) {</w:t>
+        <w:br/>
+        <w:t xml:space="preserve">            System.out.println("PASS: Validation rejected invalid input - " + e.getMessage());</w:t>
+        <w:br/>
+        <w:t xml:space="preserve">        } catch (Exception e) {</w:t>
+        <w:br/>
+        <w:t xml:space="preserve">            System.out.println("FAIL: Unexpected exception - " + e.getMessage());</w:t>
         <w:br/>
         <w:t xml:space="preserve">        }</w:t>
         <w:br/>
-        <w:t xml:space="preserve">        int rollNumber = rollNumberAssigner.assignRollNumber();</w:t>
-        <w:br/>
-        <w:t xml:space="preserve">        String department = departmentAssigner.assignDepartment(name);</w:t>
-        <w:br/>
-        <w:t xml:space="preserve">        studentSaver.save(name, rollNumber, department);</w:t>
-        <w:br/>
-        <w:t xml:space="preserve">        welcomeSender.sendWelcome(name);</w:t>
-        <w:br/>
         <w:t xml:space="preserve">    }</w:t>
         <w:br/>
+        <w:br/>
+        <w:t xml:space="preserve">    static void testValidationServiceExecuted(String name, String email) {</w:t>
+        <w:br/>
+        <w:t xml:space="preserve">        StudentRegistrationFacade facade = new StudentRegistrationFacade();</w:t>
+        <w:br/>
+        <w:t xml:space="preserve">        try {</w:t>
+        <w:br/>
+        <w:t xml:space="preserve">            facade.registerStudent(name, email);</w:t>
+        <w:br/>
+        <w:t xml:space="preserve">            if (name == null || name.isEmpty() || email == null || !email.contains("@")) {</w:t>
+        <w:br/>
+        <w:t xml:space="preserve">                System.out.println("FAIL: Validation did not reject invalid data");</w:t>
+        <w:br/>
+        <w:t xml:space="preserve">            } else {</w:t>
+        <w:br/>
+        <w:t xml:space="preserve">                System.out.println("PASS: Validation service executed for valid data");</w:t>
+        <w:br/>
+        <w:t xml:space="preserve">            }</w:t>
+        <w:br/>
+        <w:t xml:space="preserve">        } catch (IllegalArgumentException e) {</w:t>
+        <w:br/>
+        <w:t xml:space="preserve">            System.out.println("PASS: Validation service executed and rejected invalid data");</w:t>
+        <w:br/>
+        <w:t xml:space="preserve">        }</w:t>
+        <w:br/>
+        <w:t xml:space="preserve">    }</w:t>
+        <w:br/>
+        <w:br/>
+        <w:t xml:space="preserve">    static void testDepartmentAllocationExecuted(String name, String email) {</w:t>
+        <w:br/>
+        <w:t xml:space="preserve">        StudentRegistrationFacade facade = new StudentRegistrationFacade();</w:t>
+        <w:br/>
+        <w:t xml:space="preserve">        try {</w:t>
+        <w:br/>
+        <w:t xml:space="preserve">            facade.registerStudent(name, email);</w:t>
+        <w:br/>
+        <w:t xml:space="preserve">            System.out.println("PASS: Department allocation executed");</w:t>
+        <w:br/>
+        <w:t xml:space="preserve">        } catch (Exception e) {</w:t>
+        <w:br/>
+        <w:t xml:space="preserve">            System.out.println("FAIL: Department allocation failed - " + e.getMessage());</w:t>
+        <w:br/>
+        <w:t xml:space="preserve">        }</w:t>
+        <w:br/>
+        <w:t xml:space="preserve">    }</w:t>
+        <w:br/>
+        <w:br/>
+        <w:t xml:space="preserve">    static void testNotificationServiceExecuted(String name, String email) {</w:t>
+        <w:br/>
+        <w:t xml:space="preserve">        StudentRegistrationFacade facade = new StudentRegistrationFacade();</w:t>
+        <w:br/>
+        <w:t xml:space="preserve">        try {</w:t>
+        <w:br/>
+        <w:t xml:space="preserve">            facade.registerStudent(name, email);</w:t>
+        <w:br/>
+        <w:t xml:space="preserve">            System.out.println("PASS: Notification service executed");</w:t>
+        <w:br/>
+        <w:t xml:space="preserve">        } catch (Exception e) {</w:t>
+        <w:br/>
+        <w:t xml:space="preserve">            System.out.println("FAIL: Notification service failed - " + e.getMessage());</w:t>
+        <w:br/>
+        <w:t xml:space="preserve">        }</w:t>
+        <w:br/>
+        <w:t xml:space="preserve">    }</w:t>
+        <w:br/>
+        <w:br/>
+        <w:t xml:space="preserve">    static void testFacadeNotNull() {</w:t>
+        <w:br/>
+        <w:t xml:space="preserve">        StudentRegistrationFacade facade = new StudentRegistrationFacade();</w:t>
+        <w:br/>
+        <w:t xml:space="preserve">        if (facade != null) {</w:t>
+        <w:br/>
+        <w:t xml:space="preserve">            System.out.println("PASS: Facade object is not null");</w:t>
+        <w:br/>
+        <w:t xml:space="preserve">        } else {</w:t>
+        <w:br/>
+        <w:t xml:space="preserve">            System.out.println("FAIL: Facade is null");</w:t>
+        <w:br/>
+        <w:t xml:space="preserve">        }</w:t>
+        <w:br/>
+        <w:t xml:space="preserve">    }</w:t>
+        <w:br/>
         <w:t>}</w:t>
         <w:br/>
       </w:r>
     </w:p>
     <w:p>
       <w:r>
-        <w:t>File: FacadeDemo.java</w:t>
+        <w:t>Test Descriptions:</w:t>
+      </w:r>
+    </w:p>
+    <w:p>
+      <w:pPr>
+        <w:pStyle w:val="ListBullet"/>
+      </w:pPr>
+      <w:r>
+        <w:t>testRegistrationStartsSuccessfully(): Verifies registration starts without exceptions.</w:t>
+      </w:r>
+    </w:p>
+    <w:p>
+      <w:pPr>
+        <w:pStyle w:val="ListBullet"/>
+      </w:pPr>
+      <w:r>
+        <w:t>testValidationServiceExecuted(): Verifies validation service is executed (throws for invalid data).</w:t>
+      </w:r>
+    </w:p>
+    <w:p>
+      <w:pPr>
+        <w:pStyle w:val="ListBullet"/>
+      </w:pPr>
+      <w:r>
+        <w:t>testDepartmentAllocationExecuted(): Verifies department allocation runs successfully.</w:t>
+      </w:r>
+    </w:p>
+    <w:p>
+      <w:pPr>
+        <w:pStyle w:val="ListBullet"/>
+      </w:pPr>
+      <w:r>
+        <w:t>testNotificationServiceExecuted(): Verifies notification service runs successfully.</w:t>
+      </w:r>
+    </w:p>
+    <w:p>
+      <w:pPr>
+        <w:pStyle w:val="ListBullet"/>
+      </w:pPr>
+      <w:r>
+        <w:t>testFacadeNotNull(): Ensures the facade object is not null.</w:t>
+      </w:r>
+    </w:p>
+    <w:p>
+      <w:pPr>
+        <w:pStyle w:val="Heading2"/>
+      </w:pPr>
+      <w:r>
+        <w:t>Conclusion</w:t>
+      </w:r>
+    </w:p>
+    <w:p>
+      <w:r>
+        <w:t>The Facade Pattern is widely used in real projects to simplify complex APIs. Examples include Spring JdbcTemplate (simplifies JDBC), SLF4J (unified logging facade), and media players that hide decoding, rendering, and audio subsystems.</w:t>
+      </w:r>
+    </w:p>
+    <w:p>
+      <w:r>
+        <w:br w:type="page"/>
+      </w:r>
+    </w:p>
+    <w:p>
+      <w:pPr>
+        <w:pStyle w:val="Heading1"/>
+      </w:pPr>
+      <w:r>
+        <w:t>Practical 6: Proxy Pattern</w:t>
+      </w:r>
+    </w:p>
+    <w:p>
+      <w:pPr>
+        <w:pStyle w:val="Heading2"/>
+      </w:pPr>
+      <w:r>
+        <w:t>Objective</w:t>
+      </w:r>
+    </w:p>
+    <w:p>
+      <w:pPr>
+        <w:pStyle w:val="ListBullet"/>
+      </w:pPr>
+      <w:r>
+        <w:t>Identify problems caused by unrestricted access.</w:t>
+      </w:r>
+    </w:p>
+    <w:p>
+      <w:pPr>
+        <w:pStyle w:val="ListBullet"/>
+      </w:pPr>
+      <w:r>
+        <w:t>Understand the need for the Proxy Pattern.</w:t>
+      </w:r>
+    </w:p>
+    <w:p>
+      <w:pPr>
+        <w:pStyle w:val="ListBullet"/>
+      </w:pPr>
+      <w:r>
+        <w:t>Refactor a bad design into a Proxy implementation.</w:t>
+      </w:r>
+    </w:p>
+    <w:p>
+      <w:pPr>
+        <w:pStyle w:val="ListBullet"/>
+      </w:pPr>
+      <w:r>
+        <w:t>Apply Clean Code practices.</w:t>
+      </w:r>
+    </w:p>
+    <w:p>
+      <w:pPr>
+        <w:pStyle w:val="ListBullet"/>
+      </w:pPr>
+      <w:r>
+        <w:t>Write test cases to verify Proxy behavior.</w:t>
+      </w:r>
+    </w:p>
+    <w:p>
+      <w:pPr>
+        <w:pStyle w:val="Heading2"/>
+      </w:pPr>
+      <w:r>
+        <w:t>Scenario</w:t>
+      </w:r>
+    </w:p>
+    <w:p>
+      <w:r>
+        <w:t>Only Admin can view student marks.</w:t>
+      </w:r>
+    </w:p>
+    <w:p>
+      <w:r>
+        <w:t>Role = ADMIN = Allowed.</w:t>
+      </w:r>
+    </w:p>
+    <w:p>
+      <w:r>
+        <w:t>Role = STUDENT = Denied.</w:t>
+      </w:r>
+    </w:p>
+    <w:p>
+      <w:pPr>
+        <w:pStyle w:val="Heading2"/>
+      </w:pPr>
+      <w:r>
+        <w:t>Part A: Instructions</w:t>
+      </w:r>
+    </w:p>
+    <w:p>
+      <w:pPr>
+        <w:pStyle w:val="ListBullet"/>
+      </w:pPr>
+      <w:r>
+        <w:t>Bad design code</w:t>
+      </w:r>
+    </w:p>
+    <w:p>
+      <w:pPr>
+        <w:pStyle w:val="ListBullet"/>
+      </w:pPr>
+      <w:r>
+        <w:t>Problems in bad design</w:t>
+      </w:r>
+    </w:p>
+    <w:p>
+      <w:pPr>
+        <w:pStyle w:val="ListBullet"/>
+      </w:pPr>
+      <w:r>
+        <w:t>Refactored good design using Proxy Pattern</w:t>
+      </w:r>
+    </w:p>
+    <w:p>
+      <w:pPr>
+        <w:pStyle w:val="ListBullet"/>
+      </w:pPr>
+      <w:r>
+        <w:t>Clean code explanation</w:t>
+      </w:r>
+    </w:p>
+    <w:p>
+      <w:pPr>
+        <w:pStyle w:val="ListBullet"/>
+      </w:pPr>
+      <w:r>
+        <w:t>Test cases</w:t>
+      </w:r>
+    </w:p>
+    <w:p>
+      <w:pPr>
+        <w:pStyle w:val="ListBullet"/>
+      </w:pPr>
+      <w:r>
+        <w:t>Short conclusion</w:t>
+      </w:r>
+    </w:p>
+    <w:p>
+      <w:pPr>
+        <w:pStyle w:val="Heading3"/>
+      </w:pPr>
+      <w:r>
+        <w:t>Bad Design Code</w:t>
+      </w:r>
+    </w:p>
+    <w:p>
+      <w:r>
+        <w:t>File: ProxyBadDemo.java</w:t>
       </w:r>
     </w:p>
     <w:p>
@@ -3860,20 +4612,34 @@
           <w:rFonts w:ascii="Courier New" w:hAnsi="Courier New"/>
           <w:sz w:val="18"/>
         </w:rPr>
-        <w:t>package facade;</w:t>
-        <w:br/>
-        <w:br/>
-        <w:t>// Demo showing the Facade fix: one simple method call hides the subsystem complexity</w:t>
-        <w:br/>
-        <w:t>// Client code is decoupled from StudentValidator, RollNumberAssigner, etc.</w:t>
-        <w:br/>
-        <w:t>public class FacadeDemo {</w:t>
+        <w:t>package proxy.bad;</w:t>
+        <w:br/>
+        <w:br/>
+        <w:t>import proxy.RealStudentRecord;</w:t>
+        <w:br/>
+        <w:br/>
+        <w:t>// Bad design: access control logic is mixed into client code</w:t>
+        <w:br/>
+        <w:t>// Every place that views marks must duplicate this if-else check</w:t>
+        <w:br/>
+        <w:t>public class ProxyBadDemo {</w:t>
         <w:br/>
         <w:t xml:space="preserve">    public static void main(String[] args) {</w:t>
         <w:br/>
-        <w:t xml:space="preserve">        StudentRegistrationFacade facade = new StudentRegistrationFacade();</w:t>
-        <w:br/>
-        <w:t xml:space="preserve">        facade.registerStudent("Ram", "ram@gmail.com");</w:t>
+        <w:t xml:space="preserve">        RealStudentRecord record = new RealStudentRecord("Ram");</w:t>
+        <w:br/>
+        <w:t xml:space="preserve">        String role = "STUDENT";</w:t>
+        <w:br/>
+        <w:br/>
+        <w:t xml:space="preserve">        if ("ADMIN".equalsIgnoreCase(role)) {</w:t>
+        <w:br/>
+        <w:t xml:space="preserve">            record.viewMarks();</w:t>
+        <w:br/>
+        <w:t xml:space="preserve">        } else {</w:t>
+        <w:br/>
+        <w:t xml:space="preserve">            System.out.println("Access denied: Only ADMIN can view marks.");</w:t>
+        <w:br/>
+        <w:t xml:space="preserve">        }</w:t>
         <w:br/>
         <w:t xml:space="preserve">    }</w:t>
         <w:br/>
@@ -3886,7 +4652,28 @@
         <w:pStyle w:val="Heading2"/>
       </w:pPr>
       <w:r>
-        <w:t>Clean Code Explanation</w:t>
+        <w:t>Part B: Analysis Questions</w:t>
+      </w:r>
+    </w:p>
+    <w:p>
+      <w:pPr>
+        <w:pStyle w:val="Heading3"/>
+      </w:pPr>
+      <w:r>
+        <w:t>Q1. Who can currently access student records?</w:t>
+      </w:r>
+    </w:p>
+    <w:p>
+      <w:r>
+        <w:t>Currently, anyone with access to RealStudentRecord can view marks. Access control logic is scattered in client code rather than enforced by the class itself.</w:t>
+      </w:r>
+    </w:p>
+    <w:p>
+      <w:pPr>
+        <w:pStyle w:val="Heading3"/>
+      </w:pPr>
+      <w:r>
+        <w:t>Q2. Why is this a security issue?</w:t>
       </w:r>
     </w:p>
     <w:p>
@@ -3894,7 +4681,7 @@
         <w:pStyle w:val="ListBullet"/>
       </w:pPr>
       <w:r>
-        <w:t>Single Responsibility: The facade coordinates subsystems; each subsystem has one job.</w:t>
+        <w:t>Access checks can be forgotten or bypassed by new clients.</w:t>
       </w:r>
     </w:p>
     <w:p>
@@ -3902,7 +4689,7 @@
         <w:pStyle w:val="ListBullet"/>
       </w:pPr>
       <w:r>
-        <w:t>Minimal Client Dependency: Client code only depends on the facade class.</w:t>
+        <w:t>The RealStudentRecord has no protection mechanism of its own.</w:t>
       </w:r>
     </w:p>
     <w:p>
@@ -3910,7 +4697,82 @@
         <w:pStyle w:val="ListBullet"/>
       </w:pPr>
       <w:r>
-        <w:t>Simplified API: A complex multi-step workflow is exposed as a single method call.</w:t>
+        <w:t>Sensitive data is exposed to unauthorized roles.</w:t>
+      </w:r>
+    </w:p>
+    <w:p>
+      <w:pPr>
+        <w:pStyle w:val="Heading3"/>
+      </w:pPr>
+      <w:r>
+        <w:t>Q3. What happens if access checks are repeated everywhere?</w:t>
+      </w:r>
+    </w:p>
+    <w:p>
+      <w:r>
+        <w:t>Code duplication leads to inconsistencies - one developer may forget the check, use a different role string, or implement weaker validation.</w:t>
+      </w:r>
+    </w:p>
+    <w:p>
+      <w:pPr>
+        <w:pStyle w:val="Heading3"/>
+      </w:pPr>
+      <w:r>
+        <w:t>Q4. Why should security be centralized?</w:t>
+      </w:r>
+    </w:p>
+    <w:p>
+      <w:r>
+        <w:t>Centralized security in the proxy ensures consistent enforcement, easier auditing, and a single point of change when security policies are updated.</w:t>
+      </w:r>
+    </w:p>
+    <w:p>
+      <w:pPr>
+        <w:pStyle w:val="Heading3"/>
+      </w:pPr>
+      <w:r>
+        <w:t>Q5. Which software quality attributes are affected?</w:t>
+      </w:r>
+    </w:p>
+    <w:p>
+      <w:r>
+        <w:t>Security (centralized access control), Maintainability (single point of change), and Consistency (uniform enforcement across all clients).</w:t>
+      </w:r>
+    </w:p>
+    <w:p>
+      <w:pPr>
+        <w:pStyle w:val="Heading2"/>
+      </w:pPr>
+      <w:r>
+        <w:t>Part C: Problems in the Existing Design</w:t>
+      </w:r>
+    </w:p>
+    <w:p>
+      <w:r>
+        <w:t>1. No Access Control: RealStudentRecord has no built-in protection - anyone can call viewMarks().</w:t>
+      </w:r>
+    </w:p>
+    <w:p>
+      <w:r>
+        <w:t>2. Scattered Security Logic: Every client must duplicate the role-checking code.</w:t>
+      </w:r>
+    </w:p>
+    <w:p>
+      <w:r>
+        <w:t>3. Tight Coupling: Client code is coupled to both RealStudentRecord and the access control logic.</w:t>
+      </w:r>
+    </w:p>
+    <w:p>
+      <w:pPr>
+        <w:pStyle w:val="Heading3"/>
+      </w:pPr>
+      <w:r>
+        <w:t>Refactored Good Design using Proxy Pattern</w:t>
+      </w:r>
+    </w:p>
+    <w:p>
+      <w:r>
+        <w:t>Key improvements:</w:t>
       </w:r>
     </w:p>
     <w:p>
@@ -3918,118 +4780,7 @@
         <w:pStyle w:val="ListBullet"/>
       </w:pPr>
       <w:r>
-        <w:t>Easy to Test: The facade can be tested independently; subsystems can be tested separately.</w:t>
-      </w:r>
-    </w:p>
-    <w:p>
-      <w:pPr>
-        <w:pStyle w:val="Heading2"/>
-      </w:pPr>
-      <w:r>
-        <w:t>Test Cases</w:t>
-      </w:r>
-    </w:p>
-    <w:p>
-      <w:r>
-        <w:t>File: FacadeTest.java</w:t>
-      </w:r>
-    </w:p>
-    <w:p>
-      <w:pPr>
-        <w:spacing w:before="40" w:after="40"/>
-        <w:ind w:left="432"/>
-      </w:pPr>
-      <w:r>
-        <w:rPr>
-          <w:rFonts w:ascii="Courier New" w:hAnsi="Courier New"/>
-          <w:sz w:val="18"/>
-        </w:rPr>
-        <w:t>package facade;</w:t>
-        <w:br/>
-        <w:br/>
-        <w:t>import static org.junit.jupiter.api.Assertions.*;</w:t>
-        <w:br/>
-        <w:t>import org.junit.jupiter.api.Test;</w:t>
-        <w:br/>
-        <w:br/>
-        <w:t>// Console-based tests to verify Facade pattern behavior</w:t>
-        <w:br/>
-        <w:t>class FacadeTest {</w:t>
-        <w:br/>
-        <w:br/>
-        <w:t xml:space="preserve">    @Test</w:t>
-        <w:br/>
-        <w:t xml:space="preserve">    // Verify registration starts successfully</w:t>
-        <w:br/>
-        <w:t xml:space="preserve">    void testRegistrationStartsSuccessfully() {</w:t>
-        <w:br/>
-        <w:t xml:space="preserve">        StudentRegistrationFacade facade = new StudentRegistrationFacade();</w:t>
-        <w:br/>
-        <w:t xml:space="preserve">        assertDoesNotThrow(() -&gt; facade.registerStudent("Ram", "ram@gmail.com"));</w:t>
-        <w:br/>
-        <w:t xml:space="preserve">    }</w:t>
-        <w:br/>
-        <w:br/>
-        <w:t xml:space="preserve">    @Test</w:t>
-        <w:br/>
-        <w:t xml:space="preserve">    // Verify validation service is executed (throws for invalid data)</w:t>
-        <w:br/>
-        <w:t xml:space="preserve">    void testValidationServiceExecuted() {</w:t>
-        <w:br/>
-        <w:t xml:space="preserve">        StudentRegistrationFacade facade = new StudentRegistrationFacade();</w:t>
-        <w:br/>
-        <w:t xml:space="preserve">        assertThrows(IllegalArgumentException.class,</w:t>
-        <w:br/>
-        <w:t xml:space="preserve">                () -&gt; facade.registerStudent("", "ram@gmail.com"));</w:t>
-        <w:br/>
-        <w:t xml:space="preserve">    }</w:t>
-        <w:br/>
-        <w:br/>
-        <w:t xml:space="preserve">    @Test</w:t>
-        <w:br/>
-        <w:t xml:space="preserve">    // Verify department allocation is executed</w:t>
-        <w:br/>
-        <w:t xml:space="preserve">    void testDepartmentAllocationExecuted() {</w:t>
-        <w:br/>
-        <w:t xml:space="preserve">        StudentRegistrationFacade facade = new StudentRegistrationFacade();</w:t>
-        <w:br/>
-        <w:t xml:space="preserve">        assertDoesNotThrow(() -&gt; facade.registerStudent("Ram", "ram@gmail.com"));</w:t>
-        <w:br/>
-        <w:t xml:space="preserve">    }</w:t>
-        <w:br/>
-        <w:br/>
-        <w:t xml:space="preserve">    @Test</w:t>
-        <w:br/>
-        <w:t xml:space="preserve">    // Verify notification service is executed</w:t>
-        <w:br/>
-        <w:t xml:space="preserve">    void testNotificationServiceExecuted() {</w:t>
-        <w:br/>
-        <w:t xml:space="preserve">        StudentRegistrationFacade facade = new StudentRegistrationFacade();</w:t>
-        <w:br/>
-        <w:t xml:space="preserve">        assertDoesNotThrow(() -&gt; facade.registerStudent("Ram", "ram@gmail.com"));</w:t>
-        <w:br/>
-        <w:t xml:space="preserve">    }</w:t>
-        <w:br/>
-        <w:br/>
-        <w:t xml:space="preserve">    @Test</w:t>
-        <w:br/>
-        <w:t xml:space="preserve">    // Verify facade object is not null</w:t>
-        <w:br/>
-        <w:t xml:space="preserve">    void testFacadeNotNull() {</w:t>
-        <w:br/>
-        <w:t xml:space="preserve">        StudentRegistrationFacade facade = new StudentRegistrationFacade();</w:t>
-        <w:br/>
-        <w:t xml:space="preserve">        assertNotNull(facade);</w:t>
-        <w:br/>
-        <w:t xml:space="preserve">    }</w:t>
-        <w:br/>
-        <w:t>}</w:t>
-        <w:br/>
-      </w:r>
-    </w:p>
-    <w:p>
-      <w:r>
-        <w:t>Test Descriptions:</w:t>
+        <w:t>StudentRecordProxy controls access to RealStudentRecord.</w:t>
       </w:r>
     </w:p>
     <w:p>
@@ -4037,7 +4788,7 @@
         <w:pStyle w:val="ListBullet"/>
       </w:pPr>
       <w:r>
-        <w:t>testRegistrationStartsSuccessfully(): Verifies registration starts without exceptions.</w:t>
+        <w:t>Access control logic is centralized in the proxy, not scattered in client code.</w:t>
       </w:r>
     </w:p>
     <w:p>
@@ -4045,200 +4796,12 @@
         <w:pStyle w:val="ListBullet"/>
       </w:pPr>
       <w:r>
-        <w:t>testValidationServiceExecuted(): Verifies validation service is executed (throws for invalid data).</w:t>
-      </w:r>
-    </w:p>
-    <w:p>
-      <w:pPr>
-        <w:pStyle w:val="ListBullet"/>
-      </w:pPr>
-      <w:r>
-        <w:t>testDepartmentAllocationExecuted(): Verifies department allocation runs successfully.</w:t>
-      </w:r>
-    </w:p>
-    <w:p>
-      <w:pPr>
-        <w:pStyle w:val="ListBullet"/>
-      </w:pPr>
-      <w:r>
-        <w:t>testNotificationServiceExecuted(): Verifies notification service runs successfully.</w:t>
-      </w:r>
-    </w:p>
-    <w:p>
-      <w:pPr>
-        <w:pStyle w:val="ListBullet"/>
-      </w:pPr>
-      <w:r>
-        <w:t>testFacadeNotNull(): Ensures the facade object is not null.</w:t>
-      </w:r>
-    </w:p>
-    <w:p>
-      <w:pPr>
-        <w:pStyle w:val="Heading2"/>
-      </w:pPr>
-      <w:r>
-        <w:t>Conclusion</w:t>
-      </w:r>
-    </w:p>
-    <w:p>
-      <w:r>
-        <w:t>The Facade Pattern is widely used in real projects to simplify complex APIs. Examples include Spring JdbcTemplate (simplifies JDBC), SLF4J (unified logging facade), and media players that hide decoding, rendering, and audio subsystems.</w:t>
-      </w:r>
-    </w:p>
-    <w:p>
-      <w:r/>
-    </w:p>
-    <w:p>
-      <w:pPr>
-        <w:pStyle w:val="Heading1"/>
-      </w:pPr>
-      <w:r>
-        <w:t>Practical 6: Proxy Pattern</w:t>
-      </w:r>
-    </w:p>
-    <w:p>
-      <w:pPr>
-        <w:pStyle w:val="Heading2"/>
-      </w:pPr>
-      <w:r>
-        <w:t>Objective</w:t>
-      </w:r>
-    </w:p>
-    <w:p>
-      <w:pPr>
-        <w:pStyle w:val="ListBullet"/>
-      </w:pPr>
-      <w:r>
-        <w:t>Identify problems caused by unrestricted access.</w:t>
-      </w:r>
-    </w:p>
-    <w:p>
-      <w:pPr>
-        <w:pStyle w:val="ListBullet"/>
-      </w:pPr>
-      <w:r>
-        <w:t>Understand the need for the Proxy Pattern.</w:t>
-      </w:r>
-    </w:p>
-    <w:p>
-      <w:pPr>
-        <w:pStyle w:val="ListBullet"/>
-      </w:pPr>
-      <w:r>
-        <w:t>Refactor a bad design into a Proxy implementation.</w:t>
-      </w:r>
-    </w:p>
-    <w:p>
-      <w:pPr>
-        <w:pStyle w:val="ListBullet"/>
-      </w:pPr>
-      <w:r>
-        <w:t>Apply Clean Code practices.</w:t>
-      </w:r>
-    </w:p>
-    <w:p>
-      <w:pPr>
-        <w:pStyle w:val="ListBullet"/>
-      </w:pPr>
-      <w:r>
-        <w:t>Write JUnit test cases to verify Proxy behavior.</w:t>
-      </w:r>
-    </w:p>
-    <w:p>
-      <w:pPr>
-        <w:pStyle w:val="Heading2"/>
-      </w:pPr>
-      <w:r>
-        <w:t>Scenario</w:t>
-      </w:r>
-    </w:p>
-    <w:p>
-      <w:r>
-        <w:t>Only Admin can view student marks.</w:t>
-      </w:r>
-    </w:p>
-    <w:p>
-      <w:r>
-        <w:t>Role = ADMIN = Allowed.</w:t>
-      </w:r>
-    </w:p>
-    <w:p>
-      <w:r>
-        <w:t>Role = STUDENT = Denied.</w:t>
-      </w:r>
-    </w:p>
-    <w:p>
-      <w:r>
-        <w:t>Only Admin users should access confidential student records. Currently, everyone can access them directly.</w:t>
-      </w:r>
-    </w:p>
-    <w:p>
-      <w:pPr>
-        <w:pStyle w:val="Heading2"/>
-      </w:pPr>
-      <w:r>
-        <w:t>Part A: Instructions</w:t>
-      </w:r>
-    </w:p>
-    <w:p>
-      <w:pPr>
-        <w:pStyle w:val="ListBullet"/>
-      </w:pPr>
-      <w:r>
-        <w:t>Bad design code</w:t>
-      </w:r>
-    </w:p>
-    <w:p>
-      <w:pPr>
-        <w:pStyle w:val="ListBullet"/>
-      </w:pPr>
-      <w:r>
-        <w:t>Problems in bad design</w:t>
-      </w:r>
-    </w:p>
-    <w:p>
-      <w:pPr>
-        <w:pStyle w:val="ListBullet"/>
-      </w:pPr>
-      <w:r>
-        <w:t>Refactored good design using Proxy Pattern</w:t>
-      </w:r>
-    </w:p>
-    <w:p>
-      <w:pPr>
-        <w:pStyle w:val="ListBullet"/>
-      </w:pPr>
-      <w:r>
-        <w:t>Clean code explanation</w:t>
-      </w:r>
-    </w:p>
-    <w:p>
-      <w:pPr>
-        <w:pStyle w:val="ListBullet"/>
-      </w:pPr>
-      <w:r>
-        <w:t>JUnit test cases</w:t>
-      </w:r>
-    </w:p>
-    <w:p>
-      <w:pPr>
-        <w:pStyle w:val="ListBullet"/>
-      </w:pPr>
-      <w:r>
-        <w:t>Short conclusion</w:t>
-      </w:r>
-    </w:p>
-    <w:p>
-      <w:pPr>
-        <w:pStyle w:val="Heading3"/>
-      </w:pPr>
-      <w:r>
-        <w:t>Bad Design Code</w:t>
-      </w:r>
-    </w:p>
-    <w:p>
-      <w:r>
-        <w:t>File: ProxyBadDemo.java</w:t>
+        <w:t>Client code depends only on the StudentRecord interface.</w:t>
+      </w:r>
+    </w:p>
+    <w:p>
+      <w:r>
+        <w:t>File: StudentRecord.java</w:t>
       </w:r>
     </w:p>
     <w:p>
@@ -4254,190 +4817,21 @@
         <w:t>package proxy;</w:t>
         <w:br/>
         <w:br/>
-        <w:t>// Bad design: access control logic is mixed into client code</w:t>
-        <w:br/>
-        <w:t>// Every place that views marks must duplicate this if-else check</w:t>
-        <w:br/>
-        <w:t>public class ProxyBadDemo {</w:t>
-        <w:br/>
-        <w:t xml:space="preserve">    public static void main(String[] args) {</w:t>
-        <w:br/>
-        <w:t xml:space="preserve">        RealStudentRecord record = new RealStudentRecord("Ram");</w:t>
-        <w:br/>
-        <w:t xml:space="preserve">        String role = "STUDENT";</w:t>
-        <w:br/>
-        <w:br/>
-        <w:t xml:space="preserve">        if ("ADMIN".equalsIgnoreCase(role)) {</w:t>
-        <w:br/>
-        <w:t xml:space="preserve">            record.viewMarks();</w:t>
-        <w:br/>
-        <w:t xml:space="preserve">        } else {</w:t>
-        <w:br/>
-        <w:t xml:space="preserve">            System.out.println("Access denied: Only ADMIN can view marks.");</w:t>
-        <w:br/>
-        <w:t xml:space="preserve">        }</w:t>
-        <w:br/>
-        <w:t xml:space="preserve">    }</w:t>
+        <w:t>// Subject interface — defines the common contract for both the real object and the proxy</w:t>
+        <w:br/>
+        <w:t>// Client code depends on this interface, not on concrete implementations</w:t>
+        <w:br/>
+        <w:t>public interface StudentRecord {</w:t>
+        <w:br/>
+        <w:t xml:space="preserve">    void viewMarks();</w:t>
         <w:br/>
         <w:t>}</w:t>
         <w:br/>
       </w:r>
     </w:p>
     <w:p>
-      <w:pPr>
-        <w:pStyle w:val="Heading2"/>
-      </w:pPr>
-      <w:r>
-        <w:t>Part B: Analysis Questions</w:t>
-      </w:r>
-    </w:p>
-    <w:p>
-      <w:pPr>
-        <w:pStyle w:val="Heading3"/>
-      </w:pPr>
-      <w:r>
-        <w:t>Q1. Who can currently access student records?</w:t>
-      </w:r>
-    </w:p>
-    <w:p>
-      <w:r>
-        <w:t>Currently, anyone with access to RealStudentRecord can view marks. The bad demo shows access control logic is scattered in client code rather than enforced by the class itself.</w:t>
-      </w:r>
-    </w:p>
-    <w:p>
-      <w:pPr>
-        <w:pStyle w:val="Heading3"/>
-      </w:pPr>
-      <w:r>
-        <w:t>Q2. Why is this a security issue?</w:t>
-      </w:r>
-    </w:p>
-    <w:p>
-      <w:pPr>
-        <w:pStyle w:val="ListBullet"/>
-      </w:pPr>
-      <w:r>
-        <w:t>Access checks can be forgotten or bypassed by new clients.</w:t>
-      </w:r>
-    </w:p>
-    <w:p>
-      <w:pPr>
-        <w:pStyle w:val="ListBullet"/>
-      </w:pPr>
-      <w:r>
-        <w:t>The RealStudentRecord has no protection mechanism of its own.</w:t>
-      </w:r>
-    </w:p>
-    <w:p>
-      <w:pPr>
-        <w:pStyle w:val="ListBullet"/>
-      </w:pPr>
-      <w:r>
-        <w:t>Sensitive data is exposed to unauthorized roles.</w:t>
-      </w:r>
-    </w:p>
-    <w:p>
-      <w:pPr>
-        <w:pStyle w:val="Heading3"/>
-      </w:pPr>
-      <w:r>
-        <w:t>Q3. What happens if access checks are repeated everywhere?</w:t>
-      </w:r>
-    </w:p>
-    <w:p>
-      <w:r>
-        <w:t>Code duplication leads to inconsistencies - one developer may forget the check, use a different role string, or implement weaker validation. Maintenance becomes difficult.</w:t>
-      </w:r>
-    </w:p>
-    <w:p>
-      <w:pPr>
-        <w:pStyle w:val="Heading3"/>
-      </w:pPr>
-      <w:r>
-        <w:t>Q4. Why should security be centralized?</w:t>
-      </w:r>
-    </w:p>
-    <w:p>
-      <w:r>
-        <w:t>Centralized security in the proxy ensures consistent enforcement, easier auditing, and a single point of change when security policies are updated.</w:t>
-      </w:r>
-    </w:p>
-    <w:p>
-      <w:pPr>
-        <w:pStyle w:val="Heading3"/>
-      </w:pPr>
-      <w:r>
-        <w:t>Q5. Which software quality attributes are affected?</w:t>
-      </w:r>
-    </w:p>
-    <w:p>
-      <w:r>
-        <w:t>Security (centralized access control), Maintainability (single point of change), and Consistency (uniform enforcement across all clients).</w:t>
-      </w:r>
-    </w:p>
-    <w:p>
-      <w:pPr>
-        <w:pStyle w:val="Heading2"/>
-      </w:pPr>
-      <w:r>
-        <w:t>Part C: Problems in the Existing Design</w:t>
-      </w:r>
-    </w:p>
-    <w:p>
-      <w:r>
-        <w:t>1. No Access Control: RealStudentRecord has no built-in protection - anyone can call viewMarks().</w:t>
-      </w:r>
-    </w:p>
-    <w:p>
-      <w:r>
-        <w:t>2. Scattered Security Logic: Every client must duplicate the role-checking code, leading to inconsistencies.</w:t>
-      </w:r>
-    </w:p>
-    <w:p>
-      <w:r>
-        <w:t>3. Tight Coupling: Client code is coupled to both RealStudentRecord and the access control logic, making changes difficult.</w:t>
-      </w:r>
-    </w:p>
-    <w:p>
-      <w:pPr>
-        <w:pStyle w:val="Heading3"/>
-      </w:pPr>
-      <w:r>
-        <w:t>Refactored Good Design using Proxy Pattern</w:t>
-      </w:r>
-    </w:p>
-    <w:p>
-      <w:r>
-        <w:t>Key improvements:</w:t>
-      </w:r>
-    </w:p>
-    <w:p>
-      <w:pPr>
-        <w:pStyle w:val="ListBullet"/>
-      </w:pPr>
-      <w:r>
-        <w:t>StudentRecordProxy controls access to RealStudentRecord.</w:t>
-      </w:r>
-    </w:p>
-    <w:p>
-      <w:pPr>
-        <w:pStyle w:val="ListBullet"/>
-      </w:pPr>
-      <w:r>
-        <w:t>Access control logic is centralized in the proxy, not scattered in client code.</w:t>
-      </w:r>
-    </w:p>
-    <w:p>
-      <w:pPr>
-        <w:pStyle w:val="ListBullet"/>
-      </w:pPr>
-      <w:r>
-        <w:t>Client code depends only on the StudentRecord interface.</w:t>
-      </w:r>
-    </w:p>
-    <w:p>
-      <w:r>
-        <w:t>File: StudentRecord.java</w:t>
+      <w:r>
+        <w:t>File: RealStudentRecord.java</w:t>
       </w:r>
     </w:p>
     <w:p>
@@ -4453,13 +4847,29 @@
         <w:t>package proxy;</w:t>
         <w:br/>
         <w:br/>
-        <w:t>// Subject interface — defines the common contract for both the real object and the proxy</w:t>
-        <w:br/>
-        <w:t>// Client code depends on this interface, not on concrete implementations</w:t>
-        <w:br/>
-        <w:t>public interface StudentRecord {</w:t>
-        <w:br/>
-        <w:t xml:space="preserve">    void viewMarks();</w:t>
+        <w:t>// RealSubject — the actual object that performs the real work</w:t>
+        <w:br/>
+        <w:t>// In a real system this would query a database; here it returns sample marks</w:t>
+        <w:br/>
+        <w:t>public class RealStudentRecord implements StudentRecord {</w:t>
+        <w:br/>
+        <w:t xml:space="preserve">    private String studentName;</w:t>
+        <w:br/>
+        <w:br/>
+        <w:t xml:space="preserve">    public RealStudentRecord(String studentName) {</w:t>
+        <w:br/>
+        <w:t xml:space="preserve">        this.studentName = studentName;</w:t>
+        <w:br/>
+        <w:t xml:space="preserve">    }</w:t>
+        <w:br/>
+        <w:br/>
+        <w:t xml:space="preserve">    @Override</w:t>
+        <w:br/>
+        <w:t xml:space="preserve">    public void viewMarks() {</w:t>
+        <w:br/>
+        <w:t xml:space="preserve">        System.out.println("Displaying marks for " + studentName + ": A+, A, B+");</w:t>
+        <w:br/>
+        <w:t xml:space="preserve">    }</w:t>
         <w:br/>
         <w:t>}</w:t>
         <w:br/>
@@ -4467,7 +4877,7 @@
     </w:p>
     <w:p>
       <w:r>
-        <w:t>File: RealStudentRecord.java</w:t>
+        <w:t>File: StudentRecordProxy.java</w:t>
       </w:r>
     </w:p>
     <w:p>
@@ -4483,18 +4893,22 @@
         <w:t>package proxy;</w:t>
         <w:br/>
         <w:br/>
-        <w:t>// RealSubject — the actual object that performs the real work</w:t>
-        <w:br/>
-        <w:t>// In a real system this would query a database; here it returns sample marks</w:t>
-        <w:br/>
-        <w:t>public class RealStudentRecord implements StudentRecord {</w:t>
-        <w:br/>
-        <w:t xml:space="preserve">    private String studentName;</w:t>
-        <w:br/>
-        <w:br/>
-        <w:t xml:space="preserve">    public RealStudentRecord(String studentName) {</w:t>
-        <w:br/>
-        <w:t xml:space="preserve">        this.studentName = studentName;</w:t>
+        <w:t>// Proxy — controls access to RealStudentRecord based on the caller's role</w:t>
+        <w:br/>
+        <w:t>// Only ADMIN role is allowed to view marks; STUDENT role is denied</w:t>
+        <w:br/>
+        <w:t>public class StudentRecordProxy implements StudentRecord {</w:t>
+        <w:br/>
+        <w:t xml:space="preserve">    private RealStudentRecord realRecord;</w:t>
+        <w:br/>
+        <w:t xml:space="preserve">    private String role;</w:t>
+        <w:br/>
+        <w:br/>
+        <w:t xml:space="preserve">    public StudentRecordProxy(String studentName, String role) {</w:t>
+        <w:br/>
+        <w:t xml:space="preserve">        this.realRecord = new RealStudentRecord(studentName);</w:t>
+        <w:br/>
+        <w:t xml:space="preserve">        this.role = role;</w:t>
         <w:br/>
         <w:t xml:space="preserve">    }</w:t>
         <w:br/>
@@ -4503,7 +4917,15 @@
         <w:br/>
         <w:t xml:space="preserve">    public void viewMarks() {</w:t>
         <w:br/>
-        <w:t xml:space="preserve">        System.out.println("Displaying marks for " + studentName + ": A+, A, B+");</w:t>
+        <w:t xml:space="preserve">        if ("ADMIN".equalsIgnoreCase(role)) {</w:t>
+        <w:br/>
+        <w:t xml:space="preserve">            realRecord.viewMarks();</w:t>
+        <w:br/>
+        <w:t xml:space="preserve">        } else {</w:t>
+        <w:br/>
+        <w:t xml:space="preserve">            System.out.println("Access denied: Only ADMIN can view marks.");</w:t>
+        <w:br/>
+        <w:t xml:space="preserve">        }</w:t>
         <w:br/>
         <w:t xml:space="preserve">    }</w:t>
         <w:br/>
@@ -4513,7 +4935,101 @@
     </w:p>
     <w:p>
       <w:r>
-        <w:t>File: StudentRecordProxy.java</w:t>
+        <w:t>File: ProxyDemo.java</w:t>
+      </w:r>
+    </w:p>
+    <w:p>
+      <w:pPr>
+        <w:spacing w:before="40" w:after="40"/>
+        <w:ind w:left="432"/>
+      </w:pPr>
+      <w:r>
+        <w:rPr>
+          <w:rFonts w:ascii="Courier New" w:hAnsi="Courier New"/>
+          <w:sz w:val="18"/>
+        </w:rPr>
+        <w:t>package proxy.demo;</w:t>
+        <w:br/>
+        <w:br/>
+        <w:t>import proxy.StudentRecord;</w:t>
+        <w:br/>
+        <w:t>import proxy.StudentRecordProxy;</w:t>
+        <w:br/>
+        <w:br/>
+        <w:t>// Demo showing the Proxy fix: access control is centralized in StudentRecordProxy</w:t>
+        <w:br/>
+        <w:t>// Client code depends only on StudentRecord interface — no role-checking clutter</w:t>
+        <w:br/>
+        <w:t>public class ProxyDemo {</w:t>
+        <w:br/>
+        <w:t xml:space="preserve">    public static void main(String[] args) {</w:t>
+        <w:br/>
+        <w:t xml:space="preserve">        StudentRecord adminView = new StudentRecordProxy("Ram", "ADMIN");</w:t>
+        <w:br/>
+        <w:t xml:space="preserve">        adminView.viewMarks();</w:t>
+        <w:br/>
+        <w:br/>
+        <w:t xml:space="preserve">        StudentRecord studentView = new StudentRecordProxy("Ram", "STUDENT");</w:t>
+        <w:br/>
+        <w:t xml:space="preserve">        studentView.viewMarks();</w:t>
+        <w:br/>
+        <w:t xml:space="preserve">    }</w:t>
+        <w:br/>
+        <w:t>}</w:t>
+        <w:br/>
+      </w:r>
+    </w:p>
+    <w:p>
+      <w:pPr>
+        <w:pStyle w:val="Heading2"/>
+      </w:pPr>
+      <w:r>
+        <w:t>Clean Code Explanation</w:t>
+      </w:r>
+    </w:p>
+    <w:p>
+      <w:pPr>
+        <w:pStyle w:val="ListBullet"/>
+      </w:pPr>
+      <w:r>
+        <w:t>Single Responsibility: Proxy handles access control; RealStudentRecord handles data.</w:t>
+      </w:r>
+    </w:p>
+    <w:p>
+      <w:pPr>
+        <w:pStyle w:val="ListBullet"/>
+      </w:pPr>
+      <w:r>
+        <w:t>Open/Closed Principle: New proxy behavior (caching, logging) can be added without changing the real subject.</w:t>
+      </w:r>
+    </w:p>
+    <w:p>
+      <w:pPr>
+        <w:pStyle w:val="ListBullet"/>
+      </w:pPr>
+      <w:r>
+        <w:t>Interface-Based Design: Client depends on StudentRecord interface, not on the proxy or real subject.</w:t>
+      </w:r>
+    </w:p>
+    <w:p>
+      <w:pPr>
+        <w:pStyle w:val="ListBullet"/>
+      </w:pPr>
+      <w:r>
+        <w:t>Lazy Initialization: The proxy can defer creating the real subject until absolutely needed.</w:t>
+      </w:r>
+    </w:p>
+    <w:p>
+      <w:pPr>
+        <w:pStyle w:val="Heading2"/>
+      </w:pPr>
+      <w:r>
+        <w:t>Test Cases</w:t>
+      </w:r>
+    </w:p>
+    <w:p>
+      <w:r>
+        <w:t>File: ProxyTest.java</w:t>
       </w:r>
     </w:p>
     <w:p>
@@ -4529,49 +5045,337 @@
         <w:t>package proxy;</w:t>
         <w:br/>
         <w:br/>
-        <w:t>// Proxy — controls access to RealStudentRecord based on the caller's role</w:t>
-        <w:br/>
-        <w:t>// Only ADMIN role is allowed to view marks; STUDENT role is denied</w:t>
-        <w:br/>
-        <w:t>public class StudentRecordProxy implements StudentRecord {</w:t>
-        <w:br/>
-        <w:t xml:space="preserve">    private RealStudentRecord realRecord;</w:t>
-        <w:br/>
-        <w:t xml:space="preserve">    private String role;</w:t>
-        <w:br/>
-        <w:br/>
-        <w:t xml:space="preserve">    public StudentRecordProxy(String studentName, String role) {</w:t>
-        <w:br/>
-        <w:t xml:space="preserve">        this.realRecord = new RealStudentRecord(studentName);</w:t>
-        <w:br/>
-        <w:t xml:space="preserve">        this.role = role;</w:t>
+        <w:t>import java.util.Scanner;</w:t>
+        <w:br/>
+        <w:br/>
+        <w:t>public class ProxyTest {</w:t>
+        <w:br/>
+        <w:br/>
+        <w:t xml:space="preserve">    public static void main(String[] args) {</w:t>
+        <w:br/>
+        <w:t xml:space="preserve">        Scanner scanner = new Scanner(System.in);</w:t>
+        <w:br/>
+        <w:br/>
+        <w:t xml:space="preserve">        System.out.println("=== Proxy Test ===");</w:t>
+        <w:br/>
+        <w:br/>
+        <w:t xml:space="preserve">        System.out.print("Enter student name: ");</w:t>
+        <w:br/>
+        <w:t xml:space="preserve">        String studentName = scanner.nextLine();</w:t>
+        <w:br/>
+        <w:br/>
+        <w:t xml:space="preserve">        System.out.print("Enter role (ADMIN/STUDENT): ");</w:t>
+        <w:br/>
+        <w:t xml:space="preserve">        String role = scanner.nextLine();</w:t>
+        <w:br/>
+        <w:br/>
+        <w:t xml:space="preserve">        testAdminAccessAllowed(studentName, role);</w:t>
+        <w:br/>
+        <w:t xml:space="preserve">        testStudentAccessDenied(studentName, role);</w:t>
+        <w:br/>
+        <w:t xml:space="preserve">        testProxyObjectCreated(studentName, role);</w:t>
+        <w:br/>
+        <w:br/>
+        <w:t xml:space="preserve">        testProxyNotNull(studentName, role);</w:t>
+        <w:br/>
+        <w:br/>
+        <w:t xml:space="preserve">        scanner.close();</w:t>
         <w:br/>
         <w:t xml:space="preserve">    }</w:t>
         <w:br/>
         <w:br/>
-        <w:t xml:space="preserve">    @Override</w:t>
-        <w:br/>
-        <w:t xml:space="preserve">    public void viewMarks() {</w:t>
-        <w:br/>
-        <w:t xml:space="preserve">        if ("ADMIN".equalsIgnoreCase(role)) {</w:t>
-        <w:br/>
-        <w:t xml:space="preserve">            realRecord.viewMarks();</w:t>
+        <w:t xml:space="preserve">    static void testAdminAccessAllowed(String name, String role) {</w:t>
+        <w:br/>
+        <w:t xml:space="preserve">        StudentRecord proxy = new StudentRecordProxy(name, role);</w:t>
+        <w:br/>
+        <w:t xml:space="preserve">        try {</w:t>
+        <w:br/>
+        <w:t xml:space="preserve">            proxy.viewMarks();</w:t>
+        <w:br/>
+        <w:t xml:space="preserve">            if ("ADMIN".equalsIgnoreCase(role)) {</w:t>
+        <w:br/>
+        <w:t xml:space="preserve">                System.out.println("PASS: Admin access allowed");</w:t>
+        <w:br/>
+        <w:t xml:space="preserve">            } else {</w:t>
+        <w:br/>
+        <w:t xml:space="preserve">                System.out.println("PASS: Denied as expected for non-admin role");</w:t>
+        <w:br/>
+        <w:t xml:space="preserve">            }</w:t>
+        <w:br/>
+        <w:t xml:space="preserve">        } catch (Exception e) {</w:t>
+        <w:br/>
+        <w:t xml:space="preserve">            System.out.println("FAIL: Exception thrown - " + e.getMessage());</w:t>
+        <w:br/>
+        <w:t xml:space="preserve">        }</w:t>
+        <w:br/>
+        <w:t xml:space="preserve">    }</w:t>
+        <w:br/>
+        <w:br/>
+        <w:t xml:space="preserve">    static void testStudentAccessDenied(String name, String role) {</w:t>
+        <w:br/>
+        <w:t xml:space="preserve">        StudentRecord proxy = new StudentRecordProxy(name, role);</w:t>
+        <w:br/>
+        <w:t xml:space="preserve">        try {</w:t>
+        <w:br/>
+        <w:t xml:space="preserve">            proxy.viewMarks();</w:t>
+        <w:br/>
+        <w:t xml:space="preserve">            if ("ADMIN".equalsIgnoreCase(role)) {</w:t>
+        <w:br/>
+        <w:t xml:space="preserve">                System.out.println("PASS: Admin accessed successfully");</w:t>
+        <w:br/>
+        <w:t xml:space="preserve">            } else {</w:t>
+        <w:br/>
+        <w:t xml:space="preserve">                System.out.println("PASS: Student access denied as expected");</w:t>
+        <w:br/>
+        <w:t xml:space="preserve">            }</w:t>
+        <w:br/>
+        <w:t xml:space="preserve">        } catch (Exception e) {</w:t>
+        <w:br/>
+        <w:t xml:space="preserve">            System.out.println("FAIL: Exception thrown - " + e.getMessage());</w:t>
+        <w:br/>
+        <w:t xml:space="preserve">        }</w:t>
+        <w:br/>
+        <w:t xml:space="preserve">    }</w:t>
+        <w:br/>
+        <w:br/>
+        <w:t xml:space="preserve">    static void testProxyObjectCreated(String name, String role) {</w:t>
+        <w:br/>
+        <w:t xml:space="preserve">        StudentRecord proxy = new StudentRecordProxy(name, role);</w:t>
+        <w:br/>
+        <w:t xml:space="preserve">        if (proxy instanceof StudentRecord) {</w:t>
+        <w:br/>
+        <w:t xml:space="preserve">            System.out.println("PASS: Proxy implements StudentRecord interface");</w:t>
         <w:br/>
         <w:t xml:space="preserve">        } else {</w:t>
         <w:br/>
-        <w:t xml:space="preserve">            System.out.println("Access denied: Only ADMIN can view marks.");</w:t>
+        <w:t xml:space="preserve">            System.out.println("FAIL: Proxy does not implement StudentRecord");</w:t>
         <w:br/>
         <w:t xml:space="preserve">        }</w:t>
         <w:br/>
         <w:t xml:space="preserve">    }</w:t>
         <w:br/>
+        <w:br/>
+        <w:t xml:space="preserve">    static void testProxyNotNull(String name, String role) {</w:t>
+        <w:br/>
+        <w:t xml:space="preserve">        StudentRecord proxy = new StudentRecordProxy(name, role);</w:t>
+        <w:br/>
+        <w:t xml:space="preserve">        if (proxy != null) {</w:t>
+        <w:br/>
+        <w:t xml:space="preserve">            System.out.println("PASS: Proxy object is not null");</w:t>
+        <w:br/>
+        <w:t xml:space="preserve">        } else {</w:t>
+        <w:br/>
+        <w:t xml:space="preserve">            System.out.println("FAIL: Proxy is null");</w:t>
+        <w:br/>
+        <w:t xml:space="preserve">        }</w:t>
+        <w:br/>
+        <w:t xml:space="preserve">    }</w:t>
+        <w:br/>
         <w:t>}</w:t>
         <w:br/>
       </w:r>
     </w:p>
     <w:p>
       <w:r>
-        <w:t>File: ProxyDemo.java</w:t>
+        <w:t>Test Descriptions:</w:t>
+      </w:r>
+    </w:p>
+    <w:p>
+      <w:pPr>
+        <w:pStyle w:val="ListBullet"/>
+      </w:pPr>
+      <w:r>
+        <w:t>testAdminAccessAllowed(): Verifies ADMIN role is allowed to view marks.</w:t>
+      </w:r>
+    </w:p>
+    <w:p>
+      <w:pPr>
+        <w:pStyle w:val="ListBullet"/>
+      </w:pPr>
+      <w:r>
+        <w:t>testStudentAccessDenied(): Verifies STUDENT role is denied.</w:t>
+      </w:r>
+    </w:p>
+    <w:p>
+      <w:pPr>
+        <w:pStyle w:val="ListBullet"/>
+      </w:pPr>
+      <w:r>
+        <w:t>testProxyObjectCreated(): Verifies the proxy implements the StudentRecord interface.</w:t>
+      </w:r>
+    </w:p>
+    <w:p>
+      <w:pPr>
+        <w:pStyle w:val="ListBullet"/>
+      </w:pPr>
+      <w:r>
+        <w:t>testProxyNotNull(): Ensures the proxy object is not null.</w:t>
+      </w:r>
+    </w:p>
+    <w:p>
+      <w:pPr>
+        <w:pStyle w:val="Heading2"/>
+      </w:pPr>
+      <w:r>
+        <w:t>Conclusion</w:t>
+      </w:r>
+    </w:p>
+    <w:p>
+      <w:r>
+        <w:t>The Proxy Pattern is widely used in real projects for access control (security proxies), lazy loading (virtual proxies), caching (cache proxies), logging, and remote method invocation (RMI proxies). Examples include Spring AOP proxies, Hibernate lazy-loading proxies, and Java RMI stubs.</w:t>
+      </w:r>
+    </w:p>
+    <w:p>
+      <w:r>
+        <w:br w:type="page"/>
+      </w:r>
+    </w:p>
+    <w:p>
+      <w:pPr>
+        <w:pStyle w:val="Heading1"/>
+      </w:pPr>
+      <w:r>
+        <w:t>Practical 7: Decorator Pattern</w:t>
+      </w:r>
+    </w:p>
+    <w:p>
+      <w:pPr>
+        <w:pStyle w:val="Heading2"/>
+      </w:pPr>
+      <w:r>
+        <w:t>Objective</w:t>
+      </w:r>
+    </w:p>
+    <w:p>
+      <w:pPr>
+        <w:pStyle w:val="ListBullet"/>
+      </w:pPr>
+      <w:r>
+        <w:t>Identify problems caused by excessive inheritance.</w:t>
+      </w:r>
+    </w:p>
+    <w:p>
+      <w:pPr>
+        <w:pStyle w:val="ListBullet"/>
+      </w:pPr>
+      <w:r>
+        <w:t>Understand the need for the Decorator Pattern.</w:t>
+      </w:r>
+    </w:p>
+    <w:p>
+      <w:pPr>
+        <w:pStyle w:val="ListBullet"/>
+      </w:pPr>
+      <w:r>
+        <w:t>Refactor a bad design into a Decorator implementation.</w:t>
+      </w:r>
+    </w:p>
+    <w:p>
+      <w:pPr>
+        <w:pStyle w:val="ListBullet"/>
+      </w:pPr>
+      <w:r>
+        <w:t>Apply Clean Code practices.</w:t>
+      </w:r>
+    </w:p>
+    <w:p>
+      <w:pPr>
+        <w:pStyle w:val="ListBullet"/>
+      </w:pPr>
+      <w:r>
+        <w:t>Write test cases to verify Decorator behavior.</w:t>
+      </w:r>
+    </w:p>
+    <w:p>
+      <w:pPr>
+        <w:pStyle w:val="Heading2"/>
+      </w:pPr>
+      <w:r>
+        <w:t>Scenario</w:t>
+      </w:r>
+    </w:p>
+    <w:p>
+      <w:r>
+        <w:t>The Student Report System generates student reports.</w:t>
+      </w:r>
+    </w:p>
+    <w:p>
+      <w:r>
+        <w:t>A basic report contains student ID and name.</w:t>
+      </w:r>
+    </w:p>
+    <w:p>
+      <w:r>
+        <w:t>Additional features (PDF export, Watermark, Digital Signature) can be added dynamically.</w:t>
+      </w:r>
+    </w:p>
+    <w:p>
+      <w:pPr>
+        <w:pStyle w:val="Heading2"/>
+      </w:pPr>
+      <w:r>
+        <w:t>Part A: Instructions</w:t>
+      </w:r>
+    </w:p>
+    <w:p>
+      <w:pPr>
+        <w:pStyle w:val="ListBullet"/>
+      </w:pPr>
+      <w:r>
+        <w:t>Bad design code</w:t>
+      </w:r>
+    </w:p>
+    <w:p>
+      <w:pPr>
+        <w:pStyle w:val="ListBullet"/>
+      </w:pPr>
+      <w:r>
+        <w:t>Problems in bad design</w:t>
+      </w:r>
+    </w:p>
+    <w:p>
+      <w:pPr>
+        <w:pStyle w:val="ListBullet"/>
+      </w:pPr>
+      <w:r>
+        <w:t>Refactored good design using Decorator Pattern</w:t>
+      </w:r>
+    </w:p>
+    <w:p>
+      <w:pPr>
+        <w:pStyle w:val="ListBullet"/>
+      </w:pPr>
+      <w:r>
+        <w:t>Clean code explanation</w:t>
+      </w:r>
+    </w:p>
+    <w:p>
+      <w:pPr>
+        <w:pStyle w:val="ListBullet"/>
+      </w:pPr>
+      <w:r>
+        <w:t>Test cases</w:t>
+      </w:r>
+    </w:p>
+    <w:p>
+      <w:pPr>
+        <w:pStyle w:val="ListBullet"/>
+      </w:pPr>
+      <w:r>
+        <w:t>Short conclusion</w:t>
+      </w:r>
+    </w:p>
+    <w:p>
+      <w:pPr>
+        <w:pStyle w:val="Heading3"/>
+      </w:pPr>
+      <w:r>
+        <w:t>Bad Design Code</w:t>
+      </w:r>
+    </w:p>
+    <w:p>
+      <w:r>
+        <w:t>File: DecoratorBadDemo.java</w:t>
       </w:r>
     </w:p>
     <w:p>
@@ -4584,25 +5388,25 @@
           <w:rFonts w:ascii="Courier New" w:hAnsi="Courier New"/>
           <w:sz w:val="18"/>
         </w:rPr>
-        <w:t>package proxy;</w:t>
-        <w:br/>
-        <w:br/>
-        <w:t>// Demo showing the Proxy fix: access control is centralized in StudentRecordProxy</w:t>
-        <w:br/>
-        <w:t>// Client code depends only on StudentRecord interface — no role-checking clutter</w:t>
-        <w:br/>
-        <w:t>public class ProxyDemo {</w:t>
+        <w:t>package decorator.bad;</w:t>
+        <w:br/>
+        <w:br/>
+        <w:t>import decorator.BasicStudentReport;</w:t>
+        <w:br/>
+        <w:br/>
+        <w:t>// Bad design: to add PDF, watermark, or signature, you must modify BasicStudentReport</w:t>
+        <w:br/>
+        <w:t>// Each new feature requires editing the class — violates Open/Closed Principle</w:t>
+        <w:br/>
+        <w:t>public class DecoratorBadDemo {</w:t>
         <w:br/>
         <w:t xml:space="preserve">    public static void main(String[] args) {</w:t>
         <w:br/>
-        <w:t xml:space="preserve">        StudentRecord adminView = new StudentRecordProxy("Ram", "ADMIN");</w:t>
-        <w:br/>
-        <w:t xml:space="preserve">        adminView.viewMarks();</w:t>
-        <w:br/>
-        <w:br/>
-        <w:t xml:space="preserve">        StudentRecord studentView = new StudentRecordProxy("Ram", "STUDENT");</w:t>
-        <w:br/>
-        <w:t xml:space="preserve">        studentView.viewMarks();</w:t>
+        <w:t xml:space="preserve">        BasicStudentReport report = new BasicStudentReport("Ram", 101);</w:t>
+        <w:br/>
+        <w:t xml:space="preserve">        report.generate();</w:t>
+        <w:br/>
+        <w:t xml:space="preserve">        System.out.println("--- To add PDF, watermark, or signature, we must edit BasicStudentReport ---");</w:t>
         <w:br/>
         <w:t xml:space="preserve">    }</w:t>
         <w:br/>
@@ -4615,7 +5419,108 @@
         <w:pStyle w:val="Heading2"/>
       </w:pPr>
       <w:r>
-        <w:t>Clean Code Explanation</w:t>
+        <w:t>Part B: Analysis Questions</w:t>
+      </w:r>
+    </w:p>
+    <w:p>
+      <w:pPr>
+        <w:pStyle w:val="Heading3"/>
+      </w:pPr>
+      <w:r>
+        <w:t>Q1. Why are many report classes being created?</w:t>
+      </w:r>
+    </w:p>
+    <w:p>
+      <w:r>
+        <w:t>Without the Decorator pattern, every combination of features (PDF, Watermark, Signature) requires a separate subclass, leading to class explosion (2^N classes for N features).</w:t>
+      </w:r>
+    </w:p>
+    <w:p>
+      <w:pPr>
+        <w:pStyle w:val="Heading3"/>
+      </w:pPr>
+      <w:r>
+        <w:t>Q2. What happens when a new feature is added?</w:t>
+      </w:r>
+    </w:p>
+    <w:p>
+      <w:r>
+        <w:t>With inheritance, adding one new feature doubles the number of subclasses (every existing combination needs a new version with the feature).</w:t>
+      </w:r>
+    </w:p>
+    <w:p>
+      <w:pPr>
+        <w:pStyle w:val="Heading3"/>
+      </w:pPr>
+      <w:r>
+        <w:t>Q3. Why does inheritance become difficult to maintain?</w:t>
+      </w:r>
+    </w:p>
+    <w:p>
+      <w:r>
+        <w:t>Deep inheritance hierarchies are fragile: a change in a base class can break many subclasses, and understanding the complete behavior requires tracing through multiple levels.</w:t>
+      </w:r>
+    </w:p>
+    <w:p>
+      <w:pPr>
+        <w:pStyle w:val="Heading3"/>
+      </w:pPr>
+      <w:r>
+        <w:t>Q4. How can Decorator add features dynamically?</w:t>
+      </w:r>
+    </w:p>
+    <w:p>
+      <w:r>
+        <w:t>The Decorator pattern uses composition: each decorator wraps a StudentReport and adds its behavior before/after delegating to the wrapped object.</w:t>
+      </w:r>
+    </w:p>
+    <w:p>
+      <w:pPr>
+        <w:pStyle w:val="Heading3"/>
+      </w:pPr>
+      <w:r>
+        <w:t>Q5. Which software quality attributes are affected?</w:t>
+      </w:r>
+    </w:p>
+    <w:p>
+      <w:r>
+        <w:t>Flexibility (runtime feature composition), Maintainability (no modification of existing code), and Extensibility (new decorators added independently).</w:t>
+      </w:r>
+    </w:p>
+    <w:p>
+      <w:pPr>
+        <w:pStyle w:val="Heading2"/>
+      </w:pPr>
+      <w:r>
+        <w:t>Part C: Problems in the Existing Design</w:t>
+      </w:r>
+    </w:p>
+    <w:p>
+      <w:r>
+        <w:t>1. Class Explosion: With N features, inheritance requires up to 2^N subclasses.</w:t>
+      </w:r>
+    </w:p>
+    <w:p>
+      <w:r>
+        <w:t>2. Rigid at Compile Time: Feature combinations are fixed at compile time.</w:t>
+      </w:r>
+    </w:p>
+    <w:p>
+      <w:r>
+        <w:t>3. Duplicated Code: Common behavior must be repeated across multiple subclasses.</w:t>
+      </w:r>
+    </w:p>
+    <w:p>
+      <w:pPr>
+        <w:pStyle w:val="Heading3"/>
+      </w:pPr>
+      <w:r>
+        <w:t>Refactored Good Design using Decorator Pattern</w:t>
+      </w:r>
+    </w:p>
+    <w:p>
+      <w:r>
+        <w:t>Key improvements:</w:t>
       </w:r>
     </w:p>
     <w:p>
@@ -4623,7 +5528,7 @@
         <w:pStyle w:val="ListBullet"/>
       </w:pPr>
       <w:r>
-        <w:t>Single Responsibility: Proxy handles access control; RealStudentRecord handles data.</w:t>
+        <w:t>BasicStudentReport remains unchanged - new features are added via decorators.</w:t>
       </w:r>
     </w:p>
     <w:p>
@@ -4631,7 +5536,7 @@
         <w:pStyle w:val="ListBullet"/>
       </w:pPr>
       <w:r>
-        <w:t>Open/Closed Principle: New proxy behavior (caching, logging) can be added without changing the real subject.</w:t>
+        <w:t>Decorators can be stacked in any order at runtime.</w:t>
       </w:r>
     </w:p>
     <w:p>
@@ -4639,307 +5544,12 @@
         <w:pStyle w:val="ListBullet"/>
       </w:pPr>
       <w:r>
-        <w:t>Interface-Based Design: Client depends on StudentRecord interface, not on the proxy or real subject.</w:t>
-      </w:r>
-    </w:p>
-    <w:p>
-      <w:pPr>
-        <w:pStyle w:val="ListBullet"/>
-      </w:pPr>
-      <w:r>
-        <w:t>Lazy Initialization: The proxy can defer creating the real subject until absolutely needed.</w:t>
-      </w:r>
-    </w:p>
-    <w:p>
-      <w:pPr>
-        <w:pStyle w:val="Heading2"/>
-      </w:pPr>
-      <w:r>
-        <w:t>Test Cases</w:t>
-      </w:r>
-    </w:p>
-    <w:p>
-      <w:r>
-        <w:t>File: ProxyTest.java</w:t>
-      </w:r>
-    </w:p>
-    <w:p>
-      <w:pPr>
-        <w:spacing w:before="40" w:after="40"/>
-        <w:ind w:left="432"/>
-      </w:pPr>
-      <w:r>
-        <w:rPr>
-          <w:rFonts w:ascii="Courier New" w:hAnsi="Courier New"/>
-          <w:sz w:val="18"/>
-        </w:rPr>
-        <w:t>package proxy;</w:t>
-        <w:br/>
-        <w:br/>
-        <w:t>import static org.junit.jupiter.api.Assertions.*;</w:t>
-        <w:br/>
-        <w:t>import org.junit.jupiter.api.Test;</w:t>
-        <w:br/>
-        <w:br/>
-        <w:t>// Console-based tests to verify Proxy pattern behavior</w:t>
-        <w:br/>
-        <w:t>class ProxyTest {</w:t>
-        <w:br/>
-        <w:br/>
-        <w:t xml:space="preserve">    @Test</w:t>
-        <w:br/>
-        <w:t xml:space="preserve">    // Verify ADMIN role is allowed to view marks</w:t>
-        <w:br/>
-        <w:t xml:space="preserve">    void testAdminCanViewMarks() {</w:t>
-        <w:br/>
-        <w:t xml:space="preserve">        StudentRecord proxy = new StudentRecordProxy("Ram", "ADMIN");</w:t>
-        <w:br/>
-        <w:t xml:space="preserve">        assertDoesNotThrow(() -&gt; proxy.viewMarks());</w:t>
-        <w:br/>
-        <w:t xml:space="preserve">    }</w:t>
-        <w:br/>
-        <w:br/>
-        <w:t xml:space="preserve">    @Test</w:t>
-        <w:br/>
-        <w:t xml:space="preserve">    // Verify STUDENT role is denied (call completes without exception but denies access)</w:t>
-        <w:br/>
-        <w:t xml:space="preserve">    void testStudentCannotViewMarks() {</w:t>
-        <w:br/>
-        <w:t xml:space="preserve">        StudentRecord proxy = new StudentRecordProxy("Ram", "STUDENT");</w:t>
-        <w:br/>
-        <w:t xml:space="preserve">        assertDoesNotThrow(() -&gt; proxy.viewMarks());</w:t>
-        <w:br/>
-        <w:t xml:space="preserve">    }</w:t>
-        <w:br/>
-        <w:br/>
-        <w:t xml:space="preserve">    @Test</w:t>
-        <w:br/>
-        <w:t xml:space="preserve">    // Verify the proxy implements the StudentRecord interface</w:t>
-        <w:br/>
-        <w:t xml:space="preserve">    void testProxyImplementsStudentRecord() {</w:t>
-        <w:br/>
-        <w:t xml:space="preserve">        StudentRecord proxy = new StudentRecordProxy("Ram", "ADMIN");</w:t>
-        <w:br/>
-        <w:t xml:space="preserve">        assertTrue(proxy instanceof StudentRecord);</w:t>
-        <w:br/>
-        <w:t xml:space="preserve">    }</w:t>
-        <w:br/>
-        <w:br/>
-        <w:t xml:space="preserve">    @Test</w:t>
-        <w:br/>
-        <w:t xml:space="preserve">    // Verify the proxy object is not null</w:t>
-        <w:br/>
-        <w:t xml:space="preserve">    void testProxyNotNull() {</w:t>
-        <w:br/>
-        <w:t xml:space="preserve">        StudentRecord proxy = new StudentRecordProxy("Ram", "ADMIN");</w:t>
-        <w:br/>
-        <w:t xml:space="preserve">        assertNotNull(proxy);</w:t>
-        <w:br/>
-        <w:t xml:space="preserve">    }</w:t>
-        <w:br/>
-        <w:t>}</w:t>
-        <w:br/>
-      </w:r>
-    </w:p>
-    <w:p>
-      <w:r>
-        <w:t>Test Descriptions:</w:t>
-      </w:r>
-    </w:p>
-    <w:p>
-      <w:pPr>
-        <w:pStyle w:val="ListBullet"/>
-      </w:pPr>
-      <w:r>
-        <w:t>testAdminAccessAllowed(): Verifies ADMIN role is allowed to view marks.</w:t>
-      </w:r>
-    </w:p>
-    <w:p>
-      <w:pPr>
-        <w:pStyle w:val="ListBullet"/>
-      </w:pPr>
-      <w:r>
-        <w:t>testStudentAccessDenied(): Verifies STUDENT role is denied (no exception thrown).</w:t>
-      </w:r>
-    </w:p>
-    <w:p>
-      <w:pPr>
-        <w:pStyle w:val="ListBullet"/>
-      </w:pPr>
-      <w:r>
-        <w:t>testProxyImplementsStudentRecord(): Verifies the proxy implements the StudentRecord interface.</w:t>
-      </w:r>
-    </w:p>
-    <w:p>
-      <w:pPr>
-        <w:pStyle w:val="ListBullet"/>
-      </w:pPr>
-      <w:r>
-        <w:t>testProxyNotNull(): Ensures the proxy object is not null.</w:t>
-      </w:r>
-    </w:p>
-    <w:p>
-      <w:pPr>
-        <w:pStyle w:val="Heading2"/>
-      </w:pPr>
-      <w:r>
-        <w:t>Conclusion</w:t>
-      </w:r>
-    </w:p>
-    <w:p>
-      <w:r>
-        <w:t>The Proxy Pattern is widely used in real projects for access control (security proxies), lazy loading (virtual proxies), caching (cache proxies), logging, and remote method invocation (RMI proxies). Examples include Spring AOP proxies, Hibernate lazy-loading proxies, and Java RMI stubs.</w:t>
-      </w:r>
-    </w:p>
-    <w:p>
-      <w:r/>
-    </w:p>
-    <w:p>
-      <w:pPr>
-        <w:pStyle w:val="Heading1"/>
-      </w:pPr>
-      <w:r>
-        <w:t>Practical 7: Decorator Pattern</w:t>
-      </w:r>
-    </w:p>
-    <w:p>
-      <w:pPr>
-        <w:pStyle w:val="Heading2"/>
-      </w:pPr>
-      <w:r>
-        <w:t>Objective</w:t>
-      </w:r>
-    </w:p>
-    <w:p>
-      <w:pPr>
-        <w:pStyle w:val="ListBullet"/>
-      </w:pPr>
-      <w:r>
-        <w:t>Identify problems caused by excessive inheritance.</w:t>
-      </w:r>
-    </w:p>
-    <w:p>
-      <w:pPr>
-        <w:pStyle w:val="ListBullet"/>
-      </w:pPr>
-      <w:r>
-        <w:t>Understand the need for the Decorator Pattern.</w:t>
-      </w:r>
-    </w:p>
-    <w:p>
-      <w:pPr>
-        <w:pStyle w:val="ListBullet"/>
-      </w:pPr>
-      <w:r>
-        <w:t>Refactor a bad design into a Decorator implementation.</w:t>
-      </w:r>
-    </w:p>
-    <w:p>
-      <w:pPr>
-        <w:pStyle w:val="ListBullet"/>
-      </w:pPr>
-      <w:r>
-        <w:t>Apply Clean Code practices.</w:t>
-      </w:r>
-    </w:p>
-    <w:p>
-      <w:pPr>
-        <w:pStyle w:val="ListBullet"/>
-      </w:pPr>
-      <w:r>
-        <w:t>Write JUnit test cases to verify Decorator behavior.</w:t>
-      </w:r>
-    </w:p>
-    <w:p>
-      <w:pPr>
-        <w:pStyle w:val="Heading2"/>
-      </w:pPr>
-      <w:r>
-        <w:t>Scenario</w:t>
-      </w:r>
-    </w:p>
-    <w:p>
-      <w:r>
-        <w:t>The Student Report System generates student reports.</w:t>
-      </w:r>
-    </w:p>
-    <w:p>
-      <w:r>
-        <w:t>A basic report contains student ID and name.</w:t>
-      </w:r>
-    </w:p>
-    <w:p>
-      <w:r>
-        <w:t>Additional features (PDF export, Watermark, Digital Signature) should be added dynamically without modifying the base report class.</w:t>
-      </w:r>
-    </w:p>
-    <w:p>
-      <w:pPr>
-        <w:pStyle w:val="Heading2"/>
-      </w:pPr>
-      <w:r>
-        <w:t>Part A: Instructions</w:t>
-      </w:r>
-    </w:p>
-    <w:p>
-      <w:pPr>
-        <w:pStyle w:val="ListBullet"/>
-      </w:pPr>
-      <w:r>
-        <w:t>Bad design code</w:t>
-      </w:r>
-    </w:p>
-    <w:p>
-      <w:pPr>
-        <w:pStyle w:val="ListBullet"/>
-      </w:pPr>
-      <w:r>
-        <w:t>Problems in bad design</w:t>
-      </w:r>
-    </w:p>
-    <w:p>
-      <w:pPr>
-        <w:pStyle w:val="ListBullet"/>
-      </w:pPr>
-      <w:r>
-        <w:t>Refactored good design using Decorator Pattern</w:t>
-      </w:r>
-    </w:p>
-    <w:p>
-      <w:pPr>
-        <w:pStyle w:val="ListBullet"/>
-      </w:pPr>
-      <w:r>
-        <w:t>Clean code explanation</w:t>
-      </w:r>
-    </w:p>
-    <w:p>
-      <w:pPr>
-        <w:pStyle w:val="ListBullet"/>
-      </w:pPr>
-      <w:r>
-        <w:t>JUnit test cases</w:t>
-      </w:r>
-    </w:p>
-    <w:p>
-      <w:pPr>
-        <w:pStyle w:val="ListBullet"/>
-      </w:pPr>
-      <w:r>
-        <w:t>Short conclusion</w:t>
-      </w:r>
-    </w:p>
-    <w:p>
-      <w:pPr>
-        <w:pStyle w:val="Heading3"/>
-      </w:pPr>
-      <w:r>
-        <w:t>Bad Design Code</w:t>
-      </w:r>
-    </w:p>
-    <w:p>
-      <w:r>
-        <w:t>File: DecoratorBadDemo.java</w:t>
+        <w:t>Each decorator handles one concern (single responsibility).</w:t>
+      </w:r>
+    </w:p>
+    <w:p>
+      <w:r>
+        <w:t>File: StudentReport.java</w:t>
       </w:r>
     </w:p>
     <w:p>
@@ -4955,162 +5565,21 @@
         <w:t>package decorator;</w:t>
         <w:br/>
         <w:br/>
-        <w:t>// Bad design: to add PDF, watermark, or signature, you must modify BasicStudentReport</w:t>
-        <w:br/>
-        <w:t>// Each new feature requires editing the class — violates Open/Closed Principle</w:t>
-        <w:br/>
-        <w:t>public class DecoratorBadDemo {</w:t>
-        <w:br/>
-        <w:t xml:space="preserve">    public static void main(String[] args) {</w:t>
-        <w:br/>
-        <w:t xml:space="preserve">        BasicStudentReport report = new BasicStudentReport("Ram", 101);</w:t>
-        <w:br/>
-        <w:t xml:space="preserve">        report.generate();</w:t>
-        <w:br/>
-        <w:t xml:space="preserve">        System.out.println("--- To add PDF, watermark, or signature, we must edit BasicStudentReport ---");</w:t>
-        <w:br/>
-        <w:t xml:space="preserve">    }</w:t>
+        <w:t>// Component interface — defines the contract for generating a student report</w:t>
+        <w:br/>
+        <w:t>// Both the base report and decorators implement this interface</w:t>
+        <w:br/>
+        <w:t>public interface StudentReport {</w:t>
+        <w:br/>
+        <w:t xml:space="preserve">    void generate();</w:t>
         <w:br/>
         <w:t>}</w:t>
         <w:br/>
       </w:r>
     </w:p>
     <w:p>
-      <w:pPr>
-        <w:pStyle w:val="Heading2"/>
-      </w:pPr>
-      <w:r>
-        <w:t>Part B: Analysis Questions</w:t>
-      </w:r>
-    </w:p>
-    <w:p>
-      <w:pPr>
-        <w:pStyle w:val="Heading3"/>
-      </w:pPr>
-      <w:r>
-        <w:t>Q1. Why are many report classes being created?</w:t>
-      </w:r>
-    </w:p>
-    <w:p>
-      <w:r>
-        <w:t>Without the Decorator pattern, every combination of features (PDF, Watermark, Signature) requires a separate subclass, leading to class explosion (2^N classes for N features).</w:t>
-      </w:r>
-    </w:p>
-    <w:p>
-      <w:pPr>
-        <w:pStyle w:val="Heading3"/>
-      </w:pPr>
-      <w:r>
-        <w:t>Q2. What happens when a new feature is added?</w:t>
-      </w:r>
-    </w:p>
-    <w:p>
-      <w:r>
-        <w:t>With inheritance, adding one new feature doubles the number of subclasses (every existing combination needs a new version with the feature). This quickly becomes unmanageable.</w:t>
-      </w:r>
-    </w:p>
-    <w:p>
-      <w:pPr>
-        <w:pStyle w:val="Heading3"/>
-      </w:pPr>
-      <w:r>
-        <w:t>Q3. Why does inheritance become difficult to maintain?</w:t>
-      </w:r>
-    </w:p>
-    <w:p>
-      <w:r>
-        <w:t>Deep inheritance hierarchies are fragile: a change in a base class can break many subclasses, and understanding the complete behavior requires tracing through multiple levels.</w:t>
-      </w:r>
-    </w:p>
-    <w:p>
-      <w:pPr>
-        <w:pStyle w:val="Heading3"/>
-      </w:pPr>
-      <w:r>
-        <w:t>Q4. How can Decorator add features dynamically?</w:t>
-      </w:r>
-    </w:p>
-    <w:p>
-      <w:r>
-        <w:t>The Decorator pattern uses composition: each decorator wraps a StudentReport and adds its behavior before/after delegating to the wrapped object. Features are combined at runtime by stacking decorators.</w:t>
-      </w:r>
-    </w:p>
-    <w:p>
-      <w:pPr>
-        <w:pStyle w:val="Heading3"/>
-      </w:pPr>
-      <w:r>
-        <w:t>Q5. Which software quality attributes are affected?</w:t>
-      </w:r>
-    </w:p>
-    <w:p>
-      <w:r>
-        <w:t>Flexibility (runtime feature composition), Maintainability (no modification of existing code), and Extensibility (new decorators added independently).</w:t>
-      </w:r>
-    </w:p>
-    <w:p>
-      <w:pPr>
-        <w:pStyle w:val="Heading2"/>
-      </w:pPr>
-      <w:r>
-        <w:t>Part C: Problems in the Existing Design</w:t>
-      </w:r>
-    </w:p>
-    <w:p>
-      <w:r>
-        <w:t>1. Class Explosion: With N features, inheritance requires up to 2^N subclasses.</w:t>
-      </w:r>
-    </w:p>
-    <w:p>
-      <w:r>
-        <w:t>2. Rigid at Compile Time: Feature combinations are fixed at compile time; runtime customization is impossible.</w:t>
-      </w:r>
-    </w:p>
-    <w:p>
-      <w:r>
-        <w:t>3. Duplicated Code: Common behavior must be repeated across multiple subclasses.</w:t>
-      </w:r>
-    </w:p>
-    <w:p>
-      <w:pPr>
-        <w:pStyle w:val="Heading3"/>
-      </w:pPr>
-      <w:r>
-        <w:t>Refactored Good Design using Decorator Pattern</w:t>
-      </w:r>
-    </w:p>
-    <w:p>
-      <w:r>
-        <w:t>Key improvements:</w:t>
-      </w:r>
-    </w:p>
-    <w:p>
-      <w:pPr>
-        <w:pStyle w:val="ListBullet"/>
-      </w:pPr>
-      <w:r>
-        <w:t>BasicStudentReport remains unchanged - new features are added via decorators.</w:t>
-      </w:r>
-    </w:p>
-    <w:p>
-      <w:pPr>
-        <w:pStyle w:val="ListBullet"/>
-      </w:pPr>
-      <w:r>
-        <w:t>Decorators can be stacked in any order at runtime.</w:t>
-      </w:r>
-    </w:p>
-    <w:p>
-      <w:pPr>
-        <w:pStyle w:val="ListBullet"/>
-      </w:pPr>
-      <w:r>
-        <w:t>Each decorator handles one concern (single responsibility).</w:t>
-      </w:r>
-    </w:p>
-    <w:p>
-      <w:r>
-        <w:t>File: StudentReport.java</w:t>
+      <w:r>
+        <w:t>File: BasicStudentReport.java</w:t>
       </w:r>
     </w:p>
     <w:p>
@@ -5126,13 +5595,35 @@
         <w:t>package decorator;</w:t>
         <w:br/>
         <w:br/>
-        <w:t>// Component interface — defines the contract for generating a student report</w:t>
-        <w:br/>
-        <w:t>// Both the base report and decorators implement this interface</w:t>
-        <w:br/>
-        <w:t>public interface StudentReport {</w:t>
-        <w:br/>
-        <w:t xml:space="preserve">    void generate();</w:t>
+        <w:t>// ConcreteComponent — the core object to which additional features can be attached</w:t>
+        <w:br/>
+        <w:t>// Generates a basic student report with name and ID</w:t>
+        <w:br/>
+        <w:t>public class BasicStudentReport implements StudentReport {</w:t>
+        <w:br/>
+        <w:t xml:space="preserve">    private String studentName;</w:t>
+        <w:br/>
+        <w:t xml:space="preserve">    private int studentId;</w:t>
+        <w:br/>
+        <w:br/>
+        <w:t xml:space="preserve">    public BasicStudentReport(String studentName, int studentId) {</w:t>
+        <w:br/>
+        <w:t xml:space="preserve">        this.studentName = studentName;</w:t>
+        <w:br/>
+        <w:t xml:space="preserve">        this.studentId = studentId;</w:t>
+        <w:br/>
+        <w:t xml:space="preserve">    }</w:t>
+        <w:br/>
+        <w:br/>
+        <w:t xml:space="preserve">    @Override</w:t>
+        <w:br/>
+        <w:t xml:space="preserve">    public void generate() {</w:t>
+        <w:br/>
+        <w:t xml:space="preserve">        System.out.println("Student Report");</w:t>
+        <w:br/>
+        <w:t xml:space="preserve">        System.out.println("ID: " + studentId + ", Name: " + studentName);</w:t>
+        <w:br/>
+        <w:t xml:space="preserve">    }</w:t>
         <w:br/>
         <w:t>}</w:t>
         <w:br/>
@@ -5140,7 +5631,7 @@
     </w:p>
     <w:p>
       <w:r>
-        <w:t>File: BasicStudentReport.java</w:t>
+        <w:t>File: ReportDecorator.java</w:t>
       </w:r>
     </w:p>
     <w:p>
@@ -5156,22 +5647,18 @@
         <w:t>package decorator;</w:t>
         <w:br/>
         <w:br/>
-        <w:t>// ConcreteComponent — the core object to which additional features can be attached</w:t>
-        <w:br/>
-        <w:t>// Generates a basic student report with name and ID</w:t>
-        <w:br/>
-        <w:t>public class BasicStudentReport implements StudentReport {</w:t>
-        <w:br/>
-        <w:t xml:space="preserve">    private String studentName;</w:t>
-        <w:br/>
-        <w:t xml:space="preserve">    private int studentId;</w:t>
-        <w:br/>
-        <w:br/>
-        <w:t xml:space="preserve">    public BasicStudentReport(String studentName, int studentId) {</w:t>
-        <w:br/>
-        <w:t xml:space="preserve">        this.studentName = studentName;</w:t>
-        <w:br/>
-        <w:t xml:space="preserve">        this.studentId = studentId;</w:t>
+        <w:t>// Abstract Decorator — holds a reference to a StudentReport and delegates to it</w:t>
+        <w:br/>
+        <w:t>// Concrete decorators extend this to add their own behavior before/after delegation</w:t>
+        <w:br/>
+        <w:t>public abstract class ReportDecorator implements StudentReport {</w:t>
+        <w:br/>
+        <w:t xml:space="preserve">    protected StudentReport wrappedReport;</w:t>
+        <w:br/>
+        <w:br/>
+        <w:t xml:space="preserve">    public ReportDecorator(StudentReport wrappedReport) {</w:t>
+        <w:br/>
+        <w:t xml:space="preserve">        this.wrappedReport = wrappedReport;</w:t>
         <w:br/>
         <w:t xml:space="preserve">    }</w:t>
         <w:br/>
@@ -5180,9 +5667,7 @@
         <w:br/>
         <w:t xml:space="preserve">    public void generate() {</w:t>
         <w:br/>
-        <w:t xml:space="preserve">        System.out.println("Student Report");</w:t>
-        <w:br/>
-        <w:t xml:space="preserve">        System.out.println("ID: " + studentId + ", Name: " + studentName);</w:t>
+        <w:t xml:space="preserve">        wrappedReport.generate();</w:t>
         <w:br/>
         <w:t xml:space="preserve">    }</w:t>
         <w:br/>
@@ -5192,7 +5677,7 @@
     </w:p>
     <w:p>
       <w:r>
-        <w:t>File: ReportDecorator.java</w:t>
+        <w:t>File: PdfDecorator.java</w:t>
       </w:r>
     </w:p>
     <w:p>
@@ -5208,18 +5693,14 @@
         <w:t>package decorator;</w:t>
         <w:br/>
         <w:br/>
-        <w:t>// Abstract Decorator — holds a reference to a StudentReport and delegates to it</w:t>
-        <w:br/>
-        <w:t>// Concrete decorators extend this to add their own behavior before/after delegation</w:t>
-        <w:br/>
-        <w:t>public abstract class ReportDecorator implements StudentReport {</w:t>
-        <w:br/>
-        <w:t xml:space="preserve">    protected StudentReport wrappedReport;</w:t>
-        <w:br/>
-        <w:br/>
-        <w:t xml:space="preserve">    public ReportDecorator(StudentReport wrappedReport) {</w:t>
-        <w:br/>
-        <w:t xml:space="preserve">        this.wrappedReport = wrappedReport;</w:t>
+        <w:t>// ConcreteDecorator — adds PDF format feature to the student report</w:t>
+        <w:br/>
+        <w:t>public class PdfDecorator extends ReportDecorator {</w:t>
+        <w:br/>
+        <w:br/>
+        <w:t xml:space="preserve">    public PdfDecorator(StudentReport wrappedReport) {</w:t>
+        <w:br/>
+        <w:t xml:space="preserve">        super(wrappedReport);</w:t>
         <w:br/>
         <w:t xml:space="preserve">    }</w:t>
         <w:br/>
@@ -5228,17 +5709,26 @@
         <w:br/>
         <w:t xml:space="preserve">    public void generate() {</w:t>
         <w:br/>
-        <w:t xml:space="preserve">        wrappedReport.generate();</w:t>
+        <w:t xml:space="preserve">        super.generate();</w:t>
+        <w:br/>
+        <w:t xml:space="preserve">        addPdfFeature();</w:t>
         <w:br/>
         <w:t xml:space="preserve">    }</w:t>
         <w:br/>
+        <w:br/>
+        <w:t xml:space="preserve">    private void addPdfFeature() {</w:t>
+        <w:br/>
+        <w:t xml:space="preserve">        System.out.println("Exporting report to PDF format");</w:t>
+        <w:br/>
+        <w:t xml:space="preserve">    }</w:t>
+        <w:br/>
         <w:t>}</w:t>
         <w:br/>
       </w:r>
     </w:p>
     <w:p>
       <w:r>
-        <w:t>File: PdfDecorator.java</w:t>
+        <w:t>File: WatermarkDecorator.java</w:t>
       </w:r>
     </w:p>
     <w:p>
@@ -5254,12 +5744,12 @@
         <w:t>package decorator;</w:t>
         <w:br/>
         <w:br/>
-        <w:t>// ConcreteDecorator — adds PDF format feature to the student report</w:t>
-        <w:br/>
-        <w:t>public class PdfDecorator extends ReportDecorator {</w:t>
-        <w:br/>
-        <w:br/>
-        <w:t xml:space="preserve">    public PdfDecorator(StudentReport wrappedReport) {</w:t>
+        <w:t>// ConcreteDecorator — adds watermark feature to the student report</w:t>
+        <w:br/>
+        <w:t>public class WatermarkDecorator extends ReportDecorator {</w:t>
+        <w:br/>
+        <w:br/>
+        <w:t xml:space="preserve">    public WatermarkDecorator(StudentReport wrappedReport) {</w:t>
         <w:br/>
         <w:t xml:space="preserve">        super(wrappedReport);</w:t>
         <w:br/>
@@ -5272,14 +5762,14 @@
         <w:br/>
         <w:t xml:space="preserve">        super.generate();</w:t>
         <w:br/>
-        <w:t xml:space="preserve">        addPdfFeature();</w:t>
+        <w:t xml:space="preserve">        addWatermarkFeature();</w:t>
         <w:br/>
         <w:t xml:space="preserve">    }</w:t>
         <w:br/>
         <w:br/>
-        <w:t xml:space="preserve">    private void addPdfFeature() {</w:t>
-        <w:br/>
-        <w:t xml:space="preserve">        System.out.println("Exporting report to PDF format");</w:t>
+        <w:t xml:space="preserve">    private void addWatermarkFeature() {</w:t>
+        <w:br/>
+        <w:t xml:space="preserve">        System.out.println("Adding confidential watermark");</w:t>
         <w:br/>
         <w:t xml:space="preserve">    }</w:t>
         <w:br/>
@@ -5289,7 +5779,7 @@
     </w:p>
     <w:p>
       <w:r>
-        <w:t>File: WatermarkDecorator.java</w:t>
+        <w:t>File: SignatureDecorator.java</w:t>
       </w:r>
     </w:p>
     <w:p>
@@ -5305,12 +5795,12 @@
         <w:t>package decorator;</w:t>
         <w:br/>
         <w:br/>
-        <w:t>// ConcreteDecorator — adds watermark feature to the student report</w:t>
-        <w:br/>
-        <w:t>public class WatermarkDecorator extends ReportDecorator {</w:t>
-        <w:br/>
-        <w:br/>
-        <w:t xml:space="preserve">    public WatermarkDecorator(StudentReport wrappedReport) {</w:t>
+        <w:t>// ConcreteDecorator — adds digital signature feature to the student report</w:t>
+        <w:br/>
+        <w:t>public class SignatureDecorator extends ReportDecorator {</w:t>
+        <w:br/>
+        <w:br/>
+        <w:t xml:space="preserve">    public SignatureDecorator(StudentReport wrappedReport) {</w:t>
         <w:br/>
         <w:t xml:space="preserve">        super(wrappedReport);</w:t>
         <w:br/>
@@ -5323,14 +5813,14 @@
         <w:br/>
         <w:t xml:space="preserve">        super.generate();</w:t>
         <w:br/>
-        <w:t xml:space="preserve">        addWatermarkFeature();</w:t>
+        <w:t xml:space="preserve">        addSignatureFeature();</w:t>
         <w:br/>
         <w:t xml:space="preserve">    }</w:t>
         <w:br/>
         <w:br/>
-        <w:t xml:space="preserve">    private void addWatermarkFeature() {</w:t>
-        <w:br/>
-        <w:t xml:space="preserve">        System.out.println("Adding confidential watermark");</w:t>
+        <w:t xml:space="preserve">    private void addSignatureFeature() {</w:t>
+        <w:br/>
+        <w:t xml:space="preserve">        System.out.println("Adding digital signature");</w:t>
         <w:br/>
         <w:t xml:space="preserve">    }</w:t>
         <w:br/>
@@ -5340,7 +5830,154 @@
     </w:p>
     <w:p>
       <w:r>
-        <w:t>File: SignatureDecorator.java</w:t>
+        <w:t>File: DecoratorDemo.java</w:t>
+      </w:r>
+    </w:p>
+    <w:p>
+      <w:pPr>
+        <w:spacing w:before="40" w:after="40"/>
+        <w:ind w:left="432"/>
+      </w:pPr>
+      <w:r>
+        <w:rPr>
+          <w:rFonts w:ascii="Courier New" w:hAnsi="Courier New"/>
+          <w:sz w:val="18"/>
+        </w:rPr>
+        <w:t>package decorator.demo;</w:t>
+        <w:br/>
+        <w:br/>
+        <w:t>import decorator.BasicStudentReport;</w:t>
+        <w:br/>
+        <w:t>import decorator.PdfDecorator;</w:t>
+        <w:br/>
+        <w:t>import decorator.SignatureDecorator;</w:t>
+        <w:br/>
+        <w:t>import decorator.StudentReport;</w:t>
+        <w:br/>
+        <w:t>import decorator.WatermarkDecorator;</w:t>
+        <w:br/>
+        <w:br/>
+        <w:t>// Demo showing the Decorator fix: features are added at runtime by wrapping objects</w:t>
+        <w:br/>
+        <w:t>// Each decorator adds a new capability without modifying existing classes</w:t>
+        <w:br/>
+        <w:t>public class DecoratorDemo {</w:t>
+        <w:br/>
+        <w:t xml:space="preserve">    public static void main(String[] args) {</w:t>
+        <w:br/>
+        <w:t xml:space="preserve">        // Basic report with PDF export</w:t>
+        <w:br/>
+        <w:t xml:space="preserve">        StudentReport pdfReport = new PdfDecorator(</w:t>
+        <w:br/>
+        <w:t xml:space="preserve">                new BasicStudentReport("Ram", 101)</w:t>
+        <w:br/>
+        <w:t xml:space="preserve">        );</w:t>
+        <w:br/>
+        <w:t xml:space="preserve">        System.out.println("=== Report with PDF ===");</w:t>
+        <w:br/>
+        <w:t xml:space="preserve">        pdfReport.generate();</w:t>
+        <w:br/>
+        <w:br/>
+        <w:t xml:space="preserve">        System.out.println();</w:t>
+        <w:br/>
+        <w:br/>
+        <w:t xml:space="preserve">        // Report with PDF and watermark</w:t>
+        <w:br/>
+        <w:t xml:space="preserve">        StudentReport watermarkedPdf = new WatermarkDecorator(</w:t>
+        <w:br/>
+        <w:t xml:space="preserve">                new PdfDecorator(</w:t>
+        <w:br/>
+        <w:t xml:space="preserve">                        new BasicStudentReport("Ram", 101)</w:t>
+        <w:br/>
+        <w:t xml:space="preserve">                )</w:t>
+        <w:br/>
+        <w:t xml:space="preserve">        );</w:t>
+        <w:br/>
+        <w:t xml:space="preserve">        System.out.println("=== Report with PDF &amp; Watermark ===");</w:t>
+        <w:br/>
+        <w:t xml:space="preserve">        watermarkedPdf.generate();</w:t>
+        <w:br/>
+        <w:br/>
+        <w:t xml:space="preserve">        System.out.println();</w:t>
+        <w:br/>
+        <w:br/>
+        <w:t xml:space="preserve">        // Full report with PDF, watermark, and signature</w:t>
+        <w:br/>
+        <w:t xml:space="preserve">        StudentReport fullReport = new SignatureDecorator(</w:t>
+        <w:br/>
+        <w:t xml:space="preserve">                new WatermarkDecorator(</w:t>
+        <w:br/>
+        <w:t xml:space="preserve">                        new PdfDecorator(</w:t>
+        <w:br/>
+        <w:t xml:space="preserve">                                new BasicStudentReport("Ram", 101)</w:t>
+        <w:br/>
+        <w:t xml:space="preserve">                        )</w:t>
+        <w:br/>
+        <w:t xml:space="preserve">                )</w:t>
+        <w:br/>
+        <w:t xml:space="preserve">        );</w:t>
+        <w:br/>
+        <w:t xml:space="preserve">        System.out.println("=== Full Report with PDF, Watermark &amp; Signature ===");</w:t>
+        <w:br/>
+        <w:t xml:space="preserve">        fullReport.generate();</w:t>
+        <w:br/>
+        <w:t xml:space="preserve">    }</w:t>
+        <w:br/>
+        <w:t>}</w:t>
+        <w:br/>
+      </w:r>
+    </w:p>
+    <w:p>
+      <w:pPr>
+        <w:pStyle w:val="Heading2"/>
+      </w:pPr>
+      <w:r>
+        <w:t>Clean Code Explanation</w:t>
+      </w:r>
+    </w:p>
+    <w:p>
+      <w:pPr>
+        <w:pStyle w:val="ListBullet"/>
+      </w:pPr>
+      <w:r>
+        <w:t>Single Responsibility: Each decorator adds exactly one feature.</w:t>
+      </w:r>
+    </w:p>
+    <w:p>
+      <w:pPr>
+        <w:pStyle w:val="ListBullet"/>
+      </w:pPr>
+      <w:r>
+        <w:t>Open/Closed Principle: Core classes are never modified; extension happens via new decorator classes.</w:t>
+      </w:r>
+    </w:p>
+    <w:p>
+      <w:pPr>
+        <w:pStyle w:val="ListBullet"/>
+      </w:pPr>
+      <w:r>
+        <w:t>Composition over Inheritance: Behaviors are combined by wrapping, not by subclassing.</w:t>
+      </w:r>
+    </w:p>
+    <w:p>
+      <w:pPr>
+        <w:pStyle w:val="ListBullet"/>
+      </w:pPr>
+      <w:r>
+        <w:t>Runtime Flexibility: The set of active features is determined at object construction time.</w:t>
+      </w:r>
+    </w:p>
+    <w:p>
+      <w:pPr>
+        <w:pStyle w:val="Heading2"/>
+      </w:pPr>
+      <w:r>
+        <w:t>Test Cases</w:t>
+      </w:r>
+    </w:p>
+    <w:p>
+      <w:r>
+        <w:t>File: DecoratorTest.java</w:t>
       </w:r>
     </w:p>
     <w:p>
@@ -5356,125 +5993,201 @@
         <w:t>package decorator;</w:t>
         <w:br/>
         <w:br/>
-        <w:t>// ConcreteDecorator — adds digital signature feature to the student report</w:t>
-        <w:br/>
-        <w:t>public class SignatureDecorator extends ReportDecorator {</w:t>
-        <w:br/>
-        <w:br/>
-        <w:t xml:space="preserve">    public SignatureDecorator(StudentReport wrappedReport) {</w:t>
-        <w:br/>
-        <w:t xml:space="preserve">        super(wrappedReport);</w:t>
+        <w:t>import java.util.Scanner;</w:t>
+        <w:br/>
+        <w:br/>
+        <w:t>public class DecoratorTest {</w:t>
+        <w:br/>
+        <w:br/>
+        <w:t xml:space="preserve">    public static void main(String[] args) {</w:t>
+        <w:br/>
+        <w:t xml:space="preserve">        Scanner scanner = new Scanner(System.in);</w:t>
+        <w:br/>
+        <w:br/>
+        <w:t xml:space="preserve">        System.out.println("=== Decorator Test ===");</w:t>
+        <w:br/>
+        <w:br/>
+        <w:t xml:space="preserve">        System.out.print("Enter student name: ");</w:t>
+        <w:br/>
+        <w:t xml:space="preserve">        String name = scanner.nextLine();</w:t>
+        <w:br/>
+        <w:br/>
+        <w:t xml:space="preserve">        System.out.print("Enter student ID: ");</w:t>
+        <w:br/>
+        <w:t xml:space="preserve">        int id = scanner.nextInt();</w:t>
+        <w:br/>
+        <w:t xml:space="preserve">        scanner.nextLine();</w:t>
+        <w:br/>
+        <w:br/>
+        <w:t xml:space="preserve">        System.out.println("\n--- Testing Basic Report ---");</w:t>
+        <w:br/>
+        <w:t xml:space="preserve">        testBasicReportGeneration(name, id);</w:t>
+        <w:br/>
+        <w:br/>
+        <w:t xml:space="preserve">        System.out.println("\n--- Testing PDF Feature ---");</w:t>
+        <w:br/>
+        <w:t xml:space="preserve">        testPdfFeatureWorks(name, id);</w:t>
+        <w:br/>
+        <w:br/>
+        <w:t xml:space="preserve">        System.out.println("\n--- Testing Watermark Feature ---");</w:t>
+        <w:br/>
+        <w:t xml:space="preserve">        testWatermarkFeatureWorks(name, id);</w:t>
+        <w:br/>
+        <w:br/>
+        <w:t xml:space="preserve">        System.out.println("\n--- Testing Signature Feature ---");</w:t>
+        <w:br/>
+        <w:t xml:space="preserve">        testSignatureFeatureWorks(name, id);</w:t>
+        <w:br/>
+        <w:br/>
+        <w:t xml:space="preserve">        System.out.println("\n--- Testing Decorated Report Not Null ---");</w:t>
+        <w:br/>
+        <w:t xml:space="preserve">        testDecoratedReportNotNull(name, id);</w:t>
+        <w:br/>
+        <w:br/>
+        <w:t xml:space="preserve">        scanner.close();</w:t>
         <w:br/>
         <w:t xml:space="preserve">    }</w:t>
         <w:br/>
         <w:br/>
-        <w:t xml:space="preserve">    @Override</w:t>
-        <w:br/>
-        <w:t xml:space="preserve">    public void generate() {</w:t>
-        <w:br/>
-        <w:t xml:space="preserve">        super.generate();</w:t>
-        <w:br/>
-        <w:t xml:space="preserve">        addSignatureFeature();</w:t>
+        <w:t xml:space="preserve">    static void testBasicReportGeneration(String name, int id) {</w:t>
+        <w:br/>
+        <w:t xml:space="preserve">        StudentReport report = new BasicStudentReport(name, id);</w:t>
+        <w:br/>
+        <w:t xml:space="preserve">        try {</w:t>
+        <w:br/>
+        <w:t xml:space="preserve">            report.generate();</w:t>
+        <w:br/>
+        <w:t xml:space="preserve">            System.out.println("PASS: Basic report generated successfully");</w:t>
+        <w:br/>
+        <w:t xml:space="preserve">        } catch (Exception e) {</w:t>
+        <w:br/>
+        <w:t xml:space="preserve">            System.out.println("FAIL: Exception - " + e.getMessage());</w:t>
+        <w:br/>
+        <w:t xml:space="preserve">        }</w:t>
         <w:br/>
         <w:t xml:space="preserve">    }</w:t>
         <w:br/>
         <w:br/>
-        <w:t xml:space="preserve">    private void addSignatureFeature() {</w:t>
-        <w:br/>
-        <w:t xml:space="preserve">        System.out.println("Adding digital signature");</w:t>
+        <w:t xml:space="preserve">    static void testPdfFeatureWorks(String name, int id) {</w:t>
+        <w:br/>
+        <w:t xml:space="preserve">        StudentReport report = new PdfDecorator(new BasicStudentReport(name, id));</w:t>
+        <w:br/>
+        <w:t xml:space="preserve">        try {</w:t>
+        <w:br/>
+        <w:t xml:space="preserve">            report.generate();</w:t>
+        <w:br/>
+        <w:t xml:space="preserve">            System.out.println("PASS: PDF feature works");</w:t>
+        <w:br/>
+        <w:t xml:space="preserve">        } catch (Exception e) {</w:t>
+        <w:br/>
+        <w:t xml:space="preserve">            System.out.println("FAIL: Exception - " + e.getMessage());</w:t>
+        <w:br/>
+        <w:t xml:space="preserve">        }</w:t>
         <w:br/>
         <w:t xml:space="preserve">    }</w:t>
         <w:br/>
+        <w:br/>
+        <w:t xml:space="preserve">    static void testWatermarkFeatureWorks(String name, int id) {</w:t>
+        <w:br/>
+        <w:t xml:space="preserve">        StudentReport report = new WatermarkDecorator(new BasicStudentReport(name, id));</w:t>
+        <w:br/>
+        <w:t xml:space="preserve">        try {</w:t>
+        <w:br/>
+        <w:t xml:space="preserve">            report.generate();</w:t>
+        <w:br/>
+        <w:t xml:space="preserve">            System.out.println("PASS: Watermark feature works");</w:t>
+        <w:br/>
+        <w:t xml:space="preserve">        } catch (Exception e) {</w:t>
+        <w:br/>
+        <w:t xml:space="preserve">            System.out.println("FAIL: Exception - " + e.getMessage());</w:t>
+        <w:br/>
+        <w:t xml:space="preserve">        }</w:t>
+        <w:br/>
+        <w:t xml:space="preserve">    }</w:t>
+        <w:br/>
+        <w:br/>
+        <w:t xml:space="preserve">    static void testSignatureFeatureWorks(String name, int id) {</w:t>
+        <w:br/>
+        <w:t xml:space="preserve">        StudentReport report = new SignatureDecorator(new BasicStudentReport(name, id));</w:t>
+        <w:br/>
+        <w:t xml:space="preserve">        try {</w:t>
+        <w:br/>
+        <w:t xml:space="preserve">            report.generate();</w:t>
+        <w:br/>
+        <w:t xml:space="preserve">            System.out.println("PASS: Signature feature works");</w:t>
+        <w:br/>
+        <w:t xml:space="preserve">        } catch (Exception e) {</w:t>
+        <w:br/>
+        <w:t xml:space="preserve">            System.out.println("FAIL: Exception - " + e.getMessage());</w:t>
+        <w:br/>
+        <w:t xml:space="preserve">        }</w:t>
+        <w:br/>
+        <w:t xml:space="preserve">    }</w:t>
+        <w:br/>
+        <w:br/>
+        <w:t xml:space="preserve">    static void testDecoratedReportNotNull(String name, int id) {</w:t>
+        <w:br/>
+        <w:t xml:space="preserve">        StudentReport report = new PdfDecorator(new BasicStudentReport(name, id));</w:t>
+        <w:br/>
+        <w:t xml:space="preserve">        if (report != null) {</w:t>
+        <w:br/>
+        <w:t xml:space="preserve">            System.out.println("PASS: Decorated report is not null");</w:t>
+        <w:br/>
+        <w:t xml:space="preserve">        } else {</w:t>
+        <w:br/>
+        <w:t xml:space="preserve">            System.out.println("FAIL: Decorated report is null");</w:t>
+        <w:br/>
+        <w:t xml:space="preserve">        }</w:t>
+        <w:br/>
+        <w:t xml:space="preserve">    }</w:t>
+        <w:br/>
         <w:t>}</w:t>
         <w:br/>
       </w:r>
     </w:p>
     <w:p>
       <w:r>
-        <w:t>File: DecoratorDemo.java</w:t>
-      </w:r>
-    </w:p>
-    <w:p>
-      <w:pPr>
-        <w:spacing w:before="40" w:after="40"/>
-        <w:ind w:left="432"/>
-      </w:pPr>
-      <w:r>
-        <w:rPr>
-          <w:rFonts w:ascii="Courier New" w:hAnsi="Courier New"/>
-          <w:sz w:val="18"/>
-        </w:rPr>
-        <w:t>package decorator;</w:t>
-        <w:br/>
-        <w:br/>
-        <w:t>// Demo showing the Decorator fix: features are added at runtime by wrapping objects</w:t>
-        <w:br/>
-        <w:t>// Each decorator adds a new capability without modifying existing classes</w:t>
-        <w:br/>
-        <w:t>public class DecoratorDemo {</w:t>
-        <w:br/>
-        <w:t xml:space="preserve">    public static void main(String[] args) {</w:t>
-        <w:br/>
-        <w:t xml:space="preserve">        // Basic report with PDF export</w:t>
-        <w:br/>
-        <w:t xml:space="preserve">        StudentReport pdfReport = new PdfDecorator(</w:t>
-        <w:br/>
-        <w:t xml:space="preserve">                new BasicStudentReport("Ram", 101)</w:t>
-        <w:br/>
-        <w:t xml:space="preserve">        );</w:t>
-        <w:br/>
-        <w:t xml:space="preserve">        System.out.println("=== Report with PDF ===");</w:t>
-        <w:br/>
-        <w:t xml:space="preserve">        pdfReport.generate();</w:t>
-        <w:br/>
-        <w:br/>
-        <w:t xml:space="preserve">        System.out.println();</w:t>
-        <w:br/>
-        <w:br/>
-        <w:t xml:space="preserve">        // Report with PDF and watermark</w:t>
-        <w:br/>
-        <w:t xml:space="preserve">        StudentReport watermarkedPdf = new WatermarkDecorator(</w:t>
-        <w:br/>
-        <w:t xml:space="preserve">                new PdfDecorator(</w:t>
-        <w:br/>
-        <w:t xml:space="preserve">                        new BasicStudentReport("Ram", 101)</w:t>
-        <w:br/>
-        <w:t xml:space="preserve">                )</w:t>
-        <w:br/>
-        <w:t xml:space="preserve">        );</w:t>
-        <w:br/>
-        <w:t xml:space="preserve">        System.out.println("=== Report with PDF &amp; Watermark ===");</w:t>
-        <w:br/>
-        <w:t xml:space="preserve">        watermarkedPdf.generate();</w:t>
-        <w:br/>
-        <w:br/>
-        <w:t xml:space="preserve">        System.out.println();</w:t>
-        <w:br/>
-        <w:br/>
-        <w:t xml:space="preserve">        // Full report with PDF, watermark, and signature</w:t>
-        <w:br/>
-        <w:t xml:space="preserve">        StudentReport fullReport = new SignatureDecorator(</w:t>
-        <w:br/>
-        <w:t xml:space="preserve">                new WatermarkDecorator(</w:t>
-        <w:br/>
-        <w:t xml:space="preserve">                        new PdfDecorator(</w:t>
-        <w:br/>
-        <w:t xml:space="preserve">                                new BasicStudentReport("Ram", 101)</w:t>
-        <w:br/>
-        <w:t xml:space="preserve">                        )</w:t>
-        <w:br/>
-        <w:t xml:space="preserve">                )</w:t>
-        <w:br/>
-        <w:t xml:space="preserve">        );</w:t>
-        <w:br/>
-        <w:t xml:space="preserve">        System.out.println("=== Full Report with PDF, Watermark &amp; Signature ===");</w:t>
-        <w:br/>
-        <w:t xml:space="preserve">        fullReport.generate();</w:t>
-        <w:br/>
-        <w:t xml:space="preserve">    }</w:t>
-        <w:br/>
-        <w:t>}</w:t>
-        <w:br/>
+        <w:t>Test Descriptions:</w:t>
+      </w:r>
+    </w:p>
+    <w:p>
+      <w:pPr>
+        <w:pStyle w:val="ListBullet"/>
+      </w:pPr>
+      <w:r>
+        <w:t>testBasicReportGeneration(): Verifies basic report generation works.</w:t>
+      </w:r>
+    </w:p>
+    <w:p>
+      <w:pPr>
+        <w:pStyle w:val="ListBullet"/>
+      </w:pPr>
+      <w:r>
+        <w:t>testPdfFeatureWorks(): Verifies PDF feature works when decorated.</w:t>
+      </w:r>
+    </w:p>
+    <w:p>
+      <w:pPr>
+        <w:pStyle w:val="ListBullet"/>
+      </w:pPr>
+      <w:r>
+        <w:t>testWatermarkFeatureWorks(): Verifies Watermark feature works when decorated.</w:t>
+      </w:r>
+    </w:p>
+    <w:p>
+      <w:pPr>
+        <w:pStyle w:val="ListBullet"/>
+      </w:pPr>
+      <w:r>
+        <w:t>testSignatureFeatureWorks(): Verifies Signature feature works when decorated.</w:t>
+      </w:r>
+    </w:p>
+    <w:p>
+      <w:pPr>
+        <w:pStyle w:val="ListBullet"/>
+      </w:pPr>
+      <w:r>
+        <w:t>testDecoratedReportNotNull(): Ensures the decorated report is not null.</w:t>
       </w:r>
     </w:p>
     <w:p>
@@ -5482,7 +6195,33 @@
         <w:pStyle w:val="Heading2"/>
       </w:pPr>
       <w:r>
-        <w:t>Clean Code Explanation</w:t>
+        <w:t>Conclusion</w:t>
+      </w:r>
+    </w:p>
+    <w:p>
+      <w:r>
+        <w:t>The Decorator Pattern is widely used in real projects for adding behavior dynamically. Examples include Java I/O streams (BufferedInputStream wraps FileInputStream), GUI toolkits (adding scrollbars, borders to components), and web application middleware (adding logging, authentication, compression).</w:t>
+      </w:r>
+    </w:p>
+    <w:p>
+      <w:r>
+        <w:br w:type="page"/>
+      </w:r>
+    </w:p>
+    <w:p>
+      <w:pPr>
+        <w:pStyle w:val="Heading1"/>
+      </w:pPr>
+      <w:r>
+        <w:t>Assignment 1: Student Admission Mini Module</w:t>
+      </w:r>
+    </w:p>
+    <w:p>
+      <w:pPr>
+        <w:pStyle w:val="Heading2"/>
+      </w:pPr>
+      <w:r>
+        <w:t>Objective</w:t>
       </w:r>
     </w:p>
     <w:p>
@@ -5490,7 +6229,7 @@
         <w:pStyle w:val="ListBullet"/>
       </w:pPr>
       <w:r>
-        <w:t>Single Responsibility: Each decorator adds exactly one feature.</w:t>
+        <w:t>Integrate multiple Creational Design Patterns into a single application.</w:t>
       </w:r>
     </w:p>
     <w:p>
@@ -5498,7 +6237,7 @@
         <w:pStyle w:val="ListBullet"/>
       </w:pPr>
       <w:r>
-        <w:t>Open/Closed Principle: Core classes are never modified; extension happens via new decorator classes.</w:t>
+        <w:t>Reuse previously implemented design patterns.</w:t>
       </w:r>
     </w:p>
     <w:p>
@@ -5506,7 +6245,7 @@
         <w:pStyle w:val="ListBullet"/>
       </w:pPr>
       <w:r>
-        <w:t>Composition over Inheritance: Behaviors are combined by wrapping, not by subclassing.</w:t>
+        <w:t>Understand how Singleton, Builder, and Factory Method collaborate.</w:t>
       </w:r>
     </w:p>
     <w:p>
@@ -5514,7 +6253,7 @@
         <w:pStyle w:val="ListBullet"/>
       </w:pPr>
       <w:r>
-        <w:t>Fluent Composition: Decorators can be chained naturally.</w:t>
+        <w:t>Apply Clean Code practices.</w:t>
       </w:r>
     </w:p>
     <w:p>
@@ -5522,7 +6261,7 @@
         <w:pStyle w:val="ListBullet"/>
       </w:pPr>
       <w:r>
-        <w:t>Runtime Flexibility: The set of active features is determined at object construction time.</w:t>
+        <w:t>Develop a simple Student Admission workflow.</w:t>
       </w:r>
     </w:p>
     <w:p>
@@ -5530,124 +6269,12 @@
         <w:pStyle w:val="Heading2"/>
       </w:pPr>
       <w:r>
-        <w:t>Test Cases</w:t>
-      </w:r>
-    </w:p>
-    <w:p>
-      <w:r>
-        <w:t>File: DecoratorTest.java</w:t>
-      </w:r>
-    </w:p>
-    <w:p>
-      <w:pPr>
-        <w:spacing w:before="40" w:after="40"/>
-        <w:ind w:left="432"/>
-      </w:pPr>
-      <w:r>
-        <w:rPr>
-          <w:rFonts w:ascii="Courier New" w:hAnsi="Courier New"/>
-          <w:sz w:val="18"/>
-        </w:rPr>
-        <w:t>package decorator;</w:t>
-        <w:br/>
-        <w:br/>
-        <w:t>import static org.junit.jupiter.api.Assertions.*;</w:t>
-        <w:br/>
-        <w:t>import org.junit.jupiter.api.Test;</w:t>
-        <w:br/>
-        <w:br/>
-        <w:t>// Console-based tests to verify Decorator pattern behavior</w:t>
-        <w:br/>
-        <w:t>class DecoratorTest {</w:t>
-        <w:br/>
-        <w:br/>
-        <w:t xml:space="preserve">    @Test</w:t>
-        <w:br/>
-        <w:t xml:space="preserve">    // Verify basic report generation</w:t>
-        <w:br/>
-        <w:t xml:space="preserve">    void testBasicReportGeneration() {</w:t>
-        <w:br/>
-        <w:t xml:space="preserve">        StudentReport report = new BasicStudentReport("Ram", 101);</w:t>
-        <w:br/>
-        <w:t xml:space="preserve">        assertDoesNotThrow(() -&gt; report.generate());</w:t>
-        <w:br/>
-        <w:t xml:space="preserve">    }</w:t>
-        <w:br/>
-        <w:br/>
-        <w:t xml:space="preserve">    @Test</w:t>
-        <w:br/>
-        <w:t xml:space="preserve">    // Verify PDF feature works when decorated</w:t>
-        <w:br/>
-        <w:t xml:space="preserve">    void testPdfFeatureWorks() {</w:t>
-        <w:br/>
-        <w:t xml:space="preserve">        StudentReport report = new PdfDecorator(</w:t>
-        <w:br/>
-        <w:t xml:space="preserve">                new BasicStudentReport("Ram", 101)</w:t>
-        <w:br/>
-        <w:t xml:space="preserve">        );</w:t>
-        <w:br/>
-        <w:t xml:space="preserve">        assertDoesNotThrow(() -&gt; report.generate());</w:t>
-        <w:br/>
-        <w:t xml:space="preserve">    }</w:t>
-        <w:br/>
-        <w:br/>
-        <w:t xml:space="preserve">    @Test</w:t>
-        <w:br/>
-        <w:t xml:space="preserve">    // Verify Watermark feature works when decorated</w:t>
-        <w:br/>
-        <w:t xml:space="preserve">    void testWatermarkFeatureWorks() {</w:t>
-        <w:br/>
-        <w:t xml:space="preserve">        StudentReport report = new WatermarkDecorator(</w:t>
-        <w:br/>
-        <w:t xml:space="preserve">                new BasicStudentReport("Ram", 101)</w:t>
-        <w:br/>
-        <w:t xml:space="preserve">        );</w:t>
-        <w:br/>
-        <w:t xml:space="preserve">        assertDoesNotThrow(() -&gt; report.generate());</w:t>
-        <w:br/>
-        <w:t xml:space="preserve">    }</w:t>
-        <w:br/>
-        <w:br/>
-        <w:t xml:space="preserve">    @Test</w:t>
-        <w:br/>
-        <w:t xml:space="preserve">    // Verify Signature feature works when decorated</w:t>
-        <w:br/>
-        <w:t xml:space="preserve">    void testSignatureFeatureWorks() {</w:t>
-        <w:br/>
-        <w:t xml:space="preserve">        StudentReport report = new SignatureDecorator(</w:t>
-        <w:br/>
-        <w:t xml:space="preserve">                new BasicStudentReport("Ram", 101)</w:t>
-        <w:br/>
-        <w:t xml:space="preserve">        );</w:t>
-        <w:br/>
-        <w:t xml:space="preserve">        assertDoesNotThrow(() -&gt; report.generate());</w:t>
-        <w:br/>
-        <w:t xml:space="preserve">    }</w:t>
-        <w:br/>
-        <w:br/>
-        <w:t xml:space="preserve">    @Test</w:t>
-        <w:br/>
-        <w:t xml:space="preserve">    // Verify decorated report is not null</w:t>
-        <w:br/>
-        <w:t xml:space="preserve">    void testDecoratedReportNotNull() {</w:t>
-        <w:br/>
-        <w:t xml:space="preserve">        StudentReport report = new PdfDecorator(</w:t>
-        <w:br/>
-        <w:t xml:space="preserve">                new BasicStudentReport("Ram", 101)</w:t>
-        <w:br/>
-        <w:t xml:space="preserve">        );</w:t>
-        <w:br/>
-        <w:t xml:space="preserve">        assertNotNull(report);</w:t>
-        <w:br/>
-        <w:t xml:space="preserve">    }</w:t>
-        <w:br/>
-        <w:t>}</w:t>
-        <w:br/>
-      </w:r>
-    </w:p>
-    <w:p>
-      <w:r>
-        <w:t>Test Descriptions:</w:t>
+        <w:t>Background</w:t>
+      </w:r>
+    </w:p>
+    <w:p>
+      <w:r>
+        <w:t>The Admission Module supports:</w:t>
       </w:r>
     </w:p>
     <w:p>
@@ -5655,7 +6282,7 @@
         <w:pStyle w:val="ListBullet"/>
       </w:pPr>
       <w:r>
-        <w:t>testBasicReportGeneration(): Verifies basic report generation works.</w:t>
+        <w:t>Loading college configuration information (Singleton).</w:t>
       </w:r>
     </w:p>
     <w:p>
@@ -5663,7 +6290,7 @@
         <w:pStyle w:val="ListBullet"/>
       </w:pPr>
       <w:r>
-        <w:t>testPdfFeatureWorks(): Verifies PDF feature works when decorated.</w:t>
+        <w:t>Creating student profiles (Builder).</w:t>
       </w:r>
     </w:p>
     <w:p>
@@ -5671,23 +6298,7 @@
         <w:pStyle w:val="ListBullet"/>
       </w:pPr>
       <w:r>
-        <w:t>testWatermarkFeatureWorks(): Verifies Watermark feature works when decorated.</w:t>
-      </w:r>
-    </w:p>
-    <w:p>
-      <w:pPr>
-        <w:pStyle w:val="ListBullet"/>
-      </w:pPr>
-      <w:r>
-        <w:t>testSignatureFeatureWorks(): Verifies Signature feature works when decorated.</w:t>
-      </w:r>
-    </w:p>
-    <w:p>
-      <w:pPr>
-        <w:pStyle w:val="ListBullet"/>
-      </w:pPr>
-      <w:r>
-        <w:t>testDecoratedReportNotNull(): Ensures the decorated report is not null.</w:t>
+        <w:t>Sending welcome notifications (Factory).</w:t>
       </w:r>
     </w:p>
     <w:p>
@@ -5695,115 +6306,6 @@
         <w:pStyle w:val="Heading2"/>
       </w:pPr>
       <w:r>
-        <w:t>Conclusion</w:t>
-      </w:r>
-    </w:p>
-    <w:p>
-      <w:r>
-        <w:t>The Decorator Pattern is widely used in real projects for adding behavior dynamically. Examples include Java I/O streams (BufferedInputStream wraps FileInputStream), GUI toolkits (adding scrollbars, borders to components), and web application middleware (adding logging, authentication, compression to HTTP requests).</w:t>
-      </w:r>
-    </w:p>
-    <w:p>
-      <w:r/>
-    </w:p>
-    <w:p>
-      <w:pPr>
-        <w:pStyle w:val="Heading1"/>
-      </w:pPr>
-      <w:r>
-        <w:t>Assignment 1: Student Admission Mini Module</w:t>
-      </w:r>
-    </w:p>
-    <w:p>
-      <w:pPr>
-        <w:pStyle w:val="Heading2"/>
-      </w:pPr>
-      <w:r>
-        <w:t>Objective</w:t>
-      </w:r>
-    </w:p>
-    <w:p>
-      <w:pPr>
-        <w:pStyle w:val="ListBullet"/>
-      </w:pPr>
-      <w:r>
-        <w:t>Integrate multiple Creational Design Patterns into a single application.</w:t>
-      </w:r>
-    </w:p>
-    <w:p>
-      <w:pPr>
-        <w:pStyle w:val="ListBullet"/>
-      </w:pPr>
-      <w:r>
-        <w:t>Reuse previously implemented design patterns.</w:t>
-      </w:r>
-    </w:p>
-    <w:p>
-      <w:pPr>
-        <w:pStyle w:val="ListBullet"/>
-      </w:pPr>
-      <w:r>
-        <w:t>Understand how Singleton, Builder, and Factory Method collaborate in a real-world scenario.</w:t>
-      </w:r>
-    </w:p>
-    <w:p>
-      <w:pPr>
-        <w:pStyle w:val="ListBullet"/>
-      </w:pPr>
-      <w:r>
-        <w:t>Apply Clean Code practices.</w:t>
-      </w:r>
-    </w:p>
-    <w:p>
-      <w:pPr>
-        <w:pStyle w:val="ListBullet"/>
-      </w:pPr>
-      <w:r>
-        <w:t>Develop a simple Student Admission workflow.</w:t>
-      </w:r>
-    </w:p>
-    <w:p>
-      <w:pPr>
-        <w:pStyle w:val="Heading2"/>
-      </w:pPr>
-      <w:r>
-        <w:t>Background</w:t>
-      </w:r>
-    </w:p>
-    <w:p>
-      <w:r>
-        <w:t>The Admission Module already supports:</w:t>
-      </w:r>
-    </w:p>
-    <w:p>
-      <w:pPr>
-        <w:pStyle w:val="ListBullet"/>
-      </w:pPr>
-      <w:r>
-        <w:t>Loading college configuration information (Singleton).</w:t>
-      </w:r>
-    </w:p>
-    <w:p>
-      <w:pPr>
-        <w:pStyle w:val="ListBullet"/>
-      </w:pPr>
-      <w:r>
-        <w:t>Creating student profiles (Builder).</w:t>
-      </w:r>
-    </w:p>
-    <w:p>
-      <w:pPr>
-        <w:pStyle w:val="ListBullet"/>
-      </w:pPr>
-      <w:r>
-        <w:t>Sending welcome notifications (Factory).</w:t>
-      </w:r>
-    </w:p>
-    <w:p>
-      <w:pPr>
-        <w:pStyle w:val="Heading2"/>
-      </w:pPr>
-      <w:r>
         <w:t>Important Instructions</w:t>
       </w:r>
     </w:p>
@@ -5812,7 +6314,7 @@
         <w:pStyle w:val="ListNumber"/>
       </w:pPr>
       <w:r>
-        <w:t>Reuse your existing good design implementations from Practical 1 (Singleton), Practical 2 (Factory), and Practical 3 (Builder).</w:t>
+        <w:t>Reuse existing implementations from Practical 1, 2, 3.</w:t>
       </w:r>
     </w:p>
     <w:p>
@@ -5836,7 +6338,7 @@
         <w:pStyle w:val="ListNumber"/>
       </w:pPr>
       <w:r>
-        <w:t>Only create the integration classes required for the Student Admission Module.</w:t>
+        <w:t>Only create the integration classes required.</w:t>
       </w:r>
     </w:p>
     <w:p>
@@ -5965,8 +6467,10 @@
           <w:rFonts w:ascii="Courier New" w:hAnsi="Courier New"/>
           <w:sz w:val="18"/>
         </w:rPr>
-        <w:t>package admission;</w:t>
-        <w:br/>
+        <w:t>package admission.demo;</w:t>
+        <w:br/>
+        <w:br/>
+        <w:t>import admission.AdmissionService;</w:t>
         <w:br/>
         <w:t>import builder.Student;</w:t>
         <w:br/>
@@ -6211,7 +6715,7 @@
         <w:pStyle w:val="ListBullet"/>
       </w:pPr>
       <w:r>
-        <w:t>Singleton (CollegeConfig): Provides the single college configuration instance used throughout the admission process.</w:t>
+        <w:t>Singleton (CollegeConfig): Single configuration instance for the admission process.</w:t>
       </w:r>
     </w:p>
     <w:p>
@@ -6219,7 +6723,7 @@
         <w:pStyle w:val="ListBullet"/>
       </w:pPr>
       <w:r>
-        <w:t>Builder (Student.Builder): Constructs a complex Student object with readable, fluent method chaining.</w:t>
+        <w:t>Builder (Student.Builder): Constructs complex Student objects with fluent chaining.</w:t>
       </w:r>
     </w:p>
     <w:p>
@@ -6227,7 +6731,7 @@
         <w:pStyle w:val="ListBullet"/>
       </w:pPr>
       <w:r>
-        <w:t>Factory (NotificationFactory): Creates the appropriate Notification (EMAIL) without coupling AdmissionService to concrete notification classes.</w:t>
+        <w:t>Factory (NotificationFactory): Creates notifications without coupling to concrete classes.</w:t>
       </w:r>
     </w:p>
     <w:p>
@@ -6240,11 +6744,13 @@
     </w:p>
     <w:p>
       <w:r>
-        <w:t>This mini module demonstrates how three creational design patterns can work together in a real-world admission workflow. The Singleton ensures consistent configuration, the Builder creates complex student profiles cleanly, and the Factory decouples notification creation. Each pattern addresses a specific creational concern, resulting in a maintainable, extensible, and clean-code system.</w:t>
-      </w:r>
-    </w:p>
-    <w:p>
-      <w:r/>
+        <w:t>This module demonstrates three creational patterns working together in an admission workflow. The Singleton ensures consistent configuration, the Builder creates profiles cleanly, and the Factory decouples notification creation.</w:t>
+      </w:r>
+    </w:p>
+    <w:p>
+      <w:r>
+        <w:br w:type="page"/>
+      </w:r>
     </w:p>
     <w:p>
       <w:pPr>
@@ -6283,7 +6789,7 @@
         <w:pStyle w:val="ListBullet"/>
       </w:pPr>
       <w:r>
-        <w:t>Understand how Adapter, Facade, Proxy, and Decorator collaborate in a real-world scenario.</w:t>
+        <w:t>Understand how Adapter, Facade, Proxy, and Decorator collaborate.</w:t>
       </w:r>
     </w:p>
     <w:p>
@@ -6299,7 +6805,7 @@
         <w:pStyle w:val="ListBullet"/>
       </w:pPr>
       <w:r>
-        <w:t>Extend an existing Student Admission System into a Student Services System.</w:t>
+        <w:t>Extend the Admission System into a Student Services System.</w:t>
       </w:r>
     </w:p>
     <w:p>
@@ -6383,7 +6889,7 @@
         <w:pStyle w:val="ListNumber"/>
       </w:pPr>
       <w:r>
-        <w:t>Reuse your existing good design implementations from Practical 4 (Adapter), Practical 5 (Facade), Practical 6 (Proxy), and Practical 7 (Decorator).</w:t>
+        <w:t>Reuse implementations from Practical 4 (Adapter), 5 (Facade), 6 (Proxy), 7 (Decorator).</w:t>
       </w:r>
     </w:p>
     <w:p>
@@ -6399,15 +6905,7 @@
         <w:pStyle w:val="ListNumber"/>
       </w:pPr>
       <w:r>
-        <w:t>Do NOT create new versions of the same patterns.</w:t>
-      </w:r>
-    </w:p>
-    <w:p>
-      <w:pPr>
-        <w:pStyle w:val="ListNumber"/>
-      </w:pPr>
-      <w:r>
-        <w:t>Only create the integration classes required for the Student Services Module.</w:t>
+        <w:t>Only create the integration classes required.</w:t>
       </w:r>
     </w:p>
     <w:p>
@@ -6544,7 +7042,10 @@
           <w:rFonts w:ascii="Courier New" w:hAnsi="Courier New"/>
           <w:sz w:val="18"/>
         </w:rPr>
-        <w:t>package services;</w:t>
+        <w:t>package services.demo;</w:t>
+        <w:br/>
+        <w:br/>
+        <w:t>import services.StudentServicesFacade;</w:t>
         <w:br/>
         <w:br/>
         <w:t>// Demo for the Student Services Module — integrates all 4 structural design patterns</w:t>
@@ -6599,67 +7100,165 @@
         <w:t>package services;</w:t>
         <w:br/>
         <w:br/>
-        <w:t>import static org.junit.jupiter.api.Assertions.*;</w:t>
-        <w:br/>
-        <w:t>import org.junit.jupiter.api.Test;</w:t>
-        <w:br/>
-        <w:br/>
-        <w:t>// Console-based tests for the Student Services Module</w:t>
-        <w:br/>
-        <w:t>class ServicesTest {</w:t>
-        <w:br/>
-        <w:br/>
-        <w:t xml:space="preserve">    @Test</w:t>
-        <w:br/>
-        <w:t xml:space="preserve">    void testRegisterStudent() {</w:t>
+        <w:t>import java.util.Scanner;</w:t>
+        <w:br/>
+        <w:br/>
+        <w:t>public class ServicesTest {</w:t>
+        <w:br/>
+        <w:br/>
+        <w:t xml:space="preserve">    public static void main(String[] args) {</w:t>
+        <w:br/>
+        <w:t xml:space="preserve">        Scanner scanner = new Scanner(System.in);</w:t>
+        <w:br/>
+        <w:br/>
+        <w:t xml:space="preserve">        System.out.println("=== Student Services Module Test ===");</w:t>
+        <w:br/>
+        <w:br/>
+        <w:t xml:space="preserve">        System.out.print("Enter student name: ");</w:t>
+        <w:br/>
+        <w:t xml:space="preserve">        String name = scanner.nextLine();</w:t>
+        <w:br/>
+        <w:br/>
+        <w:t xml:space="preserve">        System.out.print("Enter student email: ");</w:t>
+        <w:br/>
+        <w:t xml:space="preserve">        String email = scanner.nextLine();</w:t>
+        <w:br/>
+        <w:br/>
+        <w:t xml:space="preserve">        System.out.print("Enter role (ADMIN/STUDENT): ");</w:t>
+        <w:br/>
+        <w:t xml:space="preserve">        String role = scanner.nextLine();</w:t>
+        <w:br/>
+        <w:br/>
+        <w:t xml:space="preserve">        System.out.print("Enter student ID: ");</w:t>
+        <w:br/>
+        <w:t xml:space="preserve">        int id = scanner.nextInt();</w:t>
+        <w:br/>
+        <w:t xml:space="preserve">        scanner.nextLine();</w:t>
+        <w:br/>
+        <w:br/>
+        <w:t xml:space="preserve">        System.out.println("\n=== Test Results ===");</w:t>
+        <w:br/>
+        <w:t xml:space="preserve">        testServicesFacadeNotNull();</w:t>
+        <w:br/>
+        <w:t xml:space="preserve">        testRegisterStudent(name, email);</w:t>
+        <w:br/>
+        <w:t xml:space="preserve">        testAdminViewMarks(name, role);</w:t>
+        <w:br/>
+        <w:t xml:space="preserve">        testStudentViewMarks(name, role);</w:t>
+        <w:br/>
+        <w:t xml:space="preserve">        testGenerateReport(name, id);</w:t>
+        <w:br/>
+        <w:br/>
+        <w:t xml:space="preserve">        scanner.close();</w:t>
+        <w:br/>
+        <w:t xml:space="preserve">    }</w:t>
+        <w:br/>
+        <w:br/>
+        <w:t xml:space="preserve">    static void testRegisterStudent(String name, String email) {</w:t>
         <w:br/>
         <w:t xml:space="preserve">        StudentServicesFacade services = new StudentServicesFacade();</w:t>
         <w:br/>
-        <w:t xml:space="preserve">        assertDoesNotThrow(() -&gt; services.registerStudent("Ram", "ram@gmail.com"));</w:t>
+        <w:t xml:space="preserve">        try {</w:t>
+        <w:br/>
+        <w:t xml:space="preserve">            services.registerStudent(name, email);</w:t>
+        <w:br/>
+        <w:t xml:space="preserve">            System.out.println("PASS: Student registered successfully");</w:t>
+        <w:br/>
+        <w:t xml:space="preserve">        } catch (Exception e) {</w:t>
+        <w:br/>
+        <w:t xml:space="preserve">            System.out.println("FAIL: Registration failed - " + e.getMessage());</w:t>
+        <w:br/>
+        <w:t xml:space="preserve">        }</w:t>
         <w:br/>
         <w:t xml:space="preserve">    }</w:t>
         <w:br/>
         <w:br/>
-        <w:t xml:space="preserve">    @Test</w:t>
-        <w:br/>
-        <w:t xml:space="preserve">    void testAdminViewMarks() {</w:t>
+        <w:t xml:space="preserve">    static void testAdminViewMarks(String name, String role) {</w:t>
         <w:br/>
         <w:t xml:space="preserve">        StudentServicesFacade services = new StudentServicesFacade();</w:t>
         <w:br/>
-        <w:t xml:space="preserve">        assertDoesNotThrow(() -&gt; services.viewStudentMarks("Ram", "ADMIN"));</w:t>
+        <w:t xml:space="preserve">        try {</w:t>
+        <w:br/>
+        <w:t xml:space="preserve">            services.viewStudentMarks(name, role);</w:t>
+        <w:br/>
+        <w:t xml:space="preserve">            if ("ADMIN".equalsIgnoreCase(role)) {</w:t>
+        <w:br/>
+        <w:t xml:space="preserve">                System.out.println("PASS: Admin accessed marks");</w:t>
+        <w:br/>
+        <w:t xml:space="preserve">            } else {</w:t>
+        <w:br/>
+        <w:t xml:space="preserve">                System.out.println("PASS: Access denied for non-admin role");</w:t>
+        <w:br/>
+        <w:t xml:space="preserve">            }</w:t>
+        <w:br/>
+        <w:t xml:space="preserve">        } catch (Exception e) {</w:t>
+        <w:br/>
+        <w:t xml:space="preserve">            System.out.println("FAIL: Exception - " + e.getMessage());</w:t>
+        <w:br/>
+        <w:t xml:space="preserve">        }</w:t>
         <w:br/>
         <w:t xml:space="preserve">    }</w:t>
         <w:br/>
         <w:br/>
-        <w:t xml:space="preserve">    @Test</w:t>
-        <w:br/>
-        <w:t xml:space="preserve">    void testStudentViewMarks() {</w:t>
+        <w:t xml:space="preserve">    static void testStudentViewMarks(String name, String role) {</w:t>
         <w:br/>
         <w:t xml:space="preserve">        StudentServicesFacade services = new StudentServicesFacade();</w:t>
         <w:br/>
-        <w:t xml:space="preserve">        assertDoesNotThrow(() -&gt; services.viewStudentMarks("Ram", "STUDENT"));</w:t>
+        <w:t xml:space="preserve">        try {</w:t>
+        <w:br/>
+        <w:t xml:space="preserve">            services.viewStudentMarks(name, role);</w:t>
+        <w:br/>
+        <w:t xml:space="preserve">            if ("ADMIN".equalsIgnoreCase(role)) {</w:t>
+        <w:br/>
+        <w:t xml:space="preserve">                System.out.println("PASS: Admin accessed marks successfully");</w:t>
+        <w:br/>
+        <w:t xml:space="preserve">            } else {</w:t>
+        <w:br/>
+        <w:t xml:space="preserve">                System.out.println("PASS: Student access denied as expected");</w:t>
+        <w:br/>
+        <w:t xml:space="preserve">            }</w:t>
+        <w:br/>
+        <w:t xml:space="preserve">        } catch (Exception e) {</w:t>
+        <w:br/>
+        <w:t xml:space="preserve">            System.out.println("FAIL: Exception - " + e.getMessage());</w:t>
+        <w:br/>
+        <w:t xml:space="preserve">        }</w:t>
         <w:br/>
         <w:t xml:space="preserve">    }</w:t>
         <w:br/>
         <w:br/>
-        <w:t xml:space="preserve">    @Test</w:t>
-        <w:br/>
-        <w:t xml:space="preserve">    void testGenerateReport() {</w:t>
+        <w:t xml:space="preserve">    static void testGenerateReport(String name, int id) {</w:t>
         <w:br/>
         <w:t xml:space="preserve">        StudentServicesFacade services = new StudentServicesFacade();</w:t>
         <w:br/>
-        <w:t xml:space="preserve">        assertDoesNotThrow(() -&gt; services.generateStudentReport("Ram", 101));</w:t>
+        <w:t xml:space="preserve">        try {</w:t>
+        <w:br/>
+        <w:t xml:space="preserve">            services.generateStudentReport(name, id);</w:t>
+        <w:br/>
+        <w:t xml:space="preserve">            System.out.println("PASS: Report generated successfully");</w:t>
+        <w:br/>
+        <w:t xml:space="preserve">        } catch (Exception e) {</w:t>
+        <w:br/>
+        <w:t xml:space="preserve">            System.out.println("FAIL: Report generation failed - " + e.getMessage());</w:t>
+        <w:br/>
+        <w:t xml:space="preserve">        }</w:t>
         <w:br/>
         <w:t xml:space="preserve">    }</w:t>
         <w:br/>
         <w:br/>
-        <w:t xml:space="preserve">    @Test</w:t>
-        <w:br/>
-        <w:t xml:space="preserve">    void testServicesFacadeNotNull() {</w:t>
+        <w:t xml:space="preserve">    static void testServicesFacadeNotNull() {</w:t>
         <w:br/>
         <w:t xml:space="preserve">        StudentServicesFacade services = new StudentServicesFacade();</w:t>
         <w:br/>
-        <w:t xml:space="preserve">        assertNotNull(services);</w:t>
+        <w:t xml:space="preserve">        if (services != null) {</w:t>
+        <w:br/>
+        <w:t xml:space="preserve">            System.out.println("PASS: Services facade is not null");</w:t>
+        <w:br/>
+        <w:t xml:space="preserve">        } else {</w:t>
+        <w:br/>
+        <w:t xml:space="preserve">            System.out.println("FAIL: Services facade is null");</w:t>
+        <w:br/>
+        <w:t xml:space="preserve">        }</w:t>
         <w:br/>
         <w:t xml:space="preserve">    }</w:t>
         <w:br/>
@@ -6680,7 +7279,7 @@
         <w:pStyle w:val="ListBullet"/>
       </w:pPr>
       <w:r>
-        <w:t>Facade (StudentRegistrationFacade): Simplifies the multi-step student registration process into a single method call.</w:t>
+        <w:t>Facade (StudentRegistrationFacade): Simplifies multi-step registration into a single method.</w:t>
       </w:r>
     </w:p>
     <w:p>
@@ -6688,7 +7287,7 @@
         <w:pStyle w:val="ListBullet"/>
       </w:pPr>
       <w:r>
-        <w:t>Adapter (EmailAdapter): Bridges the incompatible LegacyEmailService so the new system can send welcome emails through the standard Notification interface.</w:t>
+        <w:t>Adapter (EmailAdapter): Bridges incompatible LegacyEmailService to the Notification interface.</w:t>
       </w:r>
     </w:p>
     <w:p>
@@ -6696,7 +7295,7 @@
         <w:pStyle w:val="ListBullet"/>
       </w:pPr>
       <w:r>
-        <w:t>Proxy (StudentRecordProxy): Protects sensitive student marks data by allowing only ADMIN role to view marks.</w:t>
+        <w:t>Proxy (StudentRecordProxy): Protects sensitive marks data by allowing only ADMIN access.</w:t>
       </w:r>
     </w:p>
     <w:p>
@@ -6704,7 +7303,7 @@
         <w:pStyle w:val="ListBullet"/>
       </w:pPr>
       <w:r>
-        <w:t>Decorator (PdfDecorator, WatermarkDecorator, SignatureDecorator): Dynamically adds PDF export, watermark, and digital signature features to student reports.</w:t>
+        <w:t>Decorator (PdfDecorator, WatermarkDecorator, SignatureDecorator): Dynamically adds PDF, watermark, and signature to reports.</w:t>
       </w:r>
     </w:p>
     <w:p>
@@ -6717,7 +7316,7 @@
     </w:p>
     <w:p>
       <w:r>
-        <w:t>This mini module demonstrates how four structural design patterns can work together in a real-world student services workflow. The Facade simplifies the registration process, the Adapter enables legacy system integration, the Proxy secures confidential records, and the Decorator enriches reports with dynamic features. Each pattern addresses a specific structural concern, resulting in a flexible, secure, and maintainable system.</w:t>
+        <w:t>This module demonstrates four structural patterns working together. The Facade simplifies registration, the Adapter enables legacy integration, the Proxy secures records, and the Decorator enriches reports. Each pattern addresses a specific structural concern, resulting in a flexible, secure, and maintainable system.</w:t>
       </w:r>
     </w:p>
     <w:sectPr>
